--- a/SYSTEM_TECHNICAL_REPORT.docx
+++ b/SYSTEM_TECHNICAL_REPORT.docx
@@ -12705,9 +12705,10 @@
       </w:r>
     </w:p>
     <w:sectPr>
-      <w:footerReference w:type="default" r:id="rId15"/>
+      <w:headerReference w:type="default" r:id="rId15"/>
+      <w:footerReference w:type="default" r:id="rId16"/>
       <w:pgSz w:w="12240" w:h="15840"/>
-      <w:pgMar w:top="1080" w:right="1260" w:bottom="1080" w:left="1260" w:header="708" w:footer="708" w:gutter="0"/>
+      <w:pgMar w:top="1080" w:right="1260" w:bottom="1080" w:left="1260" w:header="432" w:footer="708" w:gutter="0"/>
       <w:cols w:space="720"/>
       <w:docGrid w:linePitch="360"/>
     </w:sectPr>
@@ -12747,7 +12748,6 @@
         <w:docPartUnique/>
       </w:docPartObj>
     </w:sdtPr>
-    <w:sdtEndPr/>
     <w:sdtContent>
       <w:sdt>
         <w:sdtPr>
@@ -12760,7 +12760,6 @@
             <w:docPartUnique/>
           </w:docPartObj>
         </w:sdtPr>
-        <w:sdtEndPr/>
         <w:sdtContent>
           <w:p>
             <w:pPr>
@@ -12974,6 +12973,51 @@
     </w:p>
   </w:footnote>
 </w:footnotes>
+</file>
+
+<file path=word/header1.xml><?xml version="1.0" encoding="utf-8"?>
+<w:hdr xmlns:wpc="http://schemas.microsoft.com/office/word/2010/wordprocessingCanvas" xmlns:cx="http://schemas.microsoft.com/office/drawing/2014/chartex" xmlns:cx1="http://schemas.microsoft.com/office/drawing/2015/9/8/chartex" xmlns:cx2="http://schemas.microsoft.com/office/drawing/2015/10/21/chartex" xmlns:cx3="http://schemas.microsoft.com/office/drawing/2016/5/9/chartex" xmlns:cx4="http://schemas.microsoft.com/office/drawing/2016/5/10/chartex" xmlns:cx5="http://schemas.microsoft.com/office/drawing/2016/5/11/chartex" xmlns:cx6="http://schemas.microsoft.com/office/drawing/2016/5/12/chartex" xmlns:cx7="http://schemas.microsoft.com/office/drawing/2016/5/13/chartex" xmlns:cx8="http://schemas.microsoft.com/office/drawing/2016/5/14/chartex" xmlns:mc="http://schemas.openxmlformats.org/markup-compatibility/2006" xmlns:aink="http://schemas.microsoft.com/office/drawing/2016/ink" xmlns:am3d="http://schemas.microsoft.com/office/drawing/2017/model3d" xmlns:o="urn:schemas-microsoft-com:office:office" xmlns:oel="http://schemas.microsoft.com/office/2019/extlst" xmlns:r="http://schemas.openxmlformats.org/officeDocument/2006/relationships" xmlns:m="http://schemas.openxmlformats.org/officeDocument/2006/math" xmlns:v="urn:schemas-microsoft-com:vml" xmlns:wp14="http://schemas.microsoft.com/office/word/2010/wordprocessingDrawing" xmlns:wp="http://schemas.openxmlformats.org/drawingml/2006/wordprocessingDrawing" xmlns:w10="urn:schemas-microsoft-com:office:word" xmlns:w="http://schemas.openxmlformats.org/wordprocessingml/2006/main" xmlns:w14="http://schemas.microsoft.com/office/word/2010/wordml" xmlns:w15="http://schemas.microsoft.com/office/word/2012/wordml" xmlns:w16cex="http://schemas.microsoft.com/office/word/2018/wordml/cex" xmlns:w16cid="http://schemas.microsoft.com/office/word/2016/wordml/cid" xmlns:w16="http://schemas.microsoft.com/office/word/2018/wordml" xmlns:w16du="http://schemas.microsoft.com/office/word/2023/wordml/word16du" xmlns:w16sdtdh="http://schemas.microsoft.com/office/word/2020/wordml/sdtdatahash" xmlns:w16sdtfl="http://schemas.microsoft.com/office/word/2024/wordml/sdtformatlock" xmlns:w16se="http://schemas.microsoft.com/office/word/2015/wordml/symex" xmlns:wpg="http://schemas.microsoft.com/office/word/2010/wordprocessingGroup" xmlns:wpi="http://schemas.microsoft.com/office/word/2010/wordprocessingInk" xmlns:wne="http://schemas.microsoft.com/office/word/2006/wordml" xmlns:wps="http://schemas.microsoft.com/office/word/2010/wordprocessingShape" mc:Ignorable="w14 w15 w16se w16cid w16 w16cex w16sdtdh w16sdtfl w16du wp14">
+  <w:p>
+    <w:pPr>
+      <w:pStyle w:val="Header"/>
+      <w:jc w:val="center"/>
+      <w:rPr>
+        <w:b/>
+        <w:bCs/>
+        <w:sz w:val="28"/>
+        <w:szCs w:val="28"/>
+      </w:rPr>
+    </w:pPr>
+    <w:r>
+      <w:rPr>
+        <w:b/>
+        <w:bCs/>
+        <w:sz w:val="28"/>
+        <w:szCs w:val="28"/>
+      </w:rPr>
+      <w:t>NAME: PRINCE PIO ANAAYIRE</w:t>
+    </w:r>
+    <w:r>
+      <w:rPr>
+        <w:b/>
+        <w:bCs/>
+        <w:sz w:val="28"/>
+        <w:szCs w:val="28"/>
+      </w:rPr>
+      <w:t xml:space="preserve">                     </w:t>
+    </w:r>
+    <w:r>
+      <w:rPr>
+        <w:b/>
+        <w:bCs/>
+        <w:sz w:val="28"/>
+        <w:szCs w:val="28"/>
+      </w:rPr>
+      <w:tab/>
+      <w:t>INDEX NUMBER: MS/ITE/25/0037</w:t>
+    </w:r>
+  </w:p>
+</w:hdr>
 </file>
 
 <file path=word/numbering.xml><?xml version="1.0" encoding="utf-8"?>

--- a/SYSTEM_TECHNICAL_REPORT.docx
+++ b/SYSTEM_TECHNICAL_REPORT.docx
@@ -8,20 +8,12 @@
         <w:jc w:val="center"/>
         <w:rPr>
           <w:rFonts w:ascii="Times New Roman" w:hAnsi="Times New Roman" w:cs="Times New Roman"/>
-          <w:sz w:val="28"/>
-          <w:szCs w:val="28"/>
-        </w:rPr>
-      </w:pPr>
-      <w:r>
-        <w:rPr>
-          <w:rFonts w:ascii="Times New Roman" w:hAnsi="Times New Roman" w:cs="Times New Roman"/>
-          <w:b/>
-          <w:bCs/>
-          <w:sz w:val="28"/>
-          <w:szCs w:val="28"/>
-        </w:rPr>
-        <w:t>TECHNICAL REPORT</w:t>
-      </w:r>
+          <w:b/>
+          <w:bCs/>
+          <w:sz w:val="28"/>
+          <w:szCs w:val="28"/>
+        </w:rPr>
+      </w:pPr>
     </w:p>
     <w:p>
       <w:pPr>
@@ -29,6 +21,58 @@
         <w:jc w:val="center"/>
         <w:rPr>
           <w:rFonts w:ascii="Times New Roman" w:hAnsi="Times New Roman" w:cs="Times New Roman"/>
+          <w:b/>
+          <w:bCs/>
+          <w:sz w:val="28"/>
+          <w:szCs w:val="28"/>
+        </w:rPr>
+      </w:pPr>
+    </w:p>
+    <w:p>
+      <w:pPr>
+        <w:spacing w:before="100" w:beforeAutospacing="1"/>
+        <w:jc w:val="center"/>
+        <w:rPr>
+          <w:rFonts w:ascii="Times New Roman" w:hAnsi="Times New Roman" w:cs="Times New Roman"/>
+          <w:b/>
+          <w:bCs/>
+          <w:sz w:val="28"/>
+          <w:szCs w:val="28"/>
+        </w:rPr>
+      </w:pPr>
+    </w:p>
+    <w:p>
+      <w:pPr>
+        <w:spacing w:before="100" w:beforeAutospacing="1"/>
+        <w:jc w:val="center"/>
+        <w:rPr>
+          <w:rFonts w:ascii="Times New Roman" w:hAnsi="Times New Roman" w:cs="Times New Roman"/>
+          <w:sz w:val="28"/>
+          <w:szCs w:val="28"/>
+        </w:rPr>
+      </w:pPr>
+      <w:r>
+        <w:rPr>
+          <w:rFonts w:ascii="Times New Roman" w:hAnsi="Times New Roman" w:cs="Times New Roman"/>
+          <w:b/>
+          <w:bCs/>
+          <w:sz w:val="28"/>
+          <w:szCs w:val="28"/>
+        </w:rPr>
+        <w:t>TECHNICAL REPORT</w:t>
+      </w:r>
+    </w:p>
+    <w:p>
+      <w:pPr>
+        <w:pBdr>
+          <w:bottom w:val="single" w:sz="4" w:space="1" w:color="auto"/>
+        </w:pBdr>
+        <w:spacing w:before="100" w:beforeAutospacing="1"/>
+        <w:jc w:val="center"/>
+        <w:rPr>
+          <w:rFonts w:ascii="Times New Roman" w:hAnsi="Times New Roman" w:cs="Times New Roman"/>
+          <w:b/>
+          <w:bCs/>
           <w:sz w:val="28"/>
           <w:szCs w:val="28"/>
         </w:rPr>
@@ -46,35 +90,834 @@
     </w:p>
     <w:p>
       <w:pPr>
-        <w:spacing w:before="100" w:beforeAutospacing="1" w:line="480" w:lineRule="auto"/>
+        <w:pBdr>
+          <w:bottom w:val="single" w:sz="4" w:space="1" w:color="auto"/>
+        </w:pBdr>
+        <w:spacing w:before="100" w:beforeAutospacing="1"/>
         <w:jc w:val="center"/>
         <w:rPr>
           <w:rFonts w:ascii="Times New Roman" w:hAnsi="Times New Roman" w:cs="Times New Roman"/>
+          <w:sz w:val="28"/>
+          <w:szCs w:val="28"/>
+        </w:rPr>
+      </w:pPr>
+    </w:p>
+    <w:p>
+      <w:pPr>
+        <w:spacing w:before="100" w:beforeAutospacing="1" w:line="480" w:lineRule="auto"/>
+        <w:jc w:val="center"/>
+        <w:rPr>
+          <w:rFonts w:ascii="Times New Roman" w:hAnsi="Times New Roman" w:cs="Times New Roman"/>
+          <w:sz w:val="28"/>
+          <w:szCs w:val="28"/>
+        </w:rPr>
+      </w:pPr>
+    </w:p>
+    <w:tbl>
+      <w:tblPr>
+        <w:tblStyle w:val="TableGrid"/>
+        <w:tblW w:w="4989" w:type="pct"/>
+        <w:tblLook w:val="04A0" w:firstRow="1" w:lastRow="0" w:firstColumn="1" w:lastColumn="0" w:noHBand="0" w:noVBand="1"/>
+      </w:tblPr>
+      <w:tblGrid>
+        <w:gridCol w:w="2249"/>
+        <w:gridCol w:w="7440"/>
+      </w:tblGrid>
+      <w:tr>
+        <w:trPr>
+          <w:trHeight w:val="601"/>
+        </w:trPr>
+        <w:tc>
+          <w:tcPr>
+            <w:tcW w:w="0" w:type="auto"/>
+            <w:gridSpan w:val="2"/>
+            <w:shd w:val="clear" w:color="auto" w:fill="0E2841" w:themeFill="text2"/>
+          </w:tcPr>
+          <w:p>
+            <w:pPr>
+              <w:spacing w:before="100" w:beforeAutospacing="1" w:line="480" w:lineRule="auto"/>
+              <w:jc w:val="center"/>
+              <w:rPr>
+                <w:rFonts w:ascii="Times New Roman" w:hAnsi="Times New Roman" w:cs="Times New Roman"/>
+                <w:sz w:val="28"/>
+                <w:szCs w:val="28"/>
+              </w:rPr>
+            </w:pPr>
+            <w:r>
+              <w:rPr>
+                <w:rFonts w:ascii="Times New Roman" w:hAnsi="Times New Roman" w:cs="Times New Roman"/>
+                <w:b/>
+                <w:bCs/>
+                <w:sz w:val="28"/>
+                <w:szCs w:val="28"/>
+              </w:rPr>
+              <w:t xml:space="preserve">PROJECT </w:t>
+            </w:r>
+            <w:r>
+              <w:rPr>
+                <w:rFonts w:ascii="Times New Roman" w:hAnsi="Times New Roman" w:cs="Times New Roman"/>
+                <w:b/>
+                <w:bCs/>
+                <w:sz w:val="28"/>
+                <w:szCs w:val="28"/>
+              </w:rPr>
+              <w:t>DETAIL</w:t>
+            </w:r>
+          </w:p>
+        </w:tc>
+      </w:tr>
+      <w:tr>
+        <w:trPr>
+          <w:trHeight w:val="591"/>
+        </w:trPr>
+        <w:tc>
+          <w:tcPr>
+            <w:tcW w:w="0" w:type="auto"/>
+          </w:tcPr>
+          <w:p>
+            <w:pPr>
+              <w:spacing w:before="100" w:beforeAutospacing="1" w:line="480" w:lineRule="auto"/>
+              <w:jc w:val="both"/>
+              <w:rPr>
+                <w:rFonts w:ascii="Times New Roman" w:hAnsi="Times New Roman" w:cs="Times New Roman"/>
+                <w:sz w:val="28"/>
+                <w:szCs w:val="28"/>
+              </w:rPr>
+            </w:pPr>
+            <w:r>
+              <w:rPr>
+                <w:rFonts w:ascii="Times New Roman" w:hAnsi="Times New Roman" w:cs="Times New Roman"/>
+                <w:sz w:val="28"/>
+                <w:szCs w:val="28"/>
+              </w:rPr>
+              <w:t>Project Title</w:t>
+            </w:r>
+          </w:p>
+        </w:tc>
+        <w:tc>
+          <w:tcPr>
+            <w:tcW w:w="0" w:type="auto"/>
+          </w:tcPr>
+          <w:p>
+            <w:pPr>
+              <w:spacing w:before="100" w:beforeAutospacing="1" w:line="480" w:lineRule="auto"/>
+              <w:jc w:val="both"/>
+              <w:rPr>
+                <w:rFonts w:ascii="Times New Roman" w:hAnsi="Times New Roman" w:cs="Times New Roman"/>
+                <w:sz w:val="28"/>
+                <w:szCs w:val="28"/>
+              </w:rPr>
+            </w:pPr>
+            <w:r>
+              <w:rPr>
+                <w:rFonts w:ascii="Times New Roman" w:hAnsi="Times New Roman" w:cs="Times New Roman"/>
+                <w:sz w:val="28"/>
+                <w:szCs w:val="28"/>
+              </w:rPr>
+              <w:t>Online Food Delivery System (</w:t>
+            </w:r>
+            <w:proofErr w:type="spellStart"/>
+            <w:r>
+              <w:rPr>
+                <w:rFonts w:ascii="Times New Roman" w:hAnsi="Times New Roman" w:cs="Times New Roman"/>
+                <w:sz w:val="28"/>
+                <w:szCs w:val="28"/>
+              </w:rPr>
+              <w:t>FoodDevliveryApp</w:t>
+            </w:r>
+            <w:proofErr w:type="spellEnd"/>
+            <w:r>
+              <w:rPr>
+                <w:rFonts w:ascii="Times New Roman" w:hAnsi="Times New Roman" w:cs="Times New Roman"/>
+                <w:sz w:val="28"/>
+                <w:szCs w:val="28"/>
+              </w:rPr>
+              <w:t>)</w:t>
+            </w:r>
+          </w:p>
+        </w:tc>
+      </w:tr>
+      <w:tr>
+        <w:trPr>
+          <w:trHeight w:val="601"/>
+        </w:trPr>
+        <w:tc>
+          <w:tcPr>
+            <w:tcW w:w="0" w:type="auto"/>
+          </w:tcPr>
+          <w:p>
+            <w:pPr>
+              <w:spacing w:before="100" w:beforeAutospacing="1" w:line="480" w:lineRule="auto"/>
+              <w:jc w:val="both"/>
+              <w:rPr>
+                <w:rFonts w:ascii="Times New Roman" w:hAnsi="Times New Roman" w:cs="Times New Roman"/>
+                <w:sz w:val="28"/>
+                <w:szCs w:val="28"/>
+              </w:rPr>
+            </w:pPr>
+            <w:r>
+              <w:rPr>
+                <w:rFonts w:ascii="Times New Roman" w:hAnsi="Times New Roman" w:cs="Times New Roman"/>
+                <w:sz w:val="28"/>
+                <w:szCs w:val="28"/>
+              </w:rPr>
+              <w:t>Application Type</w:t>
+            </w:r>
+          </w:p>
+        </w:tc>
+        <w:tc>
+          <w:tcPr>
+            <w:tcW w:w="0" w:type="auto"/>
+          </w:tcPr>
+          <w:p>
+            <w:pPr>
+              <w:spacing w:before="100" w:beforeAutospacing="1" w:line="480" w:lineRule="auto"/>
+              <w:jc w:val="both"/>
+              <w:rPr>
+                <w:rFonts w:ascii="Times New Roman" w:hAnsi="Times New Roman" w:cs="Times New Roman"/>
+                <w:sz w:val="28"/>
+                <w:szCs w:val="28"/>
+              </w:rPr>
+            </w:pPr>
+            <w:r>
+              <w:rPr>
+                <w:rFonts w:ascii="Times New Roman" w:hAnsi="Times New Roman" w:cs="Times New Roman"/>
+                <w:sz w:val="28"/>
+                <w:szCs w:val="28"/>
+              </w:rPr>
+              <w:t>Java desktop application (JavaFX)</w:t>
+            </w:r>
+          </w:p>
+        </w:tc>
+      </w:tr>
+      <w:tr>
+        <w:trPr>
+          <w:trHeight w:val="591"/>
+        </w:trPr>
+        <w:tc>
+          <w:tcPr>
+            <w:tcW w:w="0" w:type="auto"/>
+          </w:tcPr>
+          <w:p>
+            <w:pPr>
+              <w:spacing w:before="100" w:beforeAutospacing="1" w:line="480" w:lineRule="auto"/>
+              <w:jc w:val="both"/>
+              <w:rPr>
+                <w:rFonts w:ascii="Times New Roman" w:hAnsi="Times New Roman" w:cs="Times New Roman"/>
+                <w:sz w:val="28"/>
+                <w:szCs w:val="28"/>
+              </w:rPr>
+            </w:pPr>
+            <w:r>
+              <w:rPr>
+                <w:rFonts w:ascii="Times New Roman" w:hAnsi="Times New Roman" w:cs="Times New Roman"/>
+                <w:sz w:val="28"/>
+                <w:szCs w:val="28"/>
+              </w:rPr>
+              <w:t>Repository</w:t>
+            </w:r>
+          </w:p>
+        </w:tc>
+        <w:tc>
+          <w:tcPr>
+            <w:tcW w:w="0" w:type="auto"/>
+          </w:tcPr>
+          <w:p>
+            <w:pPr>
+              <w:spacing w:before="100" w:beforeAutospacing="1" w:line="480" w:lineRule="auto"/>
+              <w:jc w:val="both"/>
+              <w:rPr>
+                <w:rFonts w:ascii="Times New Roman" w:hAnsi="Times New Roman" w:cs="Times New Roman"/>
+                <w:b/>
+                <w:bCs/>
+                <w:sz w:val="28"/>
+                <w:szCs w:val="28"/>
+              </w:rPr>
+            </w:pPr>
+            <w:r>
+              <w:rPr>
+                <w:rFonts w:ascii="Times New Roman" w:hAnsi="Times New Roman" w:cs="Times New Roman"/>
+                <w:b/>
+                <w:bCs/>
+                <w:sz w:val="28"/>
+                <w:szCs w:val="28"/>
+              </w:rPr>
+              <w:t>https://github.com/PRINCE2025EASY/FoodDevliveryApp</w:t>
+            </w:r>
+          </w:p>
+        </w:tc>
+      </w:tr>
+      <w:tr>
+        <w:trPr>
+          <w:trHeight w:val="601"/>
+        </w:trPr>
+        <w:tc>
+          <w:tcPr>
+            <w:tcW w:w="0" w:type="auto"/>
+          </w:tcPr>
+          <w:p>
+            <w:pPr>
+              <w:spacing w:before="100" w:beforeAutospacing="1" w:line="480" w:lineRule="auto"/>
+              <w:jc w:val="both"/>
+              <w:rPr>
+                <w:rFonts w:ascii="Times New Roman" w:hAnsi="Times New Roman" w:cs="Times New Roman"/>
+                <w:sz w:val="28"/>
+                <w:szCs w:val="28"/>
+              </w:rPr>
+            </w:pPr>
+            <w:r>
+              <w:rPr>
+                <w:rFonts w:ascii="Times New Roman" w:hAnsi="Times New Roman" w:cs="Times New Roman"/>
+                <w:sz w:val="28"/>
+                <w:szCs w:val="28"/>
+              </w:rPr>
+              <w:t>Report Date</w:t>
+            </w:r>
+          </w:p>
+        </w:tc>
+        <w:tc>
+          <w:tcPr>
+            <w:tcW w:w="0" w:type="auto"/>
+          </w:tcPr>
+          <w:p>
+            <w:pPr>
+              <w:spacing w:before="100" w:beforeAutospacing="1" w:line="480" w:lineRule="auto"/>
+              <w:jc w:val="both"/>
+              <w:rPr>
+                <w:rFonts w:ascii="Times New Roman" w:hAnsi="Times New Roman" w:cs="Times New Roman"/>
+                <w:sz w:val="28"/>
+                <w:szCs w:val="28"/>
+              </w:rPr>
+            </w:pPr>
+            <w:r>
+              <w:rPr>
+                <w:rFonts w:ascii="Times New Roman" w:hAnsi="Times New Roman" w:cs="Times New Roman"/>
+                <w:sz w:val="28"/>
+                <w:szCs w:val="28"/>
+              </w:rPr>
+              <w:t>July 11, 2026</w:t>
+            </w:r>
+          </w:p>
+        </w:tc>
+      </w:tr>
+    </w:tbl>
+    <w:p>
+      <w:pPr>
+        <w:spacing w:before="100" w:beforeAutospacing="1" w:line="480" w:lineRule="auto"/>
+        <w:jc w:val="both"/>
+        <w:rPr>
+          <w:rFonts w:ascii="Times New Roman" w:hAnsi="Times New Roman" w:cs="Times New Roman"/>
+          <w:sz w:val="28"/>
+          <w:szCs w:val="28"/>
+        </w:rPr>
+      </w:pPr>
+    </w:p>
+    <w:p>
+      <w:pPr>
+        <w:tabs>
+          <w:tab w:val="left" w:pos="1930"/>
+        </w:tabs>
+        <w:spacing w:before="100" w:beforeAutospacing="1" w:line="480" w:lineRule="auto"/>
+        <w:jc w:val="both"/>
+        <w:rPr>
+          <w:rFonts w:ascii="Times New Roman" w:hAnsi="Times New Roman" w:cs="Times New Roman"/>
+          <w:sz w:val="28"/>
+          <w:szCs w:val="28"/>
+        </w:rPr>
+      </w:pPr>
+    </w:p>
+    <w:p>
+      <w:pPr>
+        <w:tabs>
+          <w:tab w:val="left" w:pos="1930"/>
+        </w:tabs>
+        <w:spacing w:before="100" w:beforeAutospacing="1" w:line="480" w:lineRule="auto"/>
+        <w:jc w:val="both"/>
+        <w:rPr>
+          <w:rFonts w:ascii="Times New Roman" w:hAnsi="Times New Roman" w:cs="Times New Roman"/>
+          <w:sz w:val="28"/>
+          <w:szCs w:val="28"/>
+        </w:rPr>
+      </w:pPr>
+    </w:p>
+    <w:p>
+      <w:pPr>
+        <w:tabs>
+          <w:tab w:val="left" w:pos="1930"/>
+        </w:tabs>
+        <w:spacing w:before="100" w:beforeAutospacing="1" w:line="480" w:lineRule="auto"/>
+        <w:jc w:val="both"/>
+        <w:rPr>
+          <w:rFonts w:ascii="Times New Roman" w:hAnsi="Times New Roman" w:cs="Times New Roman"/>
+          <w:sz w:val="28"/>
+          <w:szCs w:val="28"/>
+        </w:rPr>
+      </w:pPr>
+    </w:p>
+    <w:p>
+      <w:pPr>
+        <w:tabs>
+          <w:tab w:val="left" w:pos="1930"/>
+        </w:tabs>
+        <w:spacing w:before="100" w:beforeAutospacing="1" w:line="480" w:lineRule="auto"/>
+        <w:jc w:val="both"/>
+        <w:rPr>
+          <w:rFonts w:ascii="Times New Roman" w:hAnsi="Times New Roman" w:cs="Times New Roman"/>
+          <w:sz w:val="28"/>
+          <w:szCs w:val="28"/>
+        </w:rPr>
+      </w:pPr>
+    </w:p>
+    <w:p>
+      <w:pPr>
+        <w:tabs>
+          <w:tab w:val="left" w:pos="1930"/>
+        </w:tabs>
+        <w:spacing w:before="100" w:beforeAutospacing="1" w:line="480" w:lineRule="auto"/>
+        <w:jc w:val="both"/>
+        <w:rPr>
+          <w:rFonts w:ascii="Times New Roman" w:hAnsi="Times New Roman" w:cs="Times New Roman"/>
+          <w:sz w:val="28"/>
+          <w:szCs w:val="28"/>
+        </w:rPr>
+      </w:pPr>
+    </w:p>
+    <w:p>
+      <w:pPr>
+        <w:spacing w:before="100" w:beforeAutospacing="1" w:line="480" w:lineRule="auto"/>
+        <w:jc w:val="both"/>
+        <w:rPr>
+          <w:rFonts w:ascii="Times New Roman" w:hAnsi="Times New Roman" w:cs="Times New Roman"/>
+          <w:sz w:val="28"/>
+          <w:szCs w:val="28"/>
+        </w:rPr>
+      </w:pPr>
+      <w:r>
+        <w:rPr>
+          <w:rFonts w:ascii="Times New Roman" w:hAnsi="Times New Roman" w:cs="Times New Roman"/>
+          <w:sz w:val="28"/>
+          <w:szCs w:val="28"/>
+        </w:rPr>
+        <w:lastRenderedPageBreak/>
+        <w:t>2.</w:t>
+      </w:r>
+      <w:r>
+        <w:rPr>
+          <w:rFonts w:ascii="Times New Roman" w:hAnsi="Times New Roman" w:cs="Times New Roman"/>
+          <w:b/>
+          <w:bCs/>
+          <w:sz w:val="28"/>
+          <w:szCs w:val="28"/>
+        </w:rPr>
+        <w:t xml:space="preserve"> Introduction</w:t>
+      </w:r>
+    </w:p>
+    <w:p>
+      <w:pPr>
+        <w:spacing w:before="100" w:beforeAutospacing="1" w:line="480" w:lineRule="auto"/>
+        <w:jc w:val="both"/>
+        <w:rPr>
+          <w:rFonts w:ascii="Times New Roman" w:hAnsi="Times New Roman" w:cs="Times New Roman"/>
+          <w:sz w:val="28"/>
+          <w:szCs w:val="28"/>
+        </w:rPr>
+      </w:pPr>
+      <w:r>
+        <w:rPr>
+          <w:rFonts w:ascii="Times New Roman" w:hAnsi="Times New Roman" w:cs="Times New Roman"/>
+          <w:sz w:val="28"/>
+          <w:szCs w:val="28"/>
+        </w:rPr>
+        <w:t xml:space="preserve">The Online Food Delivery System is a desktop application built with Java and JavaFX that simulates the core workflow of a restaurant ordering platform: a customer browses a menu, builds a shopping cart, and submits an order that is captured as a formal invoice; a separate administrator role can subsequently review every order placed across all customer sessions from a dedicated dashboard. The project is packaged as a Maven module named </w:t>
+      </w:r>
+      <w:r>
+        <w:rPr>
+          <w:rFonts w:ascii="Times New Roman" w:hAnsi="Times New Roman" w:cs="Times New Roman"/>
+          <w:b/>
+          <w:bCs/>
+          <w:sz w:val="28"/>
+          <w:szCs w:val="28"/>
+        </w:rPr>
+        <w:t>Online</w:t>
+      </w:r>
+      <w:r>
+        <w:rPr>
+          <w:rFonts w:ascii="Times New Roman" w:hAnsi="Times New Roman" w:cs="Times New Roman"/>
+          <w:b/>
+          <w:bCs/>
+          <w:sz w:val="28"/>
+          <w:szCs w:val="28"/>
+        </w:rPr>
+        <w:t xml:space="preserve"> </w:t>
+      </w:r>
+      <w:proofErr w:type="spellStart"/>
+      <w:r>
+        <w:rPr>
+          <w:rFonts w:ascii="Times New Roman" w:hAnsi="Times New Roman" w:cs="Times New Roman"/>
+          <w:b/>
+          <w:bCs/>
+          <w:sz w:val="28"/>
+          <w:szCs w:val="28"/>
+        </w:rPr>
+        <w:t>FoodDelivery</w:t>
+      </w:r>
+      <w:proofErr w:type="spellEnd"/>
+      <w:r>
+        <w:rPr>
+          <w:rFonts w:ascii="Times New Roman" w:hAnsi="Times New Roman" w:cs="Times New Roman"/>
+          <w:b/>
+          <w:bCs/>
+          <w:sz w:val="28"/>
+          <w:szCs w:val="28"/>
+        </w:rPr>
+        <w:t xml:space="preserve"> </w:t>
+      </w:r>
+      <w:r>
+        <w:rPr>
+          <w:rFonts w:ascii="Times New Roman" w:hAnsi="Times New Roman" w:cs="Times New Roman"/>
+          <w:b/>
+          <w:bCs/>
+          <w:sz w:val="28"/>
+          <w:szCs w:val="28"/>
+        </w:rPr>
+        <w:t>System</w:t>
+      </w:r>
+      <w:r>
+        <w:rPr>
+          <w:rFonts w:ascii="Times New Roman" w:hAnsi="Times New Roman" w:cs="Times New Roman"/>
+          <w:sz w:val="28"/>
+          <w:szCs w:val="28"/>
+        </w:rPr>
+        <w:t xml:space="preserve"> and </w:t>
+      </w:r>
+      <w:proofErr w:type="spellStart"/>
+      <w:r>
+        <w:rPr>
+          <w:rFonts w:ascii="Times New Roman" w:hAnsi="Times New Roman" w:cs="Times New Roman"/>
+          <w:sz w:val="28"/>
+          <w:szCs w:val="28"/>
+        </w:rPr>
+        <w:t>organised</w:t>
+      </w:r>
+      <w:proofErr w:type="spellEnd"/>
+      <w:r>
+        <w:rPr>
+          <w:rFonts w:ascii="Times New Roman" w:hAnsi="Times New Roman" w:cs="Times New Roman"/>
+          <w:sz w:val="28"/>
+          <w:szCs w:val="28"/>
+        </w:rPr>
+        <w:t xml:space="preserve"> around a small, purpose-built object model rather than a database-backed enterprise stack, making it well suited as a teaching example of desktop GUI development, role-based navigation, and basic object-oriented design in Java.</w:t>
+      </w:r>
+    </w:p>
+    <w:p>
+      <w:pPr>
+        <w:spacing w:before="100" w:beforeAutospacing="1" w:line="480" w:lineRule="auto"/>
+        <w:jc w:val="both"/>
+        <w:rPr>
+          <w:rFonts w:ascii="Times New Roman" w:hAnsi="Times New Roman" w:cs="Times New Roman"/>
+          <w:sz w:val="28"/>
+          <w:szCs w:val="28"/>
+        </w:rPr>
+      </w:pPr>
+      <w:r>
+        <w:rPr>
+          <w:rFonts w:ascii="Times New Roman" w:hAnsi="Times New Roman" w:cs="Times New Roman"/>
+          <w:sz w:val="28"/>
+          <w:szCs w:val="28"/>
+        </w:rPr>
+        <w:t>Unlike typical class exercises that stop at a single ordering screen, this project extends the brief with two connected concerns that mirror real commercial delivery platforms:</w:t>
+      </w:r>
+    </w:p>
+    <w:p>
+      <w:pPr>
+        <w:spacing w:before="100" w:beforeAutospacing="1" w:line="480" w:lineRule="auto"/>
+        <w:jc w:val="both"/>
+        <w:rPr>
+          <w:rFonts w:ascii="Times New Roman" w:hAnsi="Times New Roman" w:cs="Times New Roman"/>
+          <w:sz w:val="28"/>
+          <w:szCs w:val="28"/>
+        </w:rPr>
+      </w:pPr>
+      <w:r>
+        <w:rPr>
+          <w:rFonts w:ascii="Times New Roman" w:hAnsi="Times New Roman" w:cs="Times New Roman"/>
+          <w:sz w:val="28"/>
+          <w:szCs w:val="28"/>
+        </w:rPr>
+        <w:t xml:space="preserve">authentication with distinct account roles </w:t>
+      </w:r>
+      <w:r>
+        <w:rPr>
+          <w:rFonts w:ascii="Times New Roman" w:hAnsi="Times New Roman" w:cs="Times New Roman"/>
+          <w:b/>
+          <w:bCs/>
+          <w:sz w:val="28"/>
+          <w:szCs w:val="28"/>
+        </w:rPr>
+        <w:t>(customer vs. administrator)</w:t>
+      </w:r>
+      <w:r>
+        <w:rPr>
+          <w:rFonts w:ascii="Times New Roman" w:hAnsi="Times New Roman" w:cs="Times New Roman"/>
+          <w:sz w:val="28"/>
+          <w:szCs w:val="28"/>
+        </w:rPr>
+        <w:t xml:space="preserve">, and a shared, persistent order ledger that both roles can observe. </w:t>
+      </w:r>
+    </w:p>
+    <w:p>
+      <w:pPr>
+        <w:spacing w:before="100" w:beforeAutospacing="1" w:line="480" w:lineRule="auto"/>
+        <w:jc w:val="both"/>
+        <w:rPr>
+          <w:rFonts w:ascii="Times New Roman" w:hAnsi="Times New Roman" w:cs="Times New Roman"/>
+          <w:sz w:val="28"/>
+          <w:szCs w:val="28"/>
+        </w:rPr>
+      </w:pPr>
+      <w:r>
+        <w:rPr>
+          <w:rFonts w:ascii="Times New Roman" w:hAnsi="Times New Roman" w:cs="Times New Roman"/>
+          <w:sz w:val="28"/>
+          <w:szCs w:val="28"/>
+        </w:rPr>
+        <w:t xml:space="preserve">A login gate built on an in-memory </w:t>
+      </w:r>
+      <w:proofErr w:type="spellStart"/>
+      <w:r>
+        <w:rPr>
+          <w:rFonts w:ascii="Times New Roman" w:hAnsi="Times New Roman" w:cs="Times New Roman"/>
+          <w:sz w:val="28"/>
+          <w:szCs w:val="28"/>
+        </w:rPr>
+        <w:t>AuthService</w:t>
+      </w:r>
+      <w:proofErr w:type="spellEnd"/>
+      <w:r>
+        <w:rPr>
+          <w:rFonts w:ascii="Times New Roman" w:hAnsi="Times New Roman" w:cs="Times New Roman"/>
+          <w:sz w:val="28"/>
+          <w:szCs w:val="28"/>
+        </w:rPr>
+        <w:t xml:space="preserve"> routes a successful sign-in to one of two JavaFX scenes</w:t>
+      </w:r>
+      <w:r>
+        <w:rPr>
+          <w:rFonts w:ascii="Times New Roman" w:hAnsi="Times New Roman" w:cs="Times New Roman"/>
+          <w:sz w:val="28"/>
+          <w:szCs w:val="28"/>
+        </w:rPr>
+        <w:t xml:space="preserve">: </w:t>
+      </w:r>
+    </w:p>
+    <w:p>
+      <w:pPr>
+        <w:pStyle w:val="ListParagraph"/>
+        <w:numPr>
+          <w:ilvl w:val="0"/>
+          <w:numId w:val="3"/>
+        </w:numPr>
+        <w:spacing w:before="100" w:beforeAutospacing="1" w:line="480" w:lineRule="auto"/>
+        <w:jc w:val="both"/>
+        <w:rPr>
+          <w:rFonts w:ascii="Times New Roman" w:hAnsi="Times New Roman" w:cs="Times New Roman"/>
+          <w:sz w:val="28"/>
+          <w:szCs w:val="28"/>
+        </w:rPr>
+      </w:pPr>
+      <w:proofErr w:type="spellStart"/>
+      <w:r>
+        <w:rPr>
+          <w:rFonts w:ascii="Times New Roman" w:hAnsi="Times New Roman" w:cs="Times New Roman"/>
+          <w:b/>
+          <w:bCs/>
+          <w:sz w:val="28"/>
+          <w:szCs w:val="28"/>
+        </w:rPr>
+        <w:t>FoodDeliveryApp</w:t>
+      </w:r>
+      <w:proofErr w:type="spellEnd"/>
+      <w:r>
+        <w:rPr>
+          <w:rFonts w:ascii="Times New Roman" w:hAnsi="Times New Roman" w:cs="Times New Roman"/>
+          <w:sz w:val="28"/>
+          <w:szCs w:val="28"/>
+        </w:rPr>
+        <w:t xml:space="preserve"> for customers</w:t>
+      </w:r>
+      <w:r>
+        <w:rPr>
+          <w:rFonts w:ascii="Times New Roman" w:hAnsi="Times New Roman" w:cs="Times New Roman"/>
+          <w:sz w:val="28"/>
+          <w:szCs w:val="28"/>
+        </w:rPr>
+        <w:t>.</w:t>
+      </w:r>
+      <w:r>
+        <w:rPr>
+          <w:rFonts w:ascii="Times New Roman" w:hAnsi="Times New Roman" w:cs="Times New Roman"/>
+          <w:sz w:val="28"/>
+          <w:szCs w:val="28"/>
+        </w:rPr>
+        <w:t xml:space="preserve"> </w:t>
+      </w:r>
+    </w:p>
+    <w:p>
+      <w:pPr>
+        <w:pStyle w:val="ListParagraph"/>
+        <w:numPr>
+          <w:ilvl w:val="0"/>
+          <w:numId w:val="3"/>
+        </w:numPr>
+        <w:spacing w:before="100" w:beforeAutospacing="1" w:line="480" w:lineRule="auto"/>
+        <w:jc w:val="both"/>
+        <w:rPr>
+          <w:rFonts w:ascii="Times New Roman" w:hAnsi="Times New Roman" w:cs="Times New Roman"/>
+          <w:sz w:val="28"/>
+          <w:szCs w:val="28"/>
+        </w:rPr>
+      </w:pPr>
+      <w:proofErr w:type="spellStart"/>
+      <w:r>
+        <w:rPr>
+          <w:rFonts w:ascii="Times New Roman" w:hAnsi="Times New Roman" w:cs="Times New Roman"/>
+          <w:b/>
+          <w:bCs/>
+          <w:sz w:val="28"/>
+          <w:szCs w:val="28"/>
+        </w:rPr>
+        <w:t>AdminDashboard</w:t>
+      </w:r>
+      <w:proofErr w:type="spellEnd"/>
+      <w:r>
+        <w:rPr>
+          <w:rFonts w:ascii="Times New Roman" w:hAnsi="Times New Roman" w:cs="Times New Roman"/>
+          <w:sz w:val="28"/>
+          <w:szCs w:val="28"/>
+        </w:rPr>
+        <w:t xml:space="preserve"> for administrators</w:t>
+      </w:r>
+      <w:r>
+        <w:rPr>
+          <w:rFonts w:ascii="Times New Roman" w:hAnsi="Times New Roman" w:cs="Times New Roman"/>
+          <w:sz w:val="28"/>
+          <w:szCs w:val="28"/>
+        </w:rPr>
+        <w:t>.</w:t>
+      </w:r>
+    </w:p>
+    <w:p>
+      <w:pPr>
+        <w:spacing w:before="100" w:beforeAutospacing="1" w:line="480" w:lineRule="auto"/>
+        <w:jc w:val="both"/>
+        <w:rPr>
+          <w:rFonts w:ascii="Times New Roman" w:hAnsi="Times New Roman" w:cs="Times New Roman"/>
+          <w:sz w:val="28"/>
+          <w:szCs w:val="28"/>
+        </w:rPr>
+      </w:pPr>
+      <w:r>
+        <w:rPr>
+          <w:rFonts w:ascii="Times New Roman" w:hAnsi="Times New Roman" w:cs="Times New Roman"/>
+          <w:sz w:val="28"/>
+          <w:szCs w:val="28"/>
+        </w:rPr>
+        <w:lastRenderedPageBreak/>
+        <w:t>W</w:t>
+      </w:r>
+      <w:r>
+        <w:rPr>
+          <w:rFonts w:ascii="Times New Roman" w:hAnsi="Times New Roman" w:cs="Times New Roman"/>
+          <w:sz w:val="28"/>
+          <w:szCs w:val="28"/>
+        </w:rPr>
+        <w:t xml:space="preserve">hile a singleton </w:t>
+      </w:r>
+      <w:proofErr w:type="spellStart"/>
+      <w:r>
+        <w:rPr>
+          <w:rFonts w:ascii="Times New Roman" w:hAnsi="Times New Roman" w:cs="Times New Roman"/>
+          <w:sz w:val="28"/>
+          <w:szCs w:val="28"/>
+        </w:rPr>
+        <w:t>OrderStore</w:t>
+      </w:r>
+      <w:proofErr w:type="spellEnd"/>
+      <w:r>
+        <w:rPr>
+          <w:rFonts w:ascii="Times New Roman" w:hAnsi="Times New Roman" w:cs="Times New Roman"/>
+          <w:sz w:val="28"/>
+          <w:szCs w:val="28"/>
+        </w:rPr>
+        <w:t xml:space="preserve"> keeps every placed order </w:t>
+      </w:r>
+      <w:proofErr w:type="spellStart"/>
+      <w:r>
+        <w:rPr>
+          <w:rFonts w:ascii="Times New Roman" w:hAnsi="Times New Roman" w:cs="Times New Roman"/>
+          <w:sz w:val="28"/>
+          <w:szCs w:val="28"/>
+        </w:rPr>
+        <w:t>synchronised</w:t>
+      </w:r>
+      <w:proofErr w:type="spellEnd"/>
+      <w:r>
+        <w:rPr>
+          <w:rFonts w:ascii="Times New Roman" w:hAnsi="Times New Roman" w:cs="Times New Roman"/>
+          <w:sz w:val="28"/>
+          <w:szCs w:val="28"/>
+        </w:rPr>
+        <w:t xml:space="preserve"> in memory and mirrors it to a flat text file on disk so that orders survive between application runs.</w:t>
+      </w:r>
+    </w:p>
+    <w:p>
+      <w:pPr>
+        <w:spacing w:before="100" w:beforeAutospacing="1" w:line="480" w:lineRule="auto"/>
+        <w:jc w:val="both"/>
+        <w:rPr>
+          <w:rFonts w:ascii="Times New Roman" w:hAnsi="Times New Roman" w:cs="Times New Roman"/>
+          <w:sz w:val="28"/>
+          <w:szCs w:val="28"/>
+        </w:rPr>
+      </w:pPr>
+      <w:r>
+        <w:rPr>
+          <w:rFonts w:ascii="Times New Roman" w:hAnsi="Times New Roman" w:cs="Times New Roman"/>
+          <w:sz w:val="28"/>
+          <w:szCs w:val="28"/>
+        </w:rPr>
+        <w:t>The problem it addresses, its design and class structure, the object-oriented principles it demonstrates, the graphical interface it presents to each type of user, and the practical challenges encountered while building and evaluating it.</w:t>
+      </w:r>
+    </w:p>
+    <w:p>
+      <w:pPr>
+        <w:spacing w:before="100" w:beforeAutospacing="1" w:line="480" w:lineRule="auto"/>
+        <w:jc w:val="center"/>
+        <w:rPr>
+          <w:rFonts w:ascii="Times New Roman" w:hAnsi="Times New Roman" w:cs="Times New Roman"/>
+          <w:b/>
+          <w:bCs/>
+          <w:sz w:val="28"/>
+          <w:szCs w:val="28"/>
+        </w:rPr>
+      </w:pPr>
+      <w:r>
+        <w:rPr>
           <w:noProof/>
-          <w:sz w:val="28"/>
-          <w:szCs w:val="28"/>
-        </w:rPr>
-      </w:pPr>
-      <w:r>
-        <w:rPr>
-          <w:rFonts w:ascii="Times New Roman" w:hAnsi="Times New Roman" w:cs="Times New Roman"/>
-          <w:noProof/>
-          <w:sz w:val="28"/>
-          <w:szCs w:val="28"/>
         </w:rPr>
         <w:drawing>
-          <wp:anchor distT="0" distB="0" distL="114300" distR="114300" simplePos="0" relativeHeight="251660288" behindDoc="1" locked="0" layoutInCell="1" allowOverlap="1" wp14:anchorId="50A5301E" wp14:editId="338D5968">
+          <wp:anchor distT="0" distB="0" distL="114300" distR="114300" simplePos="0" relativeHeight="251660288" behindDoc="0" locked="0" layoutInCell="1" allowOverlap="1" wp14:anchorId="4F189A3B" wp14:editId="73AA58A0">
             <wp:simplePos x="0" y="0"/>
             <wp:positionH relativeFrom="column">
-              <wp:posOffset>107769</wp:posOffset>
+              <wp:posOffset>1708785</wp:posOffset>
             </wp:positionH>
             <wp:positionV relativeFrom="paragraph">
-              <wp:posOffset>347253</wp:posOffset>
+              <wp:posOffset>518160</wp:posOffset>
             </wp:positionV>
-            <wp:extent cx="6172200" cy="2984863"/>
-            <wp:effectExtent l="0" t="0" r="0" b="6350"/>
-            <wp:wrapNone/>
-            <wp:docPr id="1795700282" name="Picture 1"/>
+            <wp:extent cx="3053080" cy="2033905"/>
+            <wp:effectExtent l="0" t="0" r="0" b="4445"/>
+            <wp:wrapSquare wrapText="bothSides"/>
+            <wp:docPr id="1283414864" name="Picture 2"/>
             <wp:cNvGraphicFramePr>
               <a:graphicFrameLocks xmlns:a="http://schemas.openxmlformats.org/drawingml/2006/main" noChangeAspect="1"/>
             </wp:cNvGraphicFramePr>
@@ -82,10 +925,12 @@
               <a:graphicData uri="http://schemas.openxmlformats.org/drawingml/2006/picture">
                 <pic:pic xmlns:pic="http://schemas.openxmlformats.org/drawingml/2006/picture">
                   <pic:nvPicPr>
-                    <pic:cNvPr id="1795700282" name=""/>
-                    <pic:cNvPicPr/>
+                    <pic:cNvPr id="0" name="Picture 1"/>
+                    <pic:cNvPicPr>
+                      <a:picLocks noChangeAspect="1" noChangeArrowheads="1"/>
+                    </pic:cNvPicPr>
                   </pic:nvPicPr>
-                  <pic:blipFill>
+                  <pic:blipFill rotWithShape="1">
                     <a:blip r:embed="rId7" cstate="print">
                       <a:extLst>
                         <a:ext uri="{28A0092B-C50C-407E-A947-70E740481C1C}">
@@ -93,88 +938,650 @@
                         </a:ext>
                       </a:extLst>
                     </a:blip>
+                    <a:srcRect r="17264" b="16760"/>
                     <a:stretch>
                       <a:fillRect/>
                     </a:stretch>
                   </pic:blipFill>
-                  <pic:spPr>
+                  <pic:spPr bwMode="auto">
                     <a:xfrm>
                       <a:off x="0" y="0"/>
-                      <a:ext cx="6173337" cy="2985413"/>
+                      <a:ext cx="3053080" cy="2033905"/>
                     </a:xfrm>
                     <a:prstGeom prst="rect">
                       <a:avLst/>
                     </a:prstGeom>
+                    <a:noFill/>
+                    <a:ln>
+                      <a:noFill/>
+                    </a:ln>
+                    <a:extLst>
+                      <a:ext uri="{53640926-AAD7-44D8-BBD7-CCE9431645EC}">
+                        <a14:shadowObscured xmlns:a14="http://schemas.microsoft.com/office/drawing/2010/main"/>
+                      </a:ext>
+                    </a:extLst>
                   </pic:spPr>
                 </pic:pic>
               </a:graphicData>
             </a:graphic>
-            <wp14:sizeRelH relativeFrom="page">
-              <wp14:pctWidth>0</wp14:pctWidth>
-            </wp14:sizeRelH>
-            <wp14:sizeRelV relativeFrom="page">
-              <wp14:pctHeight>0</wp14:pctHeight>
-            </wp14:sizeRelV>
           </wp:anchor>
         </w:drawing>
       </w:r>
-    </w:p>
-    <w:p>
-      <w:pPr>
-        <w:spacing w:before="100" w:beforeAutospacing="1" w:line="480" w:lineRule="auto"/>
-        <w:jc w:val="center"/>
-        <w:rPr>
-          <w:rFonts w:ascii="Times New Roman" w:hAnsi="Times New Roman" w:cs="Times New Roman"/>
+      <w:r>
+        <w:rPr>
+          <w:rFonts w:ascii="Times New Roman" w:hAnsi="Times New Roman" w:cs="Times New Roman"/>
+          <w:b/>
+          <w:bCs/>
+          <w:sz w:val="28"/>
+          <w:szCs w:val="28"/>
+        </w:rPr>
+        <w:t>SIGN UP SCREEN</w:t>
+      </w:r>
+    </w:p>
+    <w:p>
+      <w:pPr>
+        <w:spacing w:before="100" w:beforeAutospacing="1" w:line="276" w:lineRule="auto"/>
+        <w:rPr>
+          <w:rFonts w:ascii="Times New Roman" w:hAnsi="Times New Roman" w:cs="Times New Roman"/>
+          <w:sz w:val="28"/>
+          <w:szCs w:val="28"/>
+        </w:rPr>
+      </w:pPr>
+      <w:r>
+        <w:rPr>
+          <w:rFonts w:ascii="Times New Roman" w:hAnsi="Times New Roman" w:cs="Times New Roman"/>
+          <w:sz w:val="28"/>
+          <w:szCs w:val="28"/>
+        </w:rPr>
+        <w:br w:type="textWrapping" w:clear="all"/>
+      </w:r>
+      <w:r>
+        <w:rPr>
+          <w:rFonts w:ascii="Times New Roman" w:hAnsi="Times New Roman" w:cs="Times New Roman"/>
+          <w:sz w:val="28"/>
+          <w:szCs w:val="28"/>
+        </w:rPr>
+        <w:t>The user interface (UI) features a modular registration dialog box which functions as the account creation entry point for the system.</w:t>
+      </w:r>
+    </w:p>
+    <w:p>
+      <w:pPr>
+        <w:spacing w:before="100" w:beforeAutospacing="1" w:line="276" w:lineRule="auto"/>
+        <w:jc w:val="both"/>
+        <w:rPr>
+          <w:rFonts w:ascii="Times New Roman" w:hAnsi="Times New Roman" w:cs="Times New Roman"/>
+          <w:b/>
+          <w:bCs/>
+          <w:sz w:val="28"/>
+          <w:szCs w:val="28"/>
+        </w:rPr>
+      </w:pPr>
+      <w:r>
+        <w:rPr>
+          <w:rFonts w:ascii="Times New Roman" w:hAnsi="Times New Roman" w:cs="Times New Roman"/>
+          <w:b/>
+          <w:bCs/>
+          <w:sz w:val="28"/>
+          <w:szCs w:val="28"/>
+        </w:rPr>
+        <w:t>Interface Components</w:t>
+      </w:r>
+    </w:p>
+    <w:tbl>
+      <w:tblPr>
+        <w:tblStyle w:val="TableGrid"/>
+        <w:tblW w:w="9863" w:type="dxa"/>
+        <w:tblLook w:val="04A0" w:firstRow="1" w:lastRow="0" w:firstColumn="1" w:lastColumn="0" w:noHBand="0" w:noVBand="1"/>
+      </w:tblPr>
+      <w:tblGrid>
+        <w:gridCol w:w="2182"/>
+        <w:gridCol w:w="7681"/>
+      </w:tblGrid>
+      <w:tr>
+        <w:trPr>
+          <w:trHeight w:val="313"/>
+        </w:trPr>
+        <w:tc>
+          <w:tcPr>
+            <w:tcW w:w="0" w:type="auto"/>
+            <w:hideMark/>
+          </w:tcPr>
+          <w:p>
+            <w:pPr>
+              <w:rPr>
+                <w:rFonts w:ascii="Times New Roman" w:hAnsi="Times New Roman" w:cs="Times New Roman"/>
+                <w:b/>
+                <w:bCs/>
+                <w:sz w:val="24"/>
+                <w:szCs w:val="24"/>
+              </w:rPr>
+            </w:pPr>
+            <w:r>
+              <w:rPr>
+                <w:rFonts w:ascii="Times New Roman" w:hAnsi="Times New Roman" w:cs="Times New Roman"/>
+                <w:b/>
+                <w:bCs/>
+                <w:sz w:val="24"/>
+                <w:szCs w:val="24"/>
+              </w:rPr>
+              <w:t>Element</w:t>
+            </w:r>
+          </w:p>
+        </w:tc>
+        <w:tc>
+          <w:tcPr>
+            <w:tcW w:w="0" w:type="auto"/>
+            <w:hideMark/>
+          </w:tcPr>
+          <w:p>
+            <w:pPr>
+              <w:rPr>
+                <w:rFonts w:ascii="Times New Roman" w:hAnsi="Times New Roman" w:cs="Times New Roman"/>
+                <w:b/>
+                <w:bCs/>
+                <w:sz w:val="24"/>
+                <w:szCs w:val="24"/>
+              </w:rPr>
+            </w:pPr>
+            <w:r>
+              <w:rPr>
+                <w:rFonts w:ascii="Times New Roman" w:hAnsi="Times New Roman" w:cs="Times New Roman"/>
+                <w:b/>
+                <w:bCs/>
+                <w:sz w:val="24"/>
+                <w:szCs w:val="24"/>
+              </w:rPr>
+              <w:t>Description</w:t>
+            </w:r>
+          </w:p>
+        </w:tc>
+      </w:tr>
+      <w:tr>
+        <w:trPr>
+          <w:trHeight w:val="313"/>
+        </w:trPr>
+        <w:tc>
+          <w:tcPr>
+            <w:tcW w:w="0" w:type="auto"/>
+            <w:hideMark/>
+          </w:tcPr>
+          <w:p>
+            <w:pPr>
+              <w:rPr>
+                <w:rFonts w:ascii="Times New Roman" w:hAnsi="Times New Roman" w:cs="Times New Roman"/>
+                <w:i/>
+                <w:iCs/>
+                <w:sz w:val="24"/>
+                <w:szCs w:val="24"/>
+              </w:rPr>
+            </w:pPr>
+            <w:r>
+              <w:rPr>
+                <w:rFonts w:ascii="Times New Roman" w:hAnsi="Times New Roman" w:cs="Times New Roman"/>
+                <w:i/>
+                <w:iCs/>
+                <w:sz w:val="24"/>
+                <w:szCs w:val="24"/>
+              </w:rPr>
+              <w:t>Username Field</w:t>
+            </w:r>
+          </w:p>
+        </w:tc>
+        <w:tc>
+          <w:tcPr>
+            <w:tcW w:w="0" w:type="auto"/>
+            <w:hideMark/>
+          </w:tcPr>
+          <w:p>
+            <w:pPr>
+              <w:rPr>
+                <w:rFonts w:ascii="Times New Roman" w:hAnsi="Times New Roman" w:cs="Times New Roman"/>
+                <w:sz w:val="24"/>
+                <w:szCs w:val="24"/>
+              </w:rPr>
+            </w:pPr>
+            <w:r>
+              <w:rPr>
+                <w:rFonts w:ascii="Times New Roman" w:hAnsi="Times New Roman" w:cs="Times New Roman"/>
+                <w:sz w:val="24"/>
+                <w:szCs w:val="24"/>
+              </w:rPr>
+              <w:t xml:space="preserve">A </w:t>
+            </w:r>
+            <w:proofErr w:type="spellStart"/>
+            <w:r>
+              <w:rPr>
+                <w:rFonts w:ascii="Times New Roman" w:hAnsi="Times New Roman" w:cs="Times New Roman"/>
+                <w:sz w:val="24"/>
+                <w:szCs w:val="24"/>
+              </w:rPr>
+              <w:t>TextField</w:t>
+            </w:r>
+            <w:proofErr w:type="spellEnd"/>
+            <w:r>
+              <w:rPr>
+                <w:rFonts w:ascii="Times New Roman" w:hAnsi="Times New Roman" w:cs="Times New Roman"/>
+                <w:sz w:val="24"/>
+                <w:szCs w:val="24"/>
+              </w:rPr>
+              <w:t xml:space="preserve"> prompting users to “Choose a username”.</w:t>
+            </w:r>
+          </w:p>
+        </w:tc>
+      </w:tr>
+      <w:tr>
+        <w:trPr>
+          <w:trHeight w:val="626"/>
+        </w:trPr>
+        <w:tc>
+          <w:tcPr>
+            <w:tcW w:w="0" w:type="auto"/>
+            <w:hideMark/>
+          </w:tcPr>
+          <w:p>
+            <w:pPr>
+              <w:rPr>
+                <w:rFonts w:ascii="Times New Roman" w:hAnsi="Times New Roman" w:cs="Times New Roman"/>
+                <w:i/>
+                <w:iCs/>
+                <w:sz w:val="24"/>
+                <w:szCs w:val="24"/>
+              </w:rPr>
+            </w:pPr>
+            <w:r>
+              <w:rPr>
+                <w:rFonts w:ascii="Times New Roman" w:hAnsi="Times New Roman" w:cs="Times New Roman"/>
+                <w:i/>
+                <w:iCs/>
+                <w:sz w:val="24"/>
+                <w:szCs w:val="24"/>
+              </w:rPr>
+              <w:t>Password Field</w:t>
+            </w:r>
+          </w:p>
+        </w:tc>
+        <w:tc>
+          <w:tcPr>
+            <w:tcW w:w="0" w:type="auto"/>
+            <w:hideMark/>
+          </w:tcPr>
+          <w:p>
+            <w:pPr>
+              <w:rPr>
+                <w:rFonts w:ascii="Times New Roman" w:hAnsi="Times New Roman" w:cs="Times New Roman"/>
+                <w:sz w:val="24"/>
+                <w:szCs w:val="24"/>
+              </w:rPr>
+            </w:pPr>
+            <w:r>
+              <w:rPr>
+                <w:rFonts w:ascii="Times New Roman" w:hAnsi="Times New Roman" w:cs="Times New Roman"/>
+                <w:sz w:val="24"/>
+                <w:szCs w:val="24"/>
+              </w:rPr>
+              <w:t xml:space="preserve">A </w:t>
+            </w:r>
+            <w:proofErr w:type="spellStart"/>
+            <w:r>
+              <w:rPr>
+                <w:rFonts w:ascii="Times New Roman" w:hAnsi="Times New Roman" w:cs="Times New Roman"/>
+                <w:sz w:val="24"/>
+                <w:szCs w:val="24"/>
+              </w:rPr>
+              <w:t>PasswordField</w:t>
+            </w:r>
+            <w:proofErr w:type="spellEnd"/>
+            <w:r>
+              <w:rPr>
+                <w:rFonts w:ascii="Times New Roman" w:hAnsi="Times New Roman" w:cs="Times New Roman"/>
+                <w:sz w:val="24"/>
+                <w:szCs w:val="24"/>
+              </w:rPr>
+              <w:t xml:space="preserve"> with placeholder “Choose a password”, ensuring secure input masking.</w:t>
+            </w:r>
+          </w:p>
+        </w:tc>
+      </w:tr>
+      <w:tr>
+        <w:trPr>
+          <w:trHeight w:val="626"/>
+        </w:trPr>
+        <w:tc>
+          <w:tcPr>
+            <w:tcW w:w="0" w:type="auto"/>
+            <w:hideMark/>
+          </w:tcPr>
+          <w:p>
+            <w:pPr>
+              <w:rPr>
+                <w:rFonts w:ascii="Times New Roman" w:hAnsi="Times New Roman" w:cs="Times New Roman"/>
+                <w:i/>
+                <w:iCs/>
+                <w:sz w:val="24"/>
+                <w:szCs w:val="24"/>
+              </w:rPr>
+            </w:pPr>
+            <w:r>
+              <w:rPr>
+                <w:rFonts w:ascii="Times New Roman" w:hAnsi="Times New Roman" w:cs="Times New Roman"/>
+                <w:i/>
+                <w:iCs/>
+                <w:sz w:val="24"/>
+                <w:szCs w:val="24"/>
+              </w:rPr>
+              <w:t>Confirm Password Field</w:t>
+            </w:r>
+          </w:p>
+        </w:tc>
+        <w:tc>
+          <w:tcPr>
+            <w:tcW w:w="0" w:type="auto"/>
+            <w:hideMark/>
+          </w:tcPr>
+          <w:p>
+            <w:pPr>
+              <w:rPr>
+                <w:rFonts w:ascii="Times New Roman" w:hAnsi="Times New Roman" w:cs="Times New Roman"/>
+                <w:sz w:val="24"/>
+                <w:szCs w:val="24"/>
+              </w:rPr>
+            </w:pPr>
+            <w:r>
+              <w:rPr>
+                <w:rFonts w:ascii="Times New Roman" w:hAnsi="Times New Roman" w:cs="Times New Roman"/>
+                <w:sz w:val="24"/>
+                <w:szCs w:val="24"/>
+              </w:rPr>
+              <w:t xml:space="preserve">A second </w:t>
+            </w:r>
+            <w:proofErr w:type="spellStart"/>
+            <w:r>
+              <w:rPr>
+                <w:rFonts w:ascii="Times New Roman" w:hAnsi="Times New Roman" w:cs="Times New Roman"/>
+                <w:sz w:val="24"/>
+                <w:szCs w:val="24"/>
+              </w:rPr>
+              <w:t>PasswordField</w:t>
+            </w:r>
+            <w:proofErr w:type="spellEnd"/>
+            <w:r>
+              <w:rPr>
+                <w:rFonts w:ascii="Times New Roman" w:hAnsi="Times New Roman" w:cs="Times New Roman"/>
+                <w:sz w:val="24"/>
+                <w:szCs w:val="24"/>
+              </w:rPr>
+              <w:t xml:space="preserve"> for re-entry validation, preventing mismatched credentials.</w:t>
+            </w:r>
+          </w:p>
+        </w:tc>
+      </w:tr>
+      <w:tr>
+        <w:trPr>
+          <w:trHeight w:val="626"/>
+        </w:trPr>
+        <w:tc>
+          <w:tcPr>
+            <w:tcW w:w="0" w:type="auto"/>
+            <w:hideMark/>
+          </w:tcPr>
+          <w:p>
+            <w:pPr>
+              <w:rPr>
+                <w:rFonts w:ascii="Times New Roman" w:hAnsi="Times New Roman" w:cs="Times New Roman"/>
+                <w:i/>
+                <w:iCs/>
+                <w:sz w:val="24"/>
+                <w:szCs w:val="24"/>
+              </w:rPr>
+            </w:pPr>
+            <w:r>
+              <w:rPr>
+                <w:rFonts w:ascii="Times New Roman" w:hAnsi="Times New Roman" w:cs="Times New Roman"/>
+                <w:i/>
+                <w:iCs/>
+                <w:sz w:val="24"/>
+                <w:szCs w:val="24"/>
+              </w:rPr>
+              <w:t>Account Type Dropdown</w:t>
+            </w:r>
+          </w:p>
+        </w:tc>
+        <w:tc>
+          <w:tcPr>
+            <w:tcW w:w="0" w:type="auto"/>
+            <w:hideMark/>
+          </w:tcPr>
+          <w:p>
+            <w:pPr>
+              <w:rPr>
+                <w:rFonts w:ascii="Times New Roman" w:hAnsi="Times New Roman" w:cs="Times New Roman"/>
+                <w:sz w:val="24"/>
+                <w:szCs w:val="24"/>
+              </w:rPr>
+            </w:pPr>
+            <w:r>
+              <w:rPr>
+                <w:rFonts w:ascii="Times New Roman" w:hAnsi="Times New Roman" w:cs="Times New Roman"/>
+                <w:sz w:val="24"/>
+                <w:szCs w:val="24"/>
+              </w:rPr>
+              <w:t xml:space="preserve">A </w:t>
+            </w:r>
+            <w:proofErr w:type="spellStart"/>
+            <w:r>
+              <w:rPr>
+                <w:rFonts w:ascii="Times New Roman" w:hAnsi="Times New Roman" w:cs="Times New Roman"/>
+                <w:sz w:val="24"/>
+                <w:szCs w:val="24"/>
+              </w:rPr>
+              <w:t>ComboBox</w:t>
+            </w:r>
+            <w:proofErr w:type="spellEnd"/>
+            <w:r>
+              <w:rPr>
+                <w:rFonts w:ascii="Times New Roman" w:hAnsi="Times New Roman" w:cs="Times New Roman"/>
+                <w:sz w:val="24"/>
+                <w:szCs w:val="24"/>
+              </w:rPr>
+              <w:t xml:space="preserve"> listing two roles </w:t>
+            </w:r>
+            <w:r>
+              <w:rPr>
+                <w:rFonts w:ascii="Times New Roman" w:hAnsi="Times New Roman" w:cs="Times New Roman"/>
+                <w:b/>
+                <w:bCs/>
+                <w:i/>
+                <w:iCs/>
+                <w:sz w:val="24"/>
+                <w:szCs w:val="24"/>
+              </w:rPr>
+              <w:t>CUSTOMER</w:t>
+            </w:r>
+            <w:r>
+              <w:rPr>
+                <w:rFonts w:ascii="Times New Roman" w:hAnsi="Times New Roman" w:cs="Times New Roman"/>
+                <w:sz w:val="24"/>
+                <w:szCs w:val="24"/>
+              </w:rPr>
+              <w:t xml:space="preserve"> and </w:t>
+            </w:r>
+            <w:r>
+              <w:rPr>
+                <w:rFonts w:ascii="Times New Roman" w:hAnsi="Times New Roman" w:cs="Times New Roman"/>
+                <w:b/>
+                <w:bCs/>
+                <w:i/>
+                <w:iCs/>
+                <w:sz w:val="24"/>
+                <w:szCs w:val="24"/>
+              </w:rPr>
+              <w:t>ADMIN</w:t>
+            </w:r>
+            <w:r>
+              <w:rPr>
+                <w:rFonts w:ascii="Times New Roman" w:hAnsi="Times New Roman" w:cs="Times New Roman"/>
+                <w:sz w:val="24"/>
+                <w:szCs w:val="24"/>
+              </w:rPr>
+              <w:t xml:space="preserve"> supporting role-based access control.</w:t>
+            </w:r>
+          </w:p>
+        </w:tc>
+      </w:tr>
+      <w:tr>
+        <w:trPr>
+          <w:trHeight w:val="626"/>
+        </w:trPr>
+        <w:tc>
+          <w:tcPr>
+            <w:tcW w:w="0" w:type="auto"/>
+            <w:hideMark/>
+          </w:tcPr>
+          <w:p>
+            <w:pPr>
+              <w:rPr>
+                <w:rFonts w:ascii="Times New Roman" w:hAnsi="Times New Roman" w:cs="Times New Roman"/>
+                <w:i/>
+                <w:iCs/>
+                <w:sz w:val="24"/>
+                <w:szCs w:val="24"/>
+              </w:rPr>
+            </w:pPr>
+            <w:r>
+              <w:rPr>
+                <w:rFonts w:ascii="Times New Roman" w:hAnsi="Times New Roman" w:cs="Times New Roman"/>
+                <w:i/>
+                <w:iCs/>
+                <w:sz w:val="24"/>
+                <w:szCs w:val="24"/>
+              </w:rPr>
+              <w:t>Register Button</w:t>
+            </w:r>
+          </w:p>
+        </w:tc>
+        <w:tc>
+          <w:tcPr>
+            <w:tcW w:w="0" w:type="auto"/>
+            <w:hideMark/>
+          </w:tcPr>
+          <w:p>
+            <w:pPr>
+              <w:rPr>
+                <w:rFonts w:ascii="Times New Roman" w:hAnsi="Times New Roman" w:cs="Times New Roman"/>
+                <w:sz w:val="24"/>
+                <w:szCs w:val="24"/>
+              </w:rPr>
+            </w:pPr>
+            <w:r>
+              <w:rPr>
+                <w:rFonts w:ascii="Times New Roman" w:hAnsi="Times New Roman" w:cs="Times New Roman"/>
+                <w:sz w:val="24"/>
+                <w:szCs w:val="24"/>
+              </w:rPr>
+              <w:t>A Button styled in green, labeled “Register”, likely triggering form validation and database insertion logic.</w:t>
+            </w:r>
+          </w:p>
+        </w:tc>
+      </w:tr>
+    </w:tbl>
+    <w:p>
+      <w:pPr>
+        <w:spacing w:before="100" w:beforeAutospacing="1" w:line="480" w:lineRule="auto"/>
+        <w:jc w:val="both"/>
+        <w:rPr>
+          <w:rFonts w:ascii="Times New Roman" w:hAnsi="Times New Roman" w:cs="Times New Roman"/>
+          <w:sz w:val="28"/>
+          <w:szCs w:val="28"/>
+        </w:rPr>
+      </w:pPr>
+    </w:p>
+    <w:p>
+      <w:pPr>
+        <w:spacing w:before="100" w:beforeAutospacing="1" w:line="480" w:lineRule="auto"/>
+        <w:jc w:val="both"/>
+        <w:rPr>
+          <w:rFonts w:ascii="Times New Roman" w:hAnsi="Times New Roman" w:cs="Times New Roman"/>
+          <w:b/>
+          <w:bCs/>
+          <w:sz w:val="28"/>
+          <w:szCs w:val="28"/>
+        </w:rPr>
+      </w:pPr>
+      <w:r>
+        <w:rPr>
+          <w:rFonts w:ascii="Times New Roman" w:hAnsi="Times New Roman" w:cs="Times New Roman"/>
+          <w:b/>
+          <w:bCs/>
+          <w:sz w:val="28"/>
+          <w:szCs w:val="28"/>
+        </w:rPr>
+        <w:lastRenderedPageBreak/>
+        <w:t>LOGIN SCREEN</w:t>
+      </w:r>
+    </w:p>
+    <w:p>
+      <w:pPr>
+        <w:spacing w:before="100" w:beforeAutospacing="1" w:line="480" w:lineRule="auto"/>
+        <w:jc w:val="both"/>
+        <w:rPr>
+          <w:rFonts w:ascii="Times New Roman" w:hAnsi="Times New Roman" w:cs="Times New Roman"/>
+          <w:sz w:val="28"/>
+          <w:szCs w:val="28"/>
+        </w:rPr>
+      </w:pPr>
+      <w:r>
+        <w:rPr>
           <w:noProof/>
-          <w:sz w:val="28"/>
-          <w:szCs w:val="28"/>
-        </w:rPr>
-      </w:pPr>
-    </w:p>
-    <w:p>
-      <w:pPr>
-        <w:spacing w:before="100" w:beforeAutospacing="1" w:line="480" w:lineRule="auto"/>
-        <w:jc w:val="center"/>
-        <w:rPr>
-          <w:rFonts w:ascii="Times New Roman" w:hAnsi="Times New Roman" w:cs="Times New Roman"/>
-          <w:noProof/>
-          <w:sz w:val="28"/>
-          <w:szCs w:val="28"/>
-        </w:rPr>
-      </w:pPr>
-    </w:p>
-    <w:p>
-      <w:pPr>
-        <w:spacing w:before="100" w:beforeAutospacing="1" w:line="480" w:lineRule="auto"/>
-        <w:jc w:val="center"/>
-        <w:rPr>
-          <w:rFonts w:ascii="Times New Roman" w:hAnsi="Times New Roman" w:cs="Times New Roman"/>
-          <w:sz w:val="28"/>
-          <w:szCs w:val="28"/>
-        </w:rPr>
-      </w:pPr>
-    </w:p>
-    <w:p>
-      <w:pPr>
-        <w:spacing w:before="100" w:beforeAutospacing="1" w:line="480" w:lineRule="auto"/>
-        <w:jc w:val="center"/>
-        <w:rPr>
-          <w:rFonts w:ascii="Times New Roman" w:hAnsi="Times New Roman" w:cs="Times New Roman"/>
-          <w:sz w:val="28"/>
-          <w:szCs w:val="28"/>
-        </w:rPr>
-      </w:pPr>
-    </w:p>
-    <w:p>
-      <w:pPr>
-        <w:spacing w:before="100" w:beforeAutospacing="1" w:line="480" w:lineRule="auto"/>
-        <w:jc w:val="center"/>
-        <w:rPr>
-          <w:rFonts w:ascii="Times New Roman" w:hAnsi="Times New Roman" w:cs="Times New Roman"/>
-          <w:sz w:val="28"/>
-          <w:szCs w:val="28"/>
-        </w:rPr>
-      </w:pPr>
+        </w:rPr>
+        <w:drawing>
+          <wp:inline distT="0" distB="0" distL="0" distR="0" wp14:anchorId="3E633245" wp14:editId="79FD8C7C">
+            <wp:extent cx="6172200" cy="2781300"/>
+            <wp:effectExtent l="0" t="0" r="0" b="0"/>
+            <wp:docPr id="371181734" name="Picture 3"/>
+            <wp:cNvGraphicFramePr>
+              <a:graphicFrameLocks xmlns:a="http://schemas.openxmlformats.org/drawingml/2006/main" noChangeAspect="1"/>
+            </wp:cNvGraphicFramePr>
+            <a:graphic xmlns:a="http://schemas.openxmlformats.org/drawingml/2006/main">
+              <a:graphicData uri="http://schemas.openxmlformats.org/drawingml/2006/picture">
+                <pic:pic xmlns:pic="http://schemas.openxmlformats.org/drawingml/2006/picture">
+                  <pic:nvPicPr>
+                    <pic:cNvPr id="0" name="Picture 3"/>
+                    <pic:cNvPicPr>
+                      <a:picLocks noChangeAspect="1" noChangeArrowheads="1"/>
+                    </pic:cNvPicPr>
+                  </pic:nvPicPr>
+                  <pic:blipFill>
+                    <a:blip r:embed="rId8" cstate="print">
+                      <a:extLst>
+                        <a:ext uri="{28A0092B-C50C-407E-A947-70E740481C1C}">
+                          <a14:useLocalDpi xmlns:a14="http://schemas.microsoft.com/office/drawing/2010/main" val="0"/>
+                        </a:ext>
+                      </a:extLst>
+                    </a:blip>
+                    <a:srcRect/>
+                    <a:stretch>
+                      <a:fillRect/>
+                    </a:stretch>
+                  </pic:blipFill>
+                  <pic:spPr bwMode="auto">
+                    <a:xfrm>
+                      <a:off x="0" y="0"/>
+                      <a:ext cx="6172200" cy="2781300"/>
+                    </a:xfrm>
+                    <a:prstGeom prst="rect">
+                      <a:avLst/>
+                    </a:prstGeom>
+                    <a:noFill/>
+                    <a:ln>
+                      <a:noFill/>
+                    </a:ln>
+                  </pic:spPr>
+                </pic:pic>
+              </a:graphicData>
+            </a:graphic>
+          </wp:inline>
+        </w:drawing>
+      </w:r>
     </w:p>
     <w:tbl>
       <w:tblPr>
@@ -296,7 +1703,7 @@
         </w:tc>
         <w:tc>
           <w:tcPr>
-            <w:tcW w:w="3325" w:type="dxa"/>
+            <w:tcW w:w="3327" w:type="dxa"/>
           </w:tcPr>
           <w:p>
             <w:pPr>
@@ -370,7 +1777,7 @@
         </w:tc>
         <w:tc>
           <w:tcPr>
-            <w:tcW w:w="3325" w:type="dxa"/>
+            <w:tcW w:w="3327" w:type="dxa"/>
           </w:tcPr>
           <w:p>
             <w:pPr>
@@ -446,7 +1853,7 @@
         </w:tc>
         <w:tc>
           <w:tcPr>
-            <w:tcW w:w="3325" w:type="dxa"/>
+            <w:tcW w:w="3327" w:type="dxa"/>
           </w:tcPr>
           <w:p>
             <w:pPr>
@@ -504,7 +1911,7 @@
         </w:tc>
         <w:tc>
           <w:tcPr>
-            <w:tcW w:w="3325" w:type="dxa"/>
+            <w:tcW w:w="3327" w:type="dxa"/>
           </w:tcPr>
           <w:p>
             <w:pPr>
@@ -522,716 +1929,68 @@
     <w:p>
       <w:pPr>
         <w:spacing w:before="100" w:beforeAutospacing="1" w:line="480" w:lineRule="auto"/>
-        <w:jc w:val="center"/>
-        <w:rPr>
-          <w:rFonts w:ascii="Times New Roman" w:hAnsi="Times New Roman" w:cs="Times New Roman"/>
-          <w:sz w:val="28"/>
-          <w:szCs w:val="28"/>
-        </w:rPr>
-      </w:pPr>
-    </w:p>
-    <w:tbl>
-      <w:tblPr>
-        <w:tblStyle w:val="TableGrid"/>
-        <w:tblW w:w="4989" w:type="pct"/>
-        <w:tblLook w:val="04A0" w:firstRow="1" w:lastRow="0" w:firstColumn="1" w:lastColumn="0" w:noHBand="0" w:noVBand="1"/>
-      </w:tblPr>
-      <w:tblGrid>
-        <w:gridCol w:w="2249"/>
-        <w:gridCol w:w="7440"/>
-      </w:tblGrid>
-      <w:tr>
-        <w:trPr>
-          <w:trHeight w:val="601"/>
-        </w:trPr>
-        <w:tc>
-          <w:tcPr>
-            <w:tcW w:w="0" w:type="auto"/>
-            <w:gridSpan w:val="2"/>
-            <w:shd w:val="clear" w:color="auto" w:fill="0E2841" w:themeFill="text2"/>
-          </w:tcPr>
-          <w:p>
-            <w:pPr>
-              <w:spacing w:before="100" w:beforeAutospacing="1" w:line="480" w:lineRule="auto"/>
-              <w:jc w:val="center"/>
-              <w:rPr>
-                <w:rFonts w:ascii="Times New Roman" w:hAnsi="Times New Roman" w:cs="Times New Roman"/>
-                <w:sz w:val="28"/>
-                <w:szCs w:val="28"/>
-              </w:rPr>
-            </w:pPr>
-            <w:r>
-              <w:rPr>
-                <w:rFonts w:ascii="Times New Roman" w:hAnsi="Times New Roman" w:cs="Times New Roman"/>
-                <w:b/>
-                <w:bCs/>
-                <w:sz w:val="28"/>
-                <w:szCs w:val="28"/>
-              </w:rPr>
-              <w:t xml:space="preserve">Project </w:t>
-            </w:r>
-            <w:r>
-              <w:rPr>
-                <w:rFonts w:ascii="Times New Roman" w:hAnsi="Times New Roman" w:cs="Times New Roman"/>
-                <w:b/>
-                <w:bCs/>
-                <w:sz w:val="28"/>
-                <w:szCs w:val="28"/>
-              </w:rPr>
-              <w:t>Detail</w:t>
-            </w:r>
-          </w:p>
-        </w:tc>
-      </w:tr>
-      <w:tr>
-        <w:trPr>
-          <w:trHeight w:val="591"/>
-        </w:trPr>
-        <w:tc>
-          <w:tcPr>
-            <w:tcW w:w="0" w:type="auto"/>
-          </w:tcPr>
-          <w:p>
-            <w:pPr>
-              <w:spacing w:before="100" w:beforeAutospacing="1" w:line="480" w:lineRule="auto"/>
-              <w:jc w:val="both"/>
-              <w:rPr>
-                <w:rFonts w:ascii="Times New Roman" w:hAnsi="Times New Roman" w:cs="Times New Roman"/>
-                <w:sz w:val="28"/>
-                <w:szCs w:val="28"/>
-              </w:rPr>
-            </w:pPr>
-            <w:r>
-              <w:rPr>
-                <w:rFonts w:ascii="Times New Roman" w:hAnsi="Times New Roman" w:cs="Times New Roman"/>
-                <w:sz w:val="28"/>
-                <w:szCs w:val="28"/>
-              </w:rPr>
-              <w:t>Project Title</w:t>
-            </w:r>
-          </w:p>
-        </w:tc>
-        <w:tc>
-          <w:tcPr>
-            <w:tcW w:w="0" w:type="auto"/>
-          </w:tcPr>
-          <w:p>
-            <w:pPr>
-              <w:spacing w:before="100" w:beforeAutospacing="1" w:line="480" w:lineRule="auto"/>
-              <w:jc w:val="both"/>
-              <w:rPr>
-                <w:rFonts w:ascii="Times New Roman" w:hAnsi="Times New Roman" w:cs="Times New Roman"/>
-                <w:sz w:val="28"/>
-                <w:szCs w:val="28"/>
-              </w:rPr>
-            </w:pPr>
-            <w:r>
-              <w:rPr>
-                <w:rFonts w:ascii="Times New Roman" w:hAnsi="Times New Roman" w:cs="Times New Roman"/>
-                <w:sz w:val="28"/>
-                <w:szCs w:val="28"/>
-              </w:rPr>
-              <w:t>Online Food Delivery System (</w:t>
-            </w:r>
-            <w:proofErr w:type="spellStart"/>
-            <w:r>
-              <w:rPr>
-                <w:rFonts w:ascii="Times New Roman" w:hAnsi="Times New Roman" w:cs="Times New Roman"/>
-                <w:sz w:val="28"/>
-                <w:szCs w:val="28"/>
-              </w:rPr>
-              <w:t>FoodDevliveryApp</w:t>
-            </w:r>
-            <w:proofErr w:type="spellEnd"/>
-            <w:r>
-              <w:rPr>
-                <w:rFonts w:ascii="Times New Roman" w:hAnsi="Times New Roman" w:cs="Times New Roman"/>
-                <w:sz w:val="28"/>
-                <w:szCs w:val="28"/>
-              </w:rPr>
-              <w:t>)</w:t>
-            </w:r>
-          </w:p>
-        </w:tc>
-      </w:tr>
-      <w:tr>
-        <w:trPr>
-          <w:trHeight w:val="601"/>
-        </w:trPr>
-        <w:tc>
-          <w:tcPr>
-            <w:tcW w:w="0" w:type="auto"/>
-          </w:tcPr>
-          <w:p>
-            <w:pPr>
-              <w:spacing w:before="100" w:beforeAutospacing="1" w:line="480" w:lineRule="auto"/>
-              <w:jc w:val="both"/>
-              <w:rPr>
-                <w:rFonts w:ascii="Times New Roman" w:hAnsi="Times New Roman" w:cs="Times New Roman"/>
-                <w:sz w:val="28"/>
-                <w:szCs w:val="28"/>
-              </w:rPr>
-            </w:pPr>
-            <w:r>
-              <w:rPr>
-                <w:rFonts w:ascii="Times New Roman" w:hAnsi="Times New Roman" w:cs="Times New Roman"/>
-                <w:sz w:val="28"/>
-                <w:szCs w:val="28"/>
-              </w:rPr>
-              <w:t>Application Type</w:t>
-            </w:r>
-          </w:p>
-        </w:tc>
-        <w:tc>
-          <w:tcPr>
-            <w:tcW w:w="0" w:type="auto"/>
-          </w:tcPr>
-          <w:p>
-            <w:pPr>
-              <w:spacing w:before="100" w:beforeAutospacing="1" w:line="480" w:lineRule="auto"/>
-              <w:jc w:val="both"/>
-              <w:rPr>
-                <w:rFonts w:ascii="Times New Roman" w:hAnsi="Times New Roman" w:cs="Times New Roman"/>
-                <w:sz w:val="28"/>
-                <w:szCs w:val="28"/>
-              </w:rPr>
-            </w:pPr>
-            <w:r>
-              <w:rPr>
-                <w:rFonts w:ascii="Times New Roman" w:hAnsi="Times New Roman" w:cs="Times New Roman"/>
-                <w:sz w:val="28"/>
-                <w:szCs w:val="28"/>
-              </w:rPr>
-              <w:t>Java desktop application (JavaFX)</w:t>
-            </w:r>
-          </w:p>
-        </w:tc>
-      </w:tr>
-      <w:tr>
-        <w:trPr>
-          <w:trHeight w:val="591"/>
-        </w:trPr>
-        <w:tc>
-          <w:tcPr>
-            <w:tcW w:w="0" w:type="auto"/>
-          </w:tcPr>
-          <w:p>
-            <w:pPr>
-              <w:spacing w:before="100" w:beforeAutospacing="1" w:line="480" w:lineRule="auto"/>
-              <w:jc w:val="both"/>
-              <w:rPr>
-                <w:rFonts w:ascii="Times New Roman" w:hAnsi="Times New Roman" w:cs="Times New Roman"/>
-                <w:sz w:val="28"/>
-                <w:szCs w:val="28"/>
-              </w:rPr>
-            </w:pPr>
-            <w:r>
-              <w:rPr>
-                <w:rFonts w:ascii="Times New Roman" w:hAnsi="Times New Roman" w:cs="Times New Roman"/>
-                <w:sz w:val="28"/>
-                <w:szCs w:val="28"/>
-              </w:rPr>
-              <w:t>Repository</w:t>
-            </w:r>
-          </w:p>
-        </w:tc>
-        <w:tc>
-          <w:tcPr>
-            <w:tcW w:w="0" w:type="auto"/>
-          </w:tcPr>
-          <w:p>
-            <w:pPr>
-              <w:spacing w:before="100" w:beforeAutospacing="1" w:line="480" w:lineRule="auto"/>
-              <w:jc w:val="both"/>
-              <w:rPr>
-                <w:rFonts w:ascii="Times New Roman" w:hAnsi="Times New Roman" w:cs="Times New Roman"/>
-                <w:b/>
-                <w:bCs/>
-                <w:sz w:val="28"/>
-                <w:szCs w:val="28"/>
-              </w:rPr>
-            </w:pPr>
-            <w:r>
-              <w:rPr>
-                <w:rFonts w:ascii="Times New Roman" w:hAnsi="Times New Roman" w:cs="Times New Roman"/>
-                <w:b/>
-                <w:bCs/>
-                <w:sz w:val="28"/>
-                <w:szCs w:val="28"/>
-              </w:rPr>
-              <w:t>https://github.com/PRINCE2025EASY/FoodDevliveryApp</w:t>
-            </w:r>
-          </w:p>
-        </w:tc>
-      </w:tr>
-      <w:tr>
-        <w:trPr>
-          <w:trHeight w:val="601"/>
-        </w:trPr>
-        <w:tc>
-          <w:tcPr>
-            <w:tcW w:w="0" w:type="auto"/>
-          </w:tcPr>
-          <w:p>
-            <w:pPr>
-              <w:spacing w:before="100" w:beforeAutospacing="1" w:line="480" w:lineRule="auto"/>
-              <w:jc w:val="both"/>
-              <w:rPr>
-                <w:rFonts w:ascii="Times New Roman" w:hAnsi="Times New Roman" w:cs="Times New Roman"/>
-                <w:sz w:val="28"/>
-                <w:szCs w:val="28"/>
-              </w:rPr>
-            </w:pPr>
-            <w:r>
-              <w:rPr>
-                <w:rFonts w:ascii="Times New Roman" w:hAnsi="Times New Roman" w:cs="Times New Roman"/>
-                <w:sz w:val="28"/>
-                <w:szCs w:val="28"/>
-              </w:rPr>
-              <w:t>Report Date</w:t>
-            </w:r>
-          </w:p>
-        </w:tc>
-        <w:tc>
-          <w:tcPr>
-            <w:tcW w:w="0" w:type="auto"/>
-          </w:tcPr>
-          <w:p>
-            <w:pPr>
-              <w:spacing w:before="100" w:beforeAutospacing="1" w:line="480" w:lineRule="auto"/>
-              <w:jc w:val="both"/>
-              <w:rPr>
-                <w:rFonts w:ascii="Times New Roman" w:hAnsi="Times New Roman" w:cs="Times New Roman"/>
-                <w:sz w:val="28"/>
-                <w:szCs w:val="28"/>
-              </w:rPr>
-            </w:pPr>
-            <w:r>
-              <w:rPr>
-                <w:rFonts w:ascii="Times New Roman" w:hAnsi="Times New Roman" w:cs="Times New Roman"/>
-                <w:sz w:val="28"/>
-                <w:szCs w:val="28"/>
-              </w:rPr>
-              <w:t>July 11, 2026</w:t>
-            </w:r>
-          </w:p>
-        </w:tc>
-      </w:tr>
-    </w:tbl>
-    <w:p>
-      <w:pPr>
-        <w:spacing w:before="100" w:beforeAutospacing="1" w:line="480" w:lineRule="auto"/>
-        <w:jc w:val="both"/>
-        <w:rPr>
-          <w:rFonts w:ascii="Times New Roman" w:hAnsi="Times New Roman" w:cs="Times New Roman"/>
-          <w:sz w:val="28"/>
-          <w:szCs w:val="28"/>
-        </w:rPr>
-      </w:pPr>
-      <w:r>
-        <w:rPr>
-          <w:rFonts w:ascii="Times New Roman" w:hAnsi="Times New Roman" w:cs="Times New Roman"/>
-          <w:sz w:val="28"/>
-          <w:szCs w:val="28"/>
-        </w:rPr>
-        <w:br w:type="page"/>
-      </w:r>
-      <w:r>
-        <w:rPr>
-          <w:rFonts w:ascii="Times New Roman" w:hAnsi="Times New Roman" w:cs="Times New Roman"/>
-          <w:sz w:val="28"/>
-          <w:szCs w:val="28"/>
-        </w:rPr>
-        <w:lastRenderedPageBreak/>
-        <w:t>2.</w:t>
-      </w:r>
-      <w:r>
-        <w:rPr>
-          <w:rFonts w:ascii="Times New Roman" w:hAnsi="Times New Roman" w:cs="Times New Roman"/>
-          <w:b/>
-          <w:bCs/>
-          <w:sz w:val="28"/>
-          <w:szCs w:val="28"/>
-        </w:rPr>
-        <w:t xml:space="preserve"> Introduction</w:t>
-      </w:r>
-    </w:p>
-    <w:p>
-      <w:pPr>
-        <w:spacing w:before="100" w:beforeAutospacing="1" w:line="480" w:lineRule="auto"/>
-        <w:jc w:val="both"/>
-        <w:rPr>
-          <w:rFonts w:ascii="Times New Roman" w:hAnsi="Times New Roman" w:cs="Times New Roman"/>
-          <w:sz w:val="28"/>
-          <w:szCs w:val="28"/>
-        </w:rPr>
-      </w:pPr>
-      <w:r>
-        <w:rPr>
-          <w:rFonts w:ascii="Times New Roman" w:hAnsi="Times New Roman" w:cs="Times New Roman"/>
-          <w:sz w:val="28"/>
-          <w:szCs w:val="28"/>
-        </w:rPr>
-        <w:t xml:space="preserve">The Online Food Delivery System is a desktop application built with Java and JavaFX that simulates the core workflow of a restaurant ordering platform: a customer browses a menu, builds a shopping cart, and submits an order that is captured as a formal invoice; a separate administrator role can subsequently review every order placed across all customer sessions from a dedicated dashboard. The project is packaged as a Maven module named </w:t>
-      </w:r>
-      <w:r>
-        <w:rPr>
-          <w:rFonts w:ascii="Times New Roman" w:hAnsi="Times New Roman" w:cs="Times New Roman"/>
-          <w:b/>
-          <w:bCs/>
-          <w:sz w:val="28"/>
-          <w:szCs w:val="28"/>
-        </w:rPr>
-        <w:t>Online</w:t>
-      </w:r>
-      <w:r>
-        <w:rPr>
-          <w:rFonts w:ascii="Times New Roman" w:hAnsi="Times New Roman" w:cs="Times New Roman"/>
-          <w:b/>
-          <w:bCs/>
-          <w:sz w:val="28"/>
-          <w:szCs w:val="28"/>
-        </w:rPr>
-        <w:t xml:space="preserve"> </w:t>
-      </w:r>
-      <w:proofErr w:type="spellStart"/>
-      <w:r>
-        <w:rPr>
-          <w:rFonts w:ascii="Times New Roman" w:hAnsi="Times New Roman" w:cs="Times New Roman"/>
-          <w:b/>
-          <w:bCs/>
-          <w:sz w:val="28"/>
-          <w:szCs w:val="28"/>
-        </w:rPr>
-        <w:t>FoodDelivery</w:t>
-      </w:r>
-      <w:proofErr w:type="spellEnd"/>
-      <w:r>
-        <w:rPr>
-          <w:rFonts w:ascii="Times New Roman" w:hAnsi="Times New Roman" w:cs="Times New Roman"/>
-          <w:b/>
-          <w:bCs/>
-          <w:sz w:val="28"/>
-          <w:szCs w:val="28"/>
-        </w:rPr>
-        <w:t xml:space="preserve"> </w:t>
-      </w:r>
-      <w:r>
-        <w:rPr>
-          <w:rFonts w:ascii="Times New Roman" w:hAnsi="Times New Roman" w:cs="Times New Roman"/>
-          <w:b/>
-          <w:bCs/>
-          <w:sz w:val="28"/>
-          <w:szCs w:val="28"/>
-        </w:rPr>
-        <w:t>System</w:t>
-      </w:r>
-      <w:r>
-        <w:rPr>
-          <w:rFonts w:ascii="Times New Roman" w:hAnsi="Times New Roman" w:cs="Times New Roman"/>
-          <w:sz w:val="28"/>
-          <w:szCs w:val="28"/>
-        </w:rPr>
-        <w:t xml:space="preserve"> and </w:t>
-      </w:r>
-      <w:proofErr w:type="spellStart"/>
-      <w:r>
-        <w:rPr>
-          <w:rFonts w:ascii="Times New Roman" w:hAnsi="Times New Roman" w:cs="Times New Roman"/>
-          <w:sz w:val="28"/>
-          <w:szCs w:val="28"/>
-        </w:rPr>
-        <w:t>organised</w:t>
-      </w:r>
-      <w:proofErr w:type="spellEnd"/>
-      <w:r>
-        <w:rPr>
-          <w:rFonts w:ascii="Times New Roman" w:hAnsi="Times New Roman" w:cs="Times New Roman"/>
-          <w:sz w:val="28"/>
-          <w:szCs w:val="28"/>
-        </w:rPr>
-        <w:t xml:space="preserve"> around a small, purpose-built object model rather than a database-backed enterprise stack, making it well suited as a teaching example of desktop GUI development, role-based navigation, and basic object-oriented design in Java.</w:t>
-      </w:r>
-    </w:p>
-    <w:p>
-      <w:pPr>
-        <w:spacing w:before="100" w:beforeAutospacing="1" w:line="480" w:lineRule="auto"/>
-        <w:jc w:val="both"/>
-        <w:rPr>
-          <w:rFonts w:ascii="Times New Roman" w:hAnsi="Times New Roman" w:cs="Times New Roman"/>
-          <w:sz w:val="28"/>
-          <w:szCs w:val="28"/>
-        </w:rPr>
-      </w:pPr>
-      <w:r>
-        <w:rPr>
-          <w:rFonts w:ascii="Times New Roman" w:hAnsi="Times New Roman" w:cs="Times New Roman"/>
-          <w:sz w:val="28"/>
-          <w:szCs w:val="28"/>
-        </w:rPr>
-        <w:t>Unlike typical class exercises that stop at a single ordering screen, this project extends the brief with two connected concerns that mirror real commercial delivery platforms:</w:t>
-      </w:r>
-    </w:p>
-    <w:p>
-      <w:pPr>
-        <w:spacing w:before="100" w:beforeAutospacing="1" w:line="480" w:lineRule="auto"/>
-        <w:jc w:val="both"/>
-        <w:rPr>
-          <w:rFonts w:ascii="Times New Roman" w:hAnsi="Times New Roman" w:cs="Times New Roman"/>
-          <w:sz w:val="28"/>
-          <w:szCs w:val="28"/>
-        </w:rPr>
-      </w:pPr>
-      <w:r>
-        <w:rPr>
-          <w:rFonts w:ascii="Times New Roman" w:hAnsi="Times New Roman" w:cs="Times New Roman"/>
-          <w:sz w:val="28"/>
-          <w:szCs w:val="28"/>
-        </w:rPr>
-        <w:t xml:space="preserve">authentication with distinct account roles </w:t>
-      </w:r>
-      <w:r>
-        <w:rPr>
-          <w:rFonts w:ascii="Times New Roman" w:hAnsi="Times New Roman" w:cs="Times New Roman"/>
-          <w:b/>
-          <w:bCs/>
-          <w:sz w:val="28"/>
-          <w:szCs w:val="28"/>
-        </w:rPr>
-        <w:t>(customer vs. administrator)</w:t>
-      </w:r>
-      <w:r>
-        <w:rPr>
-          <w:rFonts w:ascii="Times New Roman" w:hAnsi="Times New Roman" w:cs="Times New Roman"/>
-          <w:sz w:val="28"/>
-          <w:szCs w:val="28"/>
-        </w:rPr>
-        <w:t xml:space="preserve">, and a shared, persistent order ledger that both roles can observe. </w:t>
-      </w:r>
-    </w:p>
-    <w:p>
-      <w:pPr>
-        <w:spacing w:before="100" w:beforeAutospacing="1" w:line="480" w:lineRule="auto"/>
-        <w:jc w:val="both"/>
-        <w:rPr>
-          <w:rFonts w:ascii="Times New Roman" w:hAnsi="Times New Roman" w:cs="Times New Roman"/>
-          <w:sz w:val="28"/>
-          <w:szCs w:val="28"/>
-        </w:rPr>
-      </w:pPr>
-      <w:r>
-        <w:rPr>
-          <w:rFonts w:ascii="Times New Roman" w:hAnsi="Times New Roman" w:cs="Times New Roman"/>
-          <w:sz w:val="28"/>
-          <w:szCs w:val="28"/>
-        </w:rPr>
-        <w:t xml:space="preserve">A login gate built on an in-memory </w:t>
-      </w:r>
-      <w:proofErr w:type="spellStart"/>
-      <w:r>
-        <w:rPr>
-          <w:rFonts w:ascii="Times New Roman" w:hAnsi="Times New Roman" w:cs="Times New Roman"/>
-          <w:sz w:val="28"/>
-          <w:szCs w:val="28"/>
-        </w:rPr>
-        <w:t>AuthService</w:t>
-      </w:r>
-      <w:proofErr w:type="spellEnd"/>
-      <w:r>
-        <w:rPr>
-          <w:rFonts w:ascii="Times New Roman" w:hAnsi="Times New Roman" w:cs="Times New Roman"/>
-          <w:sz w:val="28"/>
-          <w:szCs w:val="28"/>
-        </w:rPr>
-        <w:t xml:space="preserve"> routes a successful sign-in to one of two JavaFX scenes</w:t>
-      </w:r>
-      <w:r>
-        <w:rPr>
-          <w:rFonts w:ascii="Times New Roman" w:hAnsi="Times New Roman" w:cs="Times New Roman"/>
-          <w:sz w:val="28"/>
-          <w:szCs w:val="28"/>
-        </w:rPr>
-        <w:t xml:space="preserve">: </w:t>
-      </w:r>
-    </w:p>
-    <w:p>
-      <w:pPr>
-        <w:pStyle w:val="ListParagraph"/>
-        <w:numPr>
-          <w:ilvl w:val="0"/>
-          <w:numId w:val="3"/>
-        </w:numPr>
-        <w:spacing w:before="100" w:beforeAutospacing="1" w:line="480" w:lineRule="auto"/>
-        <w:jc w:val="both"/>
-        <w:rPr>
-          <w:rFonts w:ascii="Times New Roman" w:hAnsi="Times New Roman" w:cs="Times New Roman"/>
-          <w:sz w:val="28"/>
-          <w:szCs w:val="28"/>
-        </w:rPr>
-      </w:pPr>
-      <w:proofErr w:type="spellStart"/>
-      <w:r>
-        <w:rPr>
-          <w:rFonts w:ascii="Times New Roman" w:hAnsi="Times New Roman" w:cs="Times New Roman"/>
-          <w:b/>
-          <w:bCs/>
-          <w:sz w:val="28"/>
-          <w:szCs w:val="28"/>
-        </w:rPr>
-        <w:t>FoodDeliveryApp</w:t>
-      </w:r>
-      <w:proofErr w:type="spellEnd"/>
-      <w:r>
-        <w:rPr>
-          <w:rFonts w:ascii="Times New Roman" w:hAnsi="Times New Roman" w:cs="Times New Roman"/>
-          <w:sz w:val="28"/>
-          <w:szCs w:val="28"/>
-        </w:rPr>
-        <w:t xml:space="preserve"> for customers</w:t>
-      </w:r>
-      <w:r>
-        <w:rPr>
-          <w:rFonts w:ascii="Times New Roman" w:hAnsi="Times New Roman" w:cs="Times New Roman"/>
-          <w:sz w:val="28"/>
-          <w:szCs w:val="28"/>
-        </w:rPr>
-        <w:t>.</w:t>
-      </w:r>
-      <w:r>
-        <w:rPr>
-          <w:rFonts w:ascii="Times New Roman" w:hAnsi="Times New Roman" w:cs="Times New Roman"/>
-          <w:sz w:val="28"/>
-          <w:szCs w:val="28"/>
-        </w:rPr>
-        <w:t xml:space="preserve"> </w:t>
-      </w:r>
-    </w:p>
-    <w:p>
-      <w:pPr>
-        <w:pStyle w:val="ListParagraph"/>
-        <w:numPr>
-          <w:ilvl w:val="0"/>
-          <w:numId w:val="3"/>
-        </w:numPr>
-        <w:spacing w:before="100" w:beforeAutospacing="1" w:line="480" w:lineRule="auto"/>
-        <w:jc w:val="both"/>
-        <w:rPr>
-          <w:rFonts w:ascii="Times New Roman" w:hAnsi="Times New Roman" w:cs="Times New Roman"/>
-          <w:sz w:val="28"/>
-          <w:szCs w:val="28"/>
-        </w:rPr>
-      </w:pPr>
-      <w:proofErr w:type="spellStart"/>
-      <w:r>
-        <w:rPr>
-          <w:rFonts w:ascii="Times New Roman" w:hAnsi="Times New Roman" w:cs="Times New Roman"/>
-          <w:b/>
-          <w:bCs/>
-          <w:sz w:val="28"/>
-          <w:szCs w:val="28"/>
-        </w:rPr>
-        <w:t>AdminDashboard</w:t>
-      </w:r>
-      <w:proofErr w:type="spellEnd"/>
-      <w:r>
-        <w:rPr>
-          <w:rFonts w:ascii="Times New Roman" w:hAnsi="Times New Roman" w:cs="Times New Roman"/>
-          <w:sz w:val="28"/>
-          <w:szCs w:val="28"/>
-        </w:rPr>
-        <w:t xml:space="preserve"> for administrators</w:t>
-      </w:r>
-      <w:r>
-        <w:rPr>
-          <w:rFonts w:ascii="Times New Roman" w:hAnsi="Times New Roman" w:cs="Times New Roman"/>
-          <w:sz w:val="28"/>
-          <w:szCs w:val="28"/>
-        </w:rPr>
-        <w:t>.</w:t>
-      </w:r>
-    </w:p>
-    <w:p>
-      <w:pPr>
-        <w:spacing w:before="100" w:beforeAutospacing="1" w:line="480" w:lineRule="auto"/>
-        <w:jc w:val="both"/>
-        <w:rPr>
-          <w:rFonts w:ascii="Times New Roman" w:hAnsi="Times New Roman" w:cs="Times New Roman"/>
-          <w:sz w:val="28"/>
-          <w:szCs w:val="28"/>
-        </w:rPr>
-      </w:pPr>
-      <w:r>
-        <w:rPr>
-          <w:rFonts w:ascii="Times New Roman" w:hAnsi="Times New Roman" w:cs="Times New Roman"/>
-          <w:sz w:val="28"/>
-          <w:szCs w:val="28"/>
-        </w:rPr>
-        <w:lastRenderedPageBreak/>
-        <w:t>W</w:t>
-      </w:r>
-      <w:r>
-        <w:rPr>
-          <w:rFonts w:ascii="Times New Roman" w:hAnsi="Times New Roman" w:cs="Times New Roman"/>
-          <w:sz w:val="28"/>
-          <w:szCs w:val="28"/>
-        </w:rPr>
-        <w:t xml:space="preserve">hile a singleton </w:t>
-      </w:r>
-      <w:proofErr w:type="spellStart"/>
-      <w:r>
-        <w:rPr>
-          <w:rFonts w:ascii="Times New Roman" w:hAnsi="Times New Roman" w:cs="Times New Roman"/>
-          <w:sz w:val="28"/>
-          <w:szCs w:val="28"/>
-        </w:rPr>
-        <w:t>OrderStore</w:t>
-      </w:r>
-      <w:proofErr w:type="spellEnd"/>
-      <w:r>
-        <w:rPr>
-          <w:rFonts w:ascii="Times New Roman" w:hAnsi="Times New Roman" w:cs="Times New Roman"/>
-          <w:sz w:val="28"/>
-          <w:szCs w:val="28"/>
-        </w:rPr>
-        <w:t xml:space="preserve"> keeps every placed order </w:t>
-      </w:r>
-      <w:proofErr w:type="spellStart"/>
-      <w:r>
-        <w:rPr>
-          <w:rFonts w:ascii="Times New Roman" w:hAnsi="Times New Roman" w:cs="Times New Roman"/>
-          <w:sz w:val="28"/>
-          <w:szCs w:val="28"/>
-        </w:rPr>
-        <w:t>synchronised</w:t>
-      </w:r>
-      <w:proofErr w:type="spellEnd"/>
-      <w:r>
-        <w:rPr>
-          <w:rFonts w:ascii="Times New Roman" w:hAnsi="Times New Roman" w:cs="Times New Roman"/>
-          <w:sz w:val="28"/>
-          <w:szCs w:val="28"/>
-        </w:rPr>
-        <w:t xml:space="preserve"> in memory and mirrors it to a flat text file on disk so that orders survive between application runs.</w:t>
-      </w:r>
-    </w:p>
-    <w:p>
-      <w:pPr>
-        <w:spacing w:before="100" w:beforeAutospacing="1" w:line="480" w:lineRule="auto"/>
-        <w:jc w:val="both"/>
-        <w:rPr>
-          <w:rFonts w:ascii="Times New Roman" w:hAnsi="Times New Roman" w:cs="Times New Roman"/>
-          <w:sz w:val="28"/>
-          <w:szCs w:val="28"/>
-        </w:rPr>
-      </w:pPr>
-      <w:r>
-        <w:rPr>
-          <w:rFonts w:ascii="Times New Roman" w:hAnsi="Times New Roman" w:cs="Times New Roman"/>
-          <w:sz w:val="28"/>
-          <w:szCs w:val="28"/>
-        </w:rPr>
-        <w:t>The problem it addresses, its design and class structure, the object-oriented principles it demonstrates, the graphical interface it presents to each type of user, and the practical challenges encountered while building and evaluating it.</w:t>
-      </w:r>
+        <w:jc w:val="both"/>
+        <w:rPr>
+          <w:rFonts w:ascii="Times New Roman" w:hAnsi="Times New Roman" w:cs="Times New Roman"/>
+          <w:sz w:val="28"/>
+          <w:szCs w:val="28"/>
+        </w:rPr>
+      </w:pPr>
+    </w:p>
+    <w:p>
+      <w:pPr>
+        <w:spacing w:before="100" w:beforeAutospacing="1" w:line="480" w:lineRule="auto"/>
+        <w:jc w:val="both"/>
+        <w:rPr>
+          <w:rFonts w:ascii="Times New Roman" w:hAnsi="Times New Roman" w:cs="Times New Roman"/>
+          <w:sz w:val="28"/>
+          <w:szCs w:val="28"/>
+        </w:rPr>
+      </w:pPr>
+    </w:p>
+    <w:p>
+      <w:pPr>
+        <w:spacing w:before="100" w:beforeAutospacing="1" w:line="480" w:lineRule="auto"/>
+        <w:jc w:val="both"/>
+        <w:rPr>
+          <w:rFonts w:ascii="Times New Roman" w:hAnsi="Times New Roman" w:cs="Times New Roman"/>
+          <w:sz w:val="28"/>
+          <w:szCs w:val="28"/>
+        </w:rPr>
+      </w:pPr>
+    </w:p>
+    <w:p>
+      <w:pPr>
+        <w:spacing w:before="100" w:beforeAutospacing="1" w:line="480" w:lineRule="auto"/>
+        <w:jc w:val="both"/>
+        <w:rPr>
+          <w:rFonts w:ascii="Times New Roman" w:hAnsi="Times New Roman" w:cs="Times New Roman"/>
+          <w:sz w:val="28"/>
+          <w:szCs w:val="28"/>
+        </w:rPr>
+      </w:pPr>
+    </w:p>
+    <w:p>
+      <w:pPr>
+        <w:spacing w:before="100" w:beforeAutospacing="1" w:line="480" w:lineRule="auto"/>
+        <w:jc w:val="both"/>
+        <w:rPr>
+          <w:rFonts w:ascii="Times New Roman" w:hAnsi="Times New Roman" w:cs="Times New Roman"/>
+          <w:sz w:val="28"/>
+          <w:szCs w:val="28"/>
+        </w:rPr>
+      </w:pPr>
+    </w:p>
+    <w:p>
+      <w:pPr>
+        <w:spacing w:before="100" w:beforeAutospacing="1" w:line="480" w:lineRule="auto"/>
+        <w:jc w:val="both"/>
+        <w:rPr>
+          <w:rFonts w:ascii="Times New Roman" w:hAnsi="Times New Roman" w:cs="Times New Roman"/>
+          <w:sz w:val="28"/>
+          <w:szCs w:val="28"/>
+        </w:rPr>
+      </w:pPr>
     </w:p>
     <w:p>
       <w:pPr>
@@ -1257,6 +2016,7 @@
           <w:sz w:val="28"/>
           <w:szCs w:val="28"/>
         </w:rPr>
+        <w:lastRenderedPageBreak/>
         <w:t>3. Problem Statement</w:t>
       </w:r>
     </w:p>
@@ -1388,9 +2148,30 @@
           <w:sz w:val="28"/>
           <w:szCs w:val="28"/>
         </w:rPr>
-        <w:lastRenderedPageBreak/>
         <w:t xml:space="preserve">(b) give a separate, authenticated administrator a single place to see every order placed by every customer, search/filter that list, and inspect the full invoice for any individual order, together with a running total of orders and revenue. </w:t>
       </w:r>
+    </w:p>
+    <w:p>
+      <w:pPr>
+        <w:spacing w:before="100" w:beforeAutospacing="1" w:line="480" w:lineRule="auto"/>
+        <w:jc w:val="both"/>
+        <w:rPr>
+          <w:rFonts w:ascii="Times New Roman" w:hAnsi="Times New Roman" w:cs="Times New Roman"/>
+          <w:sz w:val="28"/>
+          <w:szCs w:val="28"/>
+        </w:rPr>
+      </w:pPr>
+    </w:p>
+    <w:p>
+      <w:pPr>
+        <w:spacing w:before="100" w:beforeAutospacing="1" w:line="480" w:lineRule="auto"/>
+        <w:jc w:val="both"/>
+        <w:rPr>
+          <w:rFonts w:ascii="Times New Roman" w:hAnsi="Times New Roman" w:cs="Times New Roman"/>
+          <w:sz w:val="28"/>
+          <w:szCs w:val="28"/>
+        </w:rPr>
+      </w:pPr>
     </w:p>
     <w:p>
       <w:pPr>
@@ -1416,6 +2197,7 @@
           <w:sz w:val="28"/>
           <w:szCs w:val="28"/>
         </w:rPr>
+        <w:lastRenderedPageBreak/>
         <w:t>4. Objectives of the System</w:t>
       </w:r>
     </w:p>
@@ -1691,7 +2473,6 @@
           <w:sz w:val="28"/>
           <w:szCs w:val="28"/>
         </w:rPr>
-        <w:lastRenderedPageBreak/>
         <w:t xml:space="preserve">Keep the codebase small enough to be read and understood end-to-end, </w:t>
       </w:r>
       <w:proofErr w:type="spellStart"/>
@@ -1737,6 +2518,7 @@
           <w:sz w:val="28"/>
           <w:szCs w:val="28"/>
         </w:rPr>
+        <w:lastRenderedPageBreak/>
         <w:t>5. Scope of the System</w:t>
       </w:r>
     </w:p>
@@ -1907,6 +2689,28 @@
         </w:rPr>
         <w:t>Logout from either screen back to the login screen.</w:t>
       </w:r>
+    </w:p>
+    <w:p>
+      <w:pPr>
+        <w:spacing w:before="100" w:beforeAutospacing="1" w:line="480" w:lineRule="auto"/>
+        <w:jc w:val="both"/>
+        <w:rPr>
+          <w:rFonts w:ascii="Times New Roman" w:hAnsi="Times New Roman" w:cs="Times New Roman"/>
+          <w:sz w:val="28"/>
+          <w:szCs w:val="28"/>
+        </w:rPr>
+      </w:pPr>
+    </w:p>
+    <w:p>
+      <w:pPr>
+        <w:spacing w:before="100" w:beforeAutospacing="1" w:line="480" w:lineRule="auto"/>
+        <w:jc w:val="both"/>
+        <w:rPr>
+          <w:rFonts w:ascii="Times New Roman" w:hAnsi="Times New Roman" w:cs="Times New Roman"/>
+          <w:sz w:val="28"/>
+          <w:szCs w:val="28"/>
+        </w:rPr>
+      </w:pPr>
     </w:p>
     <w:p>
       <w:pPr>
@@ -3782,7 +4586,7 @@
                     </pic:cNvPicPr>
                   </pic:nvPicPr>
                   <pic:blipFill>
-                    <a:blip r:embed="rId8"/>
+                    <a:blip r:embed="rId9"/>
                     <a:srcRect/>
                     <a:stretch>
                       <a:fillRect/>
@@ -4044,7 +4848,7 @@
                     </pic:cNvPicPr>
                   </pic:nvPicPr>
                   <pic:blipFill rotWithShape="1">
-                    <a:blip r:embed="rId9"/>
+                    <a:blip r:embed="rId10"/>
                     <a:srcRect r="15433"/>
                     <a:stretch>
                       <a:fillRect/>
@@ -4718,6 +5522,71 @@
     </w:p>
     <w:p>
       <w:pPr>
+        <w:spacing w:before="100" w:beforeAutospacing="1" w:line="480" w:lineRule="auto"/>
+        <w:jc w:val="both"/>
+        <w:rPr>
+          <w:rFonts w:ascii="Times New Roman" w:hAnsi="Times New Roman" w:cs="Times New Roman"/>
+          <w:sz w:val="28"/>
+          <w:szCs w:val="28"/>
+        </w:rPr>
+      </w:pPr>
+      <w:r>
+        <w:rPr>
+          <w:noProof/>
+        </w:rPr>
+        <w:lastRenderedPageBreak/>
+        <w:drawing>
+          <wp:inline distT="0" distB="0" distL="0" distR="0" wp14:anchorId="759BC369" wp14:editId="03073021">
+            <wp:extent cx="6172200" cy="3366135"/>
+            <wp:effectExtent l="0" t="0" r="0" b="5715"/>
+            <wp:docPr id="1555054411" name="Picture 4"/>
+            <wp:cNvGraphicFramePr>
+              <a:graphicFrameLocks xmlns:a="http://schemas.openxmlformats.org/drawingml/2006/main" noChangeAspect="1"/>
+            </wp:cNvGraphicFramePr>
+            <a:graphic xmlns:a="http://schemas.openxmlformats.org/drawingml/2006/main">
+              <a:graphicData uri="http://schemas.openxmlformats.org/drawingml/2006/picture">
+                <pic:pic xmlns:pic="http://schemas.openxmlformats.org/drawingml/2006/picture">
+                  <pic:nvPicPr>
+                    <pic:cNvPr id="0" name="Picture 5"/>
+                    <pic:cNvPicPr>
+                      <a:picLocks noChangeAspect="1" noChangeArrowheads="1"/>
+                    </pic:cNvPicPr>
+                  </pic:nvPicPr>
+                  <pic:blipFill>
+                    <a:blip r:embed="rId11">
+                      <a:extLst>
+                        <a:ext uri="{28A0092B-C50C-407E-A947-70E740481C1C}">
+                          <a14:useLocalDpi xmlns:a14="http://schemas.microsoft.com/office/drawing/2010/main" val="0"/>
+                        </a:ext>
+                      </a:extLst>
+                    </a:blip>
+                    <a:srcRect/>
+                    <a:stretch>
+                      <a:fillRect/>
+                    </a:stretch>
+                  </pic:blipFill>
+                  <pic:spPr bwMode="auto">
+                    <a:xfrm>
+                      <a:off x="0" y="0"/>
+                      <a:ext cx="6172200" cy="3366135"/>
+                    </a:xfrm>
+                    <a:prstGeom prst="rect">
+                      <a:avLst/>
+                    </a:prstGeom>
+                    <a:noFill/>
+                    <a:ln>
+                      <a:noFill/>
+                    </a:ln>
+                  </pic:spPr>
+                </pic:pic>
+              </a:graphicData>
+            </a:graphic>
+          </wp:inline>
+        </w:drawing>
+      </w:r>
+    </w:p>
+    <w:p>
+      <w:pPr>
         <w:pStyle w:val="Heading2"/>
         <w:spacing w:before="100" w:beforeAutospacing="1" w:line="480" w:lineRule="auto"/>
         <w:jc w:val="both"/>
@@ -4737,7 +5606,6 @@
           <w:sz w:val="28"/>
           <w:szCs w:val="28"/>
         </w:rPr>
-        <w:lastRenderedPageBreak/>
         <w:t>7.4 Data Flow: Placing and Viewing an Order</w:t>
       </w:r>
     </w:p>
@@ -4972,6 +5840,7 @@
           <w:sz w:val="28"/>
           <w:szCs w:val="28"/>
         </w:rPr>
+        <w:lastRenderedPageBreak/>
         <w:t xml:space="preserve">The same Order's </w:t>
       </w:r>
       <w:proofErr w:type="spellStart"/>
@@ -5145,17 +6014,6 @@
     </w:p>
     <w:p>
       <w:pPr>
-        <w:spacing w:before="100" w:beforeAutospacing="1" w:line="480" w:lineRule="auto"/>
-        <w:jc w:val="both"/>
-        <w:rPr>
-          <w:rFonts w:ascii="Times New Roman" w:hAnsi="Times New Roman" w:cs="Times New Roman"/>
-          <w:sz w:val="28"/>
-          <w:szCs w:val="28"/>
-        </w:rPr>
-      </w:pPr>
-    </w:p>
-    <w:p>
-      <w:pPr>
         <w:pStyle w:val="Heading1"/>
         <w:pBdr>
           <w:bottom w:val="single" w:sz="6" w:space="4" w:color="1F3B57"/>
@@ -5178,7 +6036,6 @@
           <w:sz w:val="28"/>
           <w:szCs w:val="28"/>
         </w:rPr>
-        <w:lastRenderedPageBreak/>
         <w:t>8. Description of Classes and Methods</w:t>
       </w:r>
     </w:p>
@@ -5654,6 +6511,7 @@
           <w:sz w:val="28"/>
           <w:szCs w:val="28"/>
         </w:rPr>
+        <w:lastRenderedPageBreak/>
         <w:t>8.2 Customer extends User</w:t>
       </w:r>
     </w:p>
@@ -5742,17 +6600,6 @@
     </w:p>
     <w:p>
       <w:pPr>
-        <w:spacing w:before="100" w:beforeAutospacing="1" w:line="480" w:lineRule="auto"/>
-        <w:jc w:val="both"/>
-        <w:rPr>
-          <w:rFonts w:ascii="Times New Roman" w:hAnsi="Times New Roman" w:cs="Times New Roman"/>
-          <w:sz w:val="28"/>
-          <w:szCs w:val="28"/>
-        </w:rPr>
-      </w:pPr>
-    </w:p>
-    <w:p>
-      <w:pPr>
         <w:pStyle w:val="Heading2"/>
         <w:spacing w:before="100" w:beforeAutospacing="1" w:line="480" w:lineRule="auto"/>
         <w:jc w:val="both"/>
@@ -5772,7 +6619,6 @@
           <w:sz w:val="28"/>
           <w:szCs w:val="28"/>
         </w:rPr>
-        <w:lastRenderedPageBreak/>
         <w:t xml:space="preserve">8.3 </w:t>
       </w:r>
       <w:proofErr w:type="spellStart"/>
@@ -5986,6 +6832,28 @@
         </w:rPr>
         <w:t xml:space="preserve"> timestamp.</w:t>
       </w:r>
+    </w:p>
+    <w:p>
+      <w:pPr>
+        <w:spacing w:before="100" w:beforeAutospacing="1" w:line="480" w:lineRule="auto"/>
+        <w:jc w:val="both"/>
+        <w:rPr>
+          <w:rFonts w:ascii="Times New Roman" w:hAnsi="Times New Roman" w:cs="Times New Roman"/>
+          <w:sz w:val="28"/>
+          <w:szCs w:val="28"/>
+        </w:rPr>
+      </w:pPr>
+    </w:p>
+    <w:p>
+      <w:pPr>
+        <w:spacing w:before="100" w:beforeAutospacing="1" w:line="480" w:lineRule="auto"/>
+        <w:jc w:val="both"/>
+        <w:rPr>
+          <w:rFonts w:ascii="Times New Roman" w:hAnsi="Times New Roman" w:cs="Times New Roman"/>
+          <w:sz w:val="28"/>
+          <w:szCs w:val="28"/>
+        </w:rPr>
+      </w:pPr>
     </w:p>
     <w:tbl>
       <w:tblPr>
@@ -6020,6 +6888,7 @@
                 <w:sz w:val="24"/>
                 <w:szCs w:val="24"/>
               </w:rPr>
+              <w:lastRenderedPageBreak/>
               <w:t>Method</w:t>
             </w:r>
           </w:p>
@@ -6451,7 +7320,6 @@
           <w:sz w:val="28"/>
           <w:szCs w:val="28"/>
         </w:rPr>
-        <w:lastRenderedPageBreak/>
         <w:t xml:space="preserve">8.5 </w:t>
       </w:r>
       <w:proofErr w:type="spellStart"/>
@@ -6513,7 +7381,73 @@
           <w:sz w:val="28"/>
           <w:szCs w:val="28"/>
         </w:rPr>
-        <w:t xml:space="preserve"> instances — one mapping username to password, the other username to Role. It seeds two demo accounts on class load (admin/admin123 as ADMIN, customer/customer123 as CUSTOMER).</w:t>
+        <w:t xml:space="preserve"> instances one mapping username to password, the other username to Role. It seeds two demo accounts on class load (</w:t>
+      </w:r>
+      <w:r>
+        <w:rPr>
+          <w:rFonts w:ascii="Times New Roman" w:hAnsi="Times New Roman" w:cs="Times New Roman"/>
+          <w:sz w:val="28"/>
+          <w:szCs w:val="28"/>
+        </w:rPr>
+        <w:t>prince</w:t>
+      </w:r>
+      <w:r>
+        <w:rPr>
+          <w:rFonts w:ascii="Times New Roman" w:hAnsi="Times New Roman" w:cs="Times New Roman"/>
+          <w:sz w:val="28"/>
+          <w:szCs w:val="28"/>
+        </w:rPr>
+        <w:t>/</w:t>
+      </w:r>
+      <w:r>
+        <w:rPr>
+          <w:rFonts w:ascii="Times New Roman" w:hAnsi="Times New Roman" w:cs="Times New Roman"/>
+          <w:sz w:val="28"/>
+          <w:szCs w:val="28"/>
+        </w:rPr>
+        <w:t>prince</w:t>
+      </w:r>
+      <w:r>
+        <w:rPr>
+          <w:rFonts w:ascii="Times New Roman" w:hAnsi="Times New Roman" w:cs="Times New Roman"/>
+          <w:sz w:val="28"/>
+          <w:szCs w:val="28"/>
+        </w:rPr>
+        <w:t xml:space="preserve">123 as ADMIN, </w:t>
+      </w:r>
+      <w:proofErr w:type="spellStart"/>
+      <w:r>
+        <w:rPr>
+          <w:rFonts w:ascii="Times New Roman" w:hAnsi="Times New Roman" w:cs="Times New Roman"/>
+          <w:sz w:val="28"/>
+          <w:szCs w:val="28"/>
+        </w:rPr>
+        <w:t>linda</w:t>
+      </w:r>
+      <w:proofErr w:type="spellEnd"/>
+      <w:r>
+        <w:rPr>
+          <w:rFonts w:ascii="Times New Roman" w:hAnsi="Times New Roman" w:cs="Times New Roman"/>
+          <w:sz w:val="28"/>
+          <w:szCs w:val="28"/>
+        </w:rPr>
+        <w:t>/</w:t>
+      </w:r>
+      <w:r>
+        <w:rPr>
+          <w:rFonts w:ascii="Times New Roman" w:hAnsi="Times New Roman" w:cs="Times New Roman"/>
+          <w:sz w:val="28"/>
+          <w:szCs w:val="28"/>
+        </w:rPr>
+        <w:t>linda</w:t>
+      </w:r>
+      <w:r>
+        <w:rPr>
+          <w:rFonts w:ascii="Times New Roman" w:hAnsi="Times New Roman" w:cs="Times New Roman"/>
+          <w:sz w:val="28"/>
+          <w:szCs w:val="28"/>
+        </w:rPr>
+        <w:t>123 as CUSTOMER).</w:t>
       </w:r>
     </w:p>
     <w:tbl>
@@ -6863,20 +7797,36 @@
         <w:jc w:val="both"/>
         <w:rPr>
           <w:rFonts w:ascii="Times New Roman" w:hAnsi="Times New Roman" w:cs="Times New Roman"/>
+          <w:b/>
+          <w:bCs/>
           <w:color w:val="auto"/>
           <w:sz w:val="28"/>
           <w:szCs w:val="28"/>
         </w:rPr>
       </w:pPr>
-      <w:r>
-        <w:rPr>
-          <w:rFonts w:ascii="Times New Roman" w:hAnsi="Times New Roman" w:cs="Times New Roman"/>
-          <w:b/>
-          <w:bCs/>
+    </w:p>
+    <w:p>
+      <w:pPr>
+        <w:pStyle w:val="Heading2"/>
+        <w:spacing w:before="100" w:beforeAutospacing="1" w:line="480" w:lineRule="auto"/>
+        <w:jc w:val="both"/>
+        <w:rPr>
+          <w:rFonts w:ascii="Times New Roman" w:hAnsi="Times New Roman" w:cs="Times New Roman"/>
           <w:color w:val="auto"/>
           <w:sz w:val="28"/>
           <w:szCs w:val="28"/>
         </w:rPr>
+      </w:pPr>
+      <w:r>
+        <w:rPr>
+          <w:rFonts w:ascii="Times New Roman" w:hAnsi="Times New Roman" w:cs="Times New Roman"/>
+          <w:b/>
+          <w:bCs/>
+          <w:color w:val="auto"/>
+          <w:sz w:val="28"/>
+          <w:szCs w:val="28"/>
+        </w:rPr>
+        <w:lastRenderedPageBreak/>
         <w:t xml:space="preserve">8.6 </w:t>
       </w:r>
       <w:proofErr w:type="spellStart"/>
@@ -7051,7 +8001,6 @@
                 <w:sz w:val="24"/>
                 <w:szCs w:val="24"/>
               </w:rPr>
-              <w:lastRenderedPageBreak/>
               <w:t>Method</w:t>
             </w:r>
           </w:p>
@@ -7564,7 +8513,16 @@
           <w:sz w:val="28"/>
           <w:szCs w:val="28"/>
         </w:rPr>
-        <w:t xml:space="preserve">(), and on success reads the account's Role via </w:t>
+        <w:t xml:space="preserve">(), and </w:t>
+      </w:r>
+      <w:r>
+        <w:rPr>
+          <w:rFonts w:ascii="Times New Roman" w:hAnsi="Times New Roman" w:cs="Times New Roman"/>
+          <w:sz w:val="28"/>
+          <w:szCs w:val="28"/>
+        </w:rPr>
+        <w:lastRenderedPageBreak/>
+        <w:t xml:space="preserve">on success reads the account's Role via </w:t>
       </w:r>
       <w:proofErr w:type="spellStart"/>
       <w:r>
@@ -7849,7 +8807,300 @@
           <w:sz w:val="28"/>
           <w:szCs w:val="28"/>
         </w:rPr>
-        <w:t xml:space="preserve">() performs input validation (non-empty cart, non-empty name/email/address, a basic '@'/'.' check on the email) inside a try/catch that distinguishes expected validation </w:t>
+        <w:t>() performs input validation (non-empty cart, non-empty name/email/address, a basic '@'/'.' check on the email) inside a try/catch that distinguishes expected validation failures (</w:t>
+      </w:r>
+      <w:proofErr w:type="spellStart"/>
+      <w:r>
+        <w:rPr>
+          <w:rFonts w:ascii="Times New Roman" w:hAnsi="Times New Roman" w:cs="Times New Roman"/>
+          <w:sz w:val="28"/>
+          <w:szCs w:val="28"/>
+        </w:rPr>
+        <w:t>IllegalArgumentException</w:t>
+      </w:r>
+      <w:proofErr w:type="spellEnd"/>
+      <w:r>
+        <w:rPr>
+          <w:rFonts w:ascii="Times New Roman" w:hAnsi="Times New Roman" w:cs="Times New Roman"/>
+          <w:sz w:val="28"/>
+          <w:szCs w:val="28"/>
+        </w:rPr>
+        <w:t xml:space="preserve">, </w:t>
+      </w:r>
+      <w:proofErr w:type="spellStart"/>
+      <w:r>
+        <w:rPr>
+          <w:rFonts w:ascii="Times New Roman" w:hAnsi="Times New Roman" w:cs="Times New Roman"/>
+          <w:sz w:val="28"/>
+          <w:szCs w:val="28"/>
+        </w:rPr>
+        <w:t>IllegalStateException</w:t>
+      </w:r>
+      <w:proofErr w:type="spellEnd"/>
+      <w:r>
+        <w:rPr>
+          <w:rFonts w:ascii="Times New Roman" w:hAnsi="Times New Roman" w:cs="Times New Roman"/>
+          <w:sz w:val="28"/>
+          <w:szCs w:val="28"/>
+        </w:rPr>
+        <w:t xml:space="preserve">) from any other unexpected exception, before delegating persistence to </w:t>
+      </w:r>
+      <w:proofErr w:type="spellStart"/>
+      <w:r>
+        <w:rPr>
+          <w:rFonts w:ascii="Times New Roman" w:hAnsi="Times New Roman" w:cs="Times New Roman"/>
+          <w:sz w:val="28"/>
+          <w:szCs w:val="28"/>
+        </w:rPr>
+        <w:t>OrderStore.recordOrder</w:t>
+      </w:r>
+      <w:proofErr w:type="spellEnd"/>
+      <w:r>
+        <w:rPr>
+          <w:rFonts w:ascii="Times New Roman" w:hAnsi="Times New Roman" w:cs="Times New Roman"/>
+          <w:sz w:val="28"/>
+          <w:szCs w:val="28"/>
+        </w:rPr>
+        <w:t xml:space="preserve">() and clearing the cart via </w:t>
+      </w:r>
+      <w:proofErr w:type="spellStart"/>
+      <w:r>
+        <w:rPr>
+          <w:rFonts w:ascii="Times New Roman" w:hAnsi="Times New Roman" w:cs="Times New Roman"/>
+          <w:sz w:val="28"/>
+          <w:szCs w:val="28"/>
+        </w:rPr>
+        <w:t>clearCartSession</w:t>
+      </w:r>
+      <w:proofErr w:type="spellEnd"/>
+      <w:r>
+        <w:rPr>
+          <w:rFonts w:ascii="Times New Roman" w:hAnsi="Times New Roman" w:cs="Times New Roman"/>
+          <w:sz w:val="28"/>
+          <w:szCs w:val="28"/>
+        </w:rPr>
+        <w:t>().</w:t>
+      </w:r>
+    </w:p>
+    <w:p>
+      <w:pPr>
+        <w:pStyle w:val="Heading2"/>
+        <w:spacing w:before="100" w:beforeAutospacing="1" w:line="480" w:lineRule="auto"/>
+        <w:jc w:val="both"/>
+        <w:rPr>
+          <w:rFonts w:ascii="Times New Roman" w:hAnsi="Times New Roman" w:cs="Times New Roman"/>
+          <w:color w:val="auto"/>
+          <w:sz w:val="28"/>
+          <w:szCs w:val="28"/>
+        </w:rPr>
+      </w:pPr>
+      <w:r>
+        <w:rPr>
+          <w:rFonts w:ascii="Times New Roman" w:hAnsi="Times New Roman" w:cs="Times New Roman"/>
+          <w:b/>
+          <w:bCs/>
+          <w:color w:val="auto"/>
+          <w:sz w:val="28"/>
+          <w:szCs w:val="28"/>
+        </w:rPr>
+        <w:t xml:space="preserve">8.9 </w:t>
+      </w:r>
+      <w:proofErr w:type="spellStart"/>
+      <w:r>
+        <w:rPr>
+          <w:rFonts w:ascii="Times New Roman" w:hAnsi="Times New Roman" w:cs="Times New Roman"/>
+          <w:b/>
+          <w:bCs/>
+          <w:color w:val="auto"/>
+          <w:sz w:val="28"/>
+          <w:szCs w:val="28"/>
+        </w:rPr>
+        <w:t>AdminDashboard</w:t>
+      </w:r>
+      <w:proofErr w:type="spellEnd"/>
+      <w:r>
+        <w:rPr>
+          <w:rFonts w:ascii="Times New Roman" w:hAnsi="Times New Roman" w:cs="Times New Roman"/>
+          <w:b/>
+          <w:bCs/>
+          <w:color w:val="auto"/>
+          <w:sz w:val="28"/>
+          <w:szCs w:val="28"/>
+        </w:rPr>
+        <w:t xml:space="preserve"> extends Application</w:t>
+      </w:r>
+    </w:p>
+    <w:p>
+      <w:pPr>
+        <w:spacing w:before="100" w:beforeAutospacing="1" w:line="480" w:lineRule="auto"/>
+        <w:jc w:val="both"/>
+        <w:rPr>
+          <w:rFonts w:ascii="Times New Roman" w:hAnsi="Times New Roman" w:cs="Times New Roman"/>
+          <w:sz w:val="28"/>
+          <w:szCs w:val="28"/>
+        </w:rPr>
+      </w:pPr>
+      <w:r>
+        <w:rPr>
+          <w:rFonts w:ascii="Times New Roman" w:hAnsi="Times New Roman" w:cs="Times New Roman"/>
+          <w:sz w:val="28"/>
+          <w:szCs w:val="28"/>
+        </w:rPr>
+        <w:t xml:space="preserve">The administrator's monitoring screen. Wraps </w:t>
+      </w:r>
+      <w:proofErr w:type="spellStart"/>
+      <w:r>
+        <w:rPr>
+          <w:rFonts w:ascii="Times New Roman" w:hAnsi="Times New Roman" w:cs="Times New Roman"/>
+          <w:sz w:val="28"/>
+          <w:szCs w:val="28"/>
+        </w:rPr>
+        <w:t>OrderStore.getOrders</w:t>
+      </w:r>
+      <w:proofErr w:type="spellEnd"/>
+      <w:r>
+        <w:rPr>
+          <w:rFonts w:ascii="Times New Roman" w:hAnsi="Times New Roman" w:cs="Times New Roman"/>
+          <w:sz w:val="28"/>
+          <w:szCs w:val="28"/>
+        </w:rPr>
+        <w:t xml:space="preserve">() in a </w:t>
+      </w:r>
+      <w:proofErr w:type="spellStart"/>
+      <w:r>
+        <w:rPr>
+          <w:rFonts w:ascii="Times New Roman" w:hAnsi="Times New Roman" w:cs="Times New Roman"/>
+          <w:sz w:val="28"/>
+          <w:szCs w:val="28"/>
+        </w:rPr>
+        <w:t>FilteredList</w:t>
+      </w:r>
+      <w:proofErr w:type="spellEnd"/>
+      <w:r>
+        <w:rPr>
+          <w:rFonts w:ascii="Times New Roman" w:hAnsi="Times New Roman" w:cs="Times New Roman"/>
+          <w:sz w:val="28"/>
+          <w:szCs w:val="28"/>
+        </w:rPr>
+        <w:t xml:space="preserve">&lt;Order&gt; driven by a search </w:t>
+      </w:r>
+      <w:proofErr w:type="spellStart"/>
+      <w:r>
+        <w:rPr>
+          <w:rFonts w:ascii="Times New Roman" w:hAnsi="Times New Roman" w:cs="Times New Roman"/>
+          <w:sz w:val="28"/>
+          <w:szCs w:val="28"/>
+        </w:rPr>
+        <w:t>TextField</w:t>
+      </w:r>
+      <w:proofErr w:type="spellEnd"/>
+      <w:r>
+        <w:rPr>
+          <w:rFonts w:ascii="Times New Roman" w:hAnsi="Times New Roman" w:cs="Times New Roman"/>
+          <w:sz w:val="28"/>
+          <w:szCs w:val="28"/>
+        </w:rPr>
+        <w:t xml:space="preserve">, so typing into the filter box narrows the </w:t>
+      </w:r>
+      <w:proofErr w:type="spellStart"/>
+      <w:r>
+        <w:rPr>
+          <w:rFonts w:ascii="Times New Roman" w:hAnsi="Times New Roman" w:cs="Times New Roman"/>
+          <w:sz w:val="28"/>
+          <w:szCs w:val="28"/>
+        </w:rPr>
+        <w:t>TableView</w:t>
+      </w:r>
+      <w:proofErr w:type="spellEnd"/>
+      <w:r>
+        <w:rPr>
+          <w:rFonts w:ascii="Times New Roman" w:hAnsi="Times New Roman" w:cs="Times New Roman"/>
+          <w:sz w:val="28"/>
+          <w:szCs w:val="28"/>
+        </w:rPr>
+        <w:t xml:space="preserve"> by order ID, customer name, email, or the username that placed the order all without touching the underlying data. </w:t>
+      </w:r>
+      <w:proofErr w:type="spellStart"/>
+      <w:proofErr w:type="gramStart"/>
+      <w:r>
+        <w:rPr>
+          <w:rFonts w:ascii="Times New Roman" w:hAnsi="Times New Roman" w:cs="Times New Roman"/>
+          <w:sz w:val="28"/>
+          <w:szCs w:val="28"/>
+        </w:rPr>
+        <w:t>setupTableColumns</w:t>
+      </w:r>
+      <w:proofErr w:type="spellEnd"/>
+      <w:r>
+        <w:rPr>
+          <w:rFonts w:ascii="Times New Roman" w:hAnsi="Times New Roman" w:cs="Times New Roman"/>
+          <w:sz w:val="28"/>
+          <w:szCs w:val="28"/>
+        </w:rPr>
+        <w:t>(</w:t>
+      </w:r>
+      <w:proofErr w:type="gramEnd"/>
+      <w:r>
+        <w:rPr>
+          <w:rFonts w:ascii="Times New Roman" w:hAnsi="Times New Roman" w:cs="Times New Roman"/>
+          <w:sz w:val="28"/>
+          <w:szCs w:val="28"/>
+        </w:rPr>
+        <w:t xml:space="preserve">) wires six </w:t>
+      </w:r>
+      <w:proofErr w:type="spellStart"/>
+      <w:r>
+        <w:rPr>
+          <w:rFonts w:ascii="Times New Roman" w:hAnsi="Times New Roman" w:cs="Times New Roman"/>
+          <w:sz w:val="28"/>
+          <w:szCs w:val="28"/>
+        </w:rPr>
+        <w:t>TableColumn</w:t>
+      </w:r>
+      <w:proofErr w:type="spellEnd"/>
+      <w:r>
+        <w:rPr>
+          <w:rFonts w:ascii="Times New Roman" w:hAnsi="Times New Roman" w:cs="Times New Roman"/>
+          <w:sz w:val="28"/>
+          <w:szCs w:val="28"/>
+        </w:rPr>
+        <w:t>&lt;Order</w:t>
+      </w:r>
+      <w:proofErr w:type="gramStart"/>
+      <w:r>
+        <w:rPr>
+          <w:rFonts w:ascii="Times New Roman" w:hAnsi="Times New Roman" w:cs="Times New Roman"/>
+          <w:sz w:val="28"/>
+          <w:szCs w:val="28"/>
+        </w:rPr>
+        <w:t>, ?</w:t>
+      </w:r>
+      <w:proofErr w:type="gramEnd"/>
+      <w:r>
+        <w:rPr>
+          <w:rFonts w:ascii="Times New Roman" w:hAnsi="Times New Roman" w:cs="Times New Roman"/>
+          <w:sz w:val="28"/>
+          <w:szCs w:val="28"/>
+        </w:rPr>
+        <w:t xml:space="preserve">&gt; instances using </w:t>
+      </w:r>
+      <w:proofErr w:type="spellStart"/>
+      <w:r>
+        <w:rPr>
+          <w:rFonts w:ascii="Times New Roman" w:hAnsi="Times New Roman" w:cs="Times New Roman"/>
+          <w:sz w:val="28"/>
+          <w:szCs w:val="28"/>
+        </w:rPr>
+        <w:t>PropertyValueFactory</w:t>
+      </w:r>
+      <w:proofErr w:type="spellEnd"/>
+      <w:r>
+        <w:rPr>
+          <w:rFonts w:ascii="Times New Roman" w:hAnsi="Times New Roman" w:cs="Times New Roman"/>
+          <w:sz w:val="28"/>
+          <w:szCs w:val="28"/>
+        </w:rPr>
+        <w:t xml:space="preserve"> reflection (for direct </w:t>
       </w:r>
       <w:r>
         <w:rPr>
@@ -7858,16 +9109,187 @@
           <w:szCs w:val="28"/>
         </w:rPr>
         <w:lastRenderedPageBreak/>
-        <w:t>failures (</w:t>
-      </w:r>
-      <w:proofErr w:type="spellStart"/>
-      <w:r>
-        <w:rPr>
-          <w:rFonts w:ascii="Times New Roman" w:hAnsi="Times New Roman" w:cs="Times New Roman"/>
-          <w:sz w:val="28"/>
-          <w:szCs w:val="28"/>
-        </w:rPr>
-        <w:t>IllegalArgumentException</w:t>
+        <w:t xml:space="preserve">fields) and inline cell-value factories (for the formatted currency and timestamp columns). Selecting a row calls </w:t>
+      </w:r>
+      <w:proofErr w:type="spellStart"/>
+      <w:proofErr w:type="gramStart"/>
+      <w:r>
+        <w:rPr>
+          <w:rFonts w:ascii="Times New Roman" w:hAnsi="Times New Roman" w:cs="Times New Roman"/>
+          <w:sz w:val="28"/>
+          <w:szCs w:val="28"/>
+        </w:rPr>
+        <w:t>showInvoiceDetail</w:t>
+      </w:r>
+      <w:proofErr w:type="spellEnd"/>
+      <w:r>
+        <w:rPr>
+          <w:rFonts w:ascii="Times New Roman" w:hAnsi="Times New Roman" w:cs="Times New Roman"/>
+          <w:sz w:val="28"/>
+          <w:szCs w:val="28"/>
+        </w:rPr>
+        <w:t>(</w:t>
+      </w:r>
+      <w:proofErr w:type="gramEnd"/>
+      <w:r>
+        <w:rPr>
+          <w:rFonts w:ascii="Times New Roman" w:hAnsi="Times New Roman" w:cs="Times New Roman"/>
+          <w:sz w:val="28"/>
+          <w:szCs w:val="28"/>
+        </w:rPr>
+        <w:t xml:space="preserve">) to render that order's full invoice text; a </w:t>
+      </w:r>
+      <w:proofErr w:type="spellStart"/>
+      <w:r>
+        <w:rPr>
+          <w:rFonts w:ascii="Times New Roman" w:hAnsi="Times New Roman" w:cs="Times New Roman"/>
+          <w:sz w:val="28"/>
+          <w:szCs w:val="28"/>
+        </w:rPr>
+        <w:t>ListChangeListener</w:t>
+      </w:r>
+      <w:proofErr w:type="spellEnd"/>
+      <w:r>
+        <w:rPr>
+          <w:rFonts w:ascii="Times New Roman" w:hAnsi="Times New Roman" w:cs="Times New Roman"/>
+          <w:sz w:val="28"/>
+          <w:szCs w:val="28"/>
+        </w:rPr>
+        <w:t xml:space="preserve"> on the underlying order list keeps the order-count/revenue summary label continuously in sync.</w:t>
+      </w:r>
+    </w:p>
+    <w:p>
+      <w:pPr>
+        <w:pStyle w:val="Heading2"/>
+        <w:spacing w:before="100" w:beforeAutospacing="1" w:line="480" w:lineRule="auto"/>
+        <w:jc w:val="both"/>
+        <w:rPr>
+          <w:rFonts w:ascii="Times New Roman" w:hAnsi="Times New Roman" w:cs="Times New Roman"/>
+          <w:color w:val="auto"/>
+          <w:sz w:val="28"/>
+          <w:szCs w:val="28"/>
+        </w:rPr>
+      </w:pPr>
+      <w:r>
+        <w:rPr>
+          <w:rFonts w:ascii="Times New Roman" w:hAnsi="Times New Roman" w:cs="Times New Roman"/>
+          <w:b/>
+          <w:bCs/>
+          <w:color w:val="auto"/>
+          <w:sz w:val="28"/>
+          <w:szCs w:val="28"/>
+        </w:rPr>
+        <w:t>8.10 Supporting entry-point classes</w:t>
+      </w:r>
+    </w:p>
+    <w:p>
+      <w:pPr>
+        <w:spacing w:before="100" w:beforeAutospacing="1" w:line="480" w:lineRule="auto"/>
+        <w:jc w:val="both"/>
+        <w:rPr>
+          <w:rFonts w:ascii="Times New Roman" w:hAnsi="Times New Roman" w:cs="Times New Roman"/>
+          <w:sz w:val="28"/>
+          <w:szCs w:val="28"/>
+        </w:rPr>
+      </w:pPr>
+      <w:r>
+        <w:rPr>
+          <w:rFonts w:ascii="Times New Roman" w:hAnsi="Times New Roman" w:cs="Times New Roman"/>
+          <w:sz w:val="28"/>
+          <w:szCs w:val="28"/>
+        </w:rPr>
+        <w:t xml:space="preserve">Launcher (package </w:t>
+      </w:r>
+      <w:proofErr w:type="spellStart"/>
+      <w:r>
+        <w:rPr>
+          <w:rFonts w:ascii="Times New Roman" w:hAnsi="Times New Roman" w:cs="Times New Roman"/>
+          <w:sz w:val="28"/>
+          <w:szCs w:val="28"/>
+        </w:rPr>
+        <w:t>com.</w:t>
+      </w:r>
+      <w:proofErr w:type="gramStart"/>
+      <w:r>
+        <w:rPr>
+          <w:rFonts w:ascii="Times New Roman" w:hAnsi="Times New Roman" w:cs="Times New Roman"/>
+          <w:sz w:val="28"/>
+          <w:szCs w:val="28"/>
+        </w:rPr>
+        <w:t>example.onlinefooddeliverysystem</w:t>
+      </w:r>
+      <w:proofErr w:type="spellEnd"/>
+      <w:proofErr w:type="gramEnd"/>
+      <w:r>
+        <w:rPr>
+          <w:rFonts w:ascii="Times New Roman" w:hAnsi="Times New Roman" w:cs="Times New Roman"/>
+          <w:sz w:val="28"/>
+          <w:szCs w:val="28"/>
+        </w:rPr>
+        <w:t xml:space="preserve">) is the class actually named in module-info.java and the Maven </w:t>
+      </w:r>
+      <w:proofErr w:type="spellStart"/>
+      <w:r>
+        <w:rPr>
+          <w:rFonts w:ascii="Times New Roman" w:hAnsi="Times New Roman" w:cs="Times New Roman"/>
+          <w:sz w:val="28"/>
+          <w:szCs w:val="28"/>
+        </w:rPr>
+        <w:t>javafx</w:t>
+      </w:r>
+      <w:proofErr w:type="spellEnd"/>
+      <w:r>
+        <w:rPr>
+          <w:rFonts w:ascii="Times New Roman" w:hAnsi="Times New Roman" w:cs="Times New Roman"/>
+          <w:sz w:val="28"/>
+          <w:szCs w:val="28"/>
+        </w:rPr>
+        <w:t xml:space="preserve">-maven-plugin configuration; its </w:t>
+      </w:r>
+      <w:proofErr w:type="gramStart"/>
+      <w:r>
+        <w:rPr>
+          <w:rFonts w:ascii="Times New Roman" w:hAnsi="Times New Roman" w:cs="Times New Roman"/>
+          <w:sz w:val="28"/>
+          <w:szCs w:val="28"/>
+        </w:rPr>
+        <w:t>main(</w:t>
+      </w:r>
+      <w:proofErr w:type="gramEnd"/>
+      <w:r>
+        <w:rPr>
+          <w:rFonts w:ascii="Times New Roman" w:hAnsi="Times New Roman" w:cs="Times New Roman"/>
+          <w:sz w:val="28"/>
+          <w:szCs w:val="28"/>
+        </w:rPr>
+        <w:t xml:space="preserve">) calls </w:t>
+      </w:r>
+      <w:proofErr w:type="spellStart"/>
+      <w:r>
+        <w:rPr>
+          <w:rFonts w:ascii="Times New Roman" w:hAnsi="Times New Roman" w:cs="Times New Roman"/>
+          <w:sz w:val="28"/>
+          <w:szCs w:val="28"/>
+        </w:rPr>
+        <w:t>Application.launch</w:t>
+      </w:r>
+      <w:proofErr w:type="spellEnd"/>
+      <w:r>
+        <w:rPr>
+          <w:rFonts w:ascii="Times New Roman" w:hAnsi="Times New Roman" w:cs="Times New Roman"/>
+          <w:sz w:val="28"/>
+          <w:szCs w:val="28"/>
+        </w:rPr>
+        <w:t>(</w:t>
+      </w:r>
+      <w:proofErr w:type="spellStart"/>
+      <w:r>
+        <w:rPr>
+          <w:rFonts w:ascii="Times New Roman" w:hAnsi="Times New Roman" w:cs="Times New Roman"/>
+          <w:sz w:val="28"/>
+          <w:szCs w:val="28"/>
+        </w:rPr>
+        <w:t>LoginScreen.class</w:t>
       </w:r>
       <w:proofErr w:type="spellEnd"/>
       <w:r>
@@ -7885,470 +9307,6 @@
           <w:sz w:val="28"/>
           <w:szCs w:val="28"/>
         </w:rPr>
-        <w:t>IllegalStateException</w:t>
-      </w:r>
-      <w:proofErr w:type="spellEnd"/>
-      <w:r>
-        <w:rPr>
-          <w:rFonts w:ascii="Times New Roman" w:hAnsi="Times New Roman" w:cs="Times New Roman"/>
-          <w:sz w:val="28"/>
-          <w:szCs w:val="28"/>
-        </w:rPr>
-        <w:t xml:space="preserve">) from any other unexpected exception, before delegating persistence to </w:t>
-      </w:r>
-      <w:proofErr w:type="spellStart"/>
-      <w:r>
-        <w:rPr>
-          <w:rFonts w:ascii="Times New Roman" w:hAnsi="Times New Roman" w:cs="Times New Roman"/>
-          <w:sz w:val="28"/>
-          <w:szCs w:val="28"/>
-        </w:rPr>
-        <w:t>OrderStore.recordOrder</w:t>
-      </w:r>
-      <w:proofErr w:type="spellEnd"/>
-      <w:r>
-        <w:rPr>
-          <w:rFonts w:ascii="Times New Roman" w:hAnsi="Times New Roman" w:cs="Times New Roman"/>
-          <w:sz w:val="28"/>
-          <w:szCs w:val="28"/>
-        </w:rPr>
-        <w:t xml:space="preserve">() and clearing the cart via </w:t>
-      </w:r>
-      <w:proofErr w:type="spellStart"/>
-      <w:r>
-        <w:rPr>
-          <w:rFonts w:ascii="Times New Roman" w:hAnsi="Times New Roman" w:cs="Times New Roman"/>
-          <w:sz w:val="28"/>
-          <w:szCs w:val="28"/>
-        </w:rPr>
-        <w:t>clearCartSession</w:t>
-      </w:r>
-      <w:proofErr w:type="spellEnd"/>
-      <w:r>
-        <w:rPr>
-          <w:rFonts w:ascii="Times New Roman" w:hAnsi="Times New Roman" w:cs="Times New Roman"/>
-          <w:sz w:val="28"/>
-          <w:szCs w:val="28"/>
-        </w:rPr>
-        <w:t>().</w:t>
-      </w:r>
-    </w:p>
-    <w:p>
-      <w:pPr>
-        <w:pStyle w:val="Heading2"/>
-        <w:spacing w:before="100" w:beforeAutospacing="1" w:line="480" w:lineRule="auto"/>
-        <w:jc w:val="both"/>
-        <w:rPr>
-          <w:rFonts w:ascii="Times New Roman" w:hAnsi="Times New Roman" w:cs="Times New Roman"/>
-          <w:color w:val="auto"/>
-          <w:sz w:val="28"/>
-          <w:szCs w:val="28"/>
-        </w:rPr>
-      </w:pPr>
-      <w:r>
-        <w:rPr>
-          <w:rFonts w:ascii="Times New Roman" w:hAnsi="Times New Roman" w:cs="Times New Roman"/>
-          <w:b/>
-          <w:bCs/>
-          <w:color w:val="auto"/>
-          <w:sz w:val="28"/>
-          <w:szCs w:val="28"/>
-        </w:rPr>
-        <w:t xml:space="preserve">8.9 </w:t>
-      </w:r>
-      <w:proofErr w:type="spellStart"/>
-      <w:r>
-        <w:rPr>
-          <w:rFonts w:ascii="Times New Roman" w:hAnsi="Times New Roman" w:cs="Times New Roman"/>
-          <w:b/>
-          <w:bCs/>
-          <w:color w:val="auto"/>
-          <w:sz w:val="28"/>
-          <w:szCs w:val="28"/>
-        </w:rPr>
-        <w:t>AdminDashboard</w:t>
-      </w:r>
-      <w:proofErr w:type="spellEnd"/>
-      <w:r>
-        <w:rPr>
-          <w:rFonts w:ascii="Times New Roman" w:hAnsi="Times New Roman" w:cs="Times New Roman"/>
-          <w:b/>
-          <w:bCs/>
-          <w:color w:val="auto"/>
-          <w:sz w:val="28"/>
-          <w:szCs w:val="28"/>
-        </w:rPr>
-        <w:t xml:space="preserve"> extends Application</w:t>
-      </w:r>
-    </w:p>
-    <w:p>
-      <w:pPr>
-        <w:spacing w:before="100" w:beforeAutospacing="1" w:line="480" w:lineRule="auto"/>
-        <w:jc w:val="both"/>
-        <w:rPr>
-          <w:rFonts w:ascii="Times New Roman" w:hAnsi="Times New Roman" w:cs="Times New Roman"/>
-          <w:sz w:val="28"/>
-          <w:szCs w:val="28"/>
-        </w:rPr>
-      </w:pPr>
-      <w:r>
-        <w:rPr>
-          <w:rFonts w:ascii="Times New Roman" w:hAnsi="Times New Roman" w:cs="Times New Roman"/>
-          <w:sz w:val="28"/>
-          <w:szCs w:val="28"/>
-        </w:rPr>
-        <w:t xml:space="preserve">The administrator's monitoring screen. Wraps </w:t>
-      </w:r>
-      <w:proofErr w:type="spellStart"/>
-      <w:r>
-        <w:rPr>
-          <w:rFonts w:ascii="Times New Roman" w:hAnsi="Times New Roman" w:cs="Times New Roman"/>
-          <w:sz w:val="28"/>
-          <w:szCs w:val="28"/>
-        </w:rPr>
-        <w:t>OrderStore.getOrders</w:t>
-      </w:r>
-      <w:proofErr w:type="spellEnd"/>
-      <w:r>
-        <w:rPr>
-          <w:rFonts w:ascii="Times New Roman" w:hAnsi="Times New Roman" w:cs="Times New Roman"/>
-          <w:sz w:val="28"/>
-          <w:szCs w:val="28"/>
-        </w:rPr>
-        <w:t xml:space="preserve">() in a </w:t>
-      </w:r>
-      <w:proofErr w:type="spellStart"/>
-      <w:r>
-        <w:rPr>
-          <w:rFonts w:ascii="Times New Roman" w:hAnsi="Times New Roman" w:cs="Times New Roman"/>
-          <w:sz w:val="28"/>
-          <w:szCs w:val="28"/>
-        </w:rPr>
-        <w:t>FilteredList</w:t>
-      </w:r>
-      <w:proofErr w:type="spellEnd"/>
-      <w:r>
-        <w:rPr>
-          <w:rFonts w:ascii="Times New Roman" w:hAnsi="Times New Roman" w:cs="Times New Roman"/>
-          <w:sz w:val="28"/>
-          <w:szCs w:val="28"/>
-        </w:rPr>
-        <w:t xml:space="preserve">&lt;Order&gt; driven by a search </w:t>
-      </w:r>
-      <w:proofErr w:type="spellStart"/>
-      <w:r>
-        <w:rPr>
-          <w:rFonts w:ascii="Times New Roman" w:hAnsi="Times New Roman" w:cs="Times New Roman"/>
-          <w:sz w:val="28"/>
-          <w:szCs w:val="28"/>
-        </w:rPr>
-        <w:t>TextField</w:t>
-      </w:r>
-      <w:proofErr w:type="spellEnd"/>
-      <w:r>
-        <w:rPr>
-          <w:rFonts w:ascii="Times New Roman" w:hAnsi="Times New Roman" w:cs="Times New Roman"/>
-          <w:sz w:val="28"/>
-          <w:szCs w:val="28"/>
-        </w:rPr>
-        <w:t xml:space="preserve">, so typing into the filter box narrows the </w:t>
-      </w:r>
-      <w:proofErr w:type="spellStart"/>
-      <w:r>
-        <w:rPr>
-          <w:rFonts w:ascii="Times New Roman" w:hAnsi="Times New Roman" w:cs="Times New Roman"/>
-          <w:sz w:val="28"/>
-          <w:szCs w:val="28"/>
-        </w:rPr>
-        <w:t>TableView</w:t>
-      </w:r>
-      <w:proofErr w:type="spellEnd"/>
-      <w:r>
-        <w:rPr>
-          <w:rFonts w:ascii="Times New Roman" w:hAnsi="Times New Roman" w:cs="Times New Roman"/>
-          <w:sz w:val="28"/>
-          <w:szCs w:val="28"/>
-        </w:rPr>
-        <w:t xml:space="preserve"> by order ID, customer name, email, or the username that placed the order all without touching the underlying data. </w:t>
-      </w:r>
-      <w:proofErr w:type="spellStart"/>
-      <w:proofErr w:type="gramStart"/>
-      <w:r>
-        <w:rPr>
-          <w:rFonts w:ascii="Times New Roman" w:hAnsi="Times New Roman" w:cs="Times New Roman"/>
-          <w:sz w:val="28"/>
-          <w:szCs w:val="28"/>
-        </w:rPr>
-        <w:t>setupTableColumns</w:t>
-      </w:r>
-      <w:proofErr w:type="spellEnd"/>
-      <w:r>
-        <w:rPr>
-          <w:rFonts w:ascii="Times New Roman" w:hAnsi="Times New Roman" w:cs="Times New Roman"/>
-          <w:sz w:val="28"/>
-          <w:szCs w:val="28"/>
-        </w:rPr>
-        <w:t>(</w:t>
-      </w:r>
-      <w:proofErr w:type="gramEnd"/>
-      <w:r>
-        <w:rPr>
-          <w:rFonts w:ascii="Times New Roman" w:hAnsi="Times New Roman" w:cs="Times New Roman"/>
-          <w:sz w:val="28"/>
-          <w:szCs w:val="28"/>
-        </w:rPr>
-        <w:t xml:space="preserve">) wires six </w:t>
-      </w:r>
-      <w:proofErr w:type="spellStart"/>
-      <w:r>
-        <w:rPr>
-          <w:rFonts w:ascii="Times New Roman" w:hAnsi="Times New Roman" w:cs="Times New Roman"/>
-          <w:sz w:val="28"/>
-          <w:szCs w:val="28"/>
-        </w:rPr>
-        <w:t>TableColumn</w:t>
-      </w:r>
-      <w:proofErr w:type="spellEnd"/>
-      <w:r>
-        <w:rPr>
-          <w:rFonts w:ascii="Times New Roman" w:hAnsi="Times New Roman" w:cs="Times New Roman"/>
-          <w:sz w:val="28"/>
-          <w:szCs w:val="28"/>
-        </w:rPr>
-        <w:t>&lt;Order</w:t>
-      </w:r>
-      <w:proofErr w:type="gramStart"/>
-      <w:r>
-        <w:rPr>
-          <w:rFonts w:ascii="Times New Roman" w:hAnsi="Times New Roman" w:cs="Times New Roman"/>
-          <w:sz w:val="28"/>
-          <w:szCs w:val="28"/>
-        </w:rPr>
-        <w:t>, ?</w:t>
-      </w:r>
-      <w:proofErr w:type="gramEnd"/>
-      <w:r>
-        <w:rPr>
-          <w:rFonts w:ascii="Times New Roman" w:hAnsi="Times New Roman" w:cs="Times New Roman"/>
-          <w:sz w:val="28"/>
-          <w:szCs w:val="28"/>
-        </w:rPr>
-        <w:t xml:space="preserve">&gt; instances using </w:t>
-      </w:r>
-      <w:proofErr w:type="spellStart"/>
-      <w:r>
-        <w:rPr>
-          <w:rFonts w:ascii="Times New Roman" w:hAnsi="Times New Roman" w:cs="Times New Roman"/>
-          <w:sz w:val="28"/>
-          <w:szCs w:val="28"/>
-        </w:rPr>
-        <w:t>PropertyValueFactory</w:t>
-      </w:r>
-      <w:proofErr w:type="spellEnd"/>
-      <w:r>
-        <w:rPr>
-          <w:rFonts w:ascii="Times New Roman" w:hAnsi="Times New Roman" w:cs="Times New Roman"/>
-          <w:sz w:val="28"/>
-          <w:szCs w:val="28"/>
-        </w:rPr>
-        <w:t xml:space="preserve"> reflection (for direct fields) and inline cell-value factories (for the formatted currency and timestamp columns). Selecting a row calls </w:t>
-      </w:r>
-      <w:proofErr w:type="spellStart"/>
-      <w:proofErr w:type="gramStart"/>
-      <w:r>
-        <w:rPr>
-          <w:rFonts w:ascii="Times New Roman" w:hAnsi="Times New Roman" w:cs="Times New Roman"/>
-          <w:sz w:val="28"/>
-          <w:szCs w:val="28"/>
-        </w:rPr>
-        <w:t>showInvoiceDetail</w:t>
-      </w:r>
-      <w:proofErr w:type="spellEnd"/>
-      <w:r>
-        <w:rPr>
-          <w:rFonts w:ascii="Times New Roman" w:hAnsi="Times New Roman" w:cs="Times New Roman"/>
-          <w:sz w:val="28"/>
-          <w:szCs w:val="28"/>
-        </w:rPr>
-        <w:t>(</w:t>
-      </w:r>
-      <w:proofErr w:type="gramEnd"/>
-      <w:r>
-        <w:rPr>
-          <w:rFonts w:ascii="Times New Roman" w:hAnsi="Times New Roman" w:cs="Times New Roman"/>
-          <w:sz w:val="28"/>
-          <w:szCs w:val="28"/>
-        </w:rPr>
-        <w:t xml:space="preserve">) to render that order's full invoice text; a </w:t>
-      </w:r>
-      <w:proofErr w:type="spellStart"/>
-      <w:r>
-        <w:rPr>
-          <w:rFonts w:ascii="Times New Roman" w:hAnsi="Times New Roman" w:cs="Times New Roman"/>
-          <w:sz w:val="28"/>
-          <w:szCs w:val="28"/>
-        </w:rPr>
-        <w:t>ListChangeListener</w:t>
-      </w:r>
-      <w:proofErr w:type="spellEnd"/>
-      <w:r>
-        <w:rPr>
-          <w:rFonts w:ascii="Times New Roman" w:hAnsi="Times New Roman" w:cs="Times New Roman"/>
-          <w:sz w:val="28"/>
-          <w:szCs w:val="28"/>
-        </w:rPr>
-        <w:t xml:space="preserve"> on the underlying order list keeps the order-count/revenue summary label continuously in sync.</w:t>
-      </w:r>
-    </w:p>
-    <w:p>
-      <w:pPr>
-        <w:pStyle w:val="Heading2"/>
-        <w:spacing w:before="100" w:beforeAutospacing="1" w:line="480" w:lineRule="auto"/>
-        <w:jc w:val="both"/>
-        <w:rPr>
-          <w:rFonts w:ascii="Times New Roman" w:hAnsi="Times New Roman" w:cs="Times New Roman"/>
-          <w:color w:val="auto"/>
-          <w:sz w:val="28"/>
-          <w:szCs w:val="28"/>
-        </w:rPr>
-      </w:pPr>
-      <w:r>
-        <w:rPr>
-          <w:rFonts w:ascii="Times New Roman" w:hAnsi="Times New Roman" w:cs="Times New Roman"/>
-          <w:b/>
-          <w:bCs/>
-          <w:color w:val="auto"/>
-          <w:sz w:val="28"/>
-          <w:szCs w:val="28"/>
-        </w:rPr>
-        <w:t>8.10 Supporting entry-point classes</w:t>
-      </w:r>
-    </w:p>
-    <w:p>
-      <w:pPr>
-        <w:spacing w:before="100" w:beforeAutospacing="1" w:line="480" w:lineRule="auto"/>
-        <w:jc w:val="both"/>
-        <w:rPr>
-          <w:rFonts w:ascii="Times New Roman" w:hAnsi="Times New Roman" w:cs="Times New Roman"/>
-          <w:sz w:val="28"/>
-          <w:szCs w:val="28"/>
-        </w:rPr>
-      </w:pPr>
-      <w:r>
-        <w:rPr>
-          <w:rFonts w:ascii="Times New Roman" w:hAnsi="Times New Roman" w:cs="Times New Roman"/>
-          <w:sz w:val="28"/>
-          <w:szCs w:val="28"/>
-        </w:rPr>
-        <w:t xml:space="preserve">Launcher (package </w:t>
-      </w:r>
-      <w:proofErr w:type="spellStart"/>
-      <w:r>
-        <w:rPr>
-          <w:rFonts w:ascii="Times New Roman" w:hAnsi="Times New Roman" w:cs="Times New Roman"/>
-          <w:sz w:val="28"/>
-          <w:szCs w:val="28"/>
-        </w:rPr>
-        <w:t>com.</w:t>
-      </w:r>
-      <w:proofErr w:type="gramStart"/>
-      <w:r>
-        <w:rPr>
-          <w:rFonts w:ascii="Times New Roman" w:hAnsi="Times New Roman" w:cs="Times New Roman"/>
-          <w:sz w:val="28"/>
-          <w:szCs w:val="28"/>
-        </w:rPr>
-        <w:t>example.onlinefooddeliverysystem</w:t>
-      </w:r>
-      <w:proofErr w:type="spellEnd"/>
-      <w:proofErr w:type="gramEnd"/>
-      <w:r>
-        <w:rPr>
-          <w:rFonts w:ascii="Times New Roman" w:hAnsi="Times New Roman" w:cs="Times New Roman"/>
-          <w:sz w:val="28"/>
-          <w:szCs w:val="28"/>
-        </w:rPr>
-        <w:t xml:space="preserve">) is the class actually named in module-info.java and the Maven </w:t>
-      </w:r>
-      <w:proofErr w:type="spellStart"/>
-      <w:r>
-        <w:rPr>
-          <w:rFonts w:ascii="Times New Roman" w:hAnsi="Times New Roman" w:cs="Times New Roman"/>
-          <w:sz w:val="28"/>
-          <w:szCs w:val="28"/>
-        </w:rPr>
-        <w:t>javafx</w:t>
-      </w:r>
-      <w:proofErr w:type="spellEnd"/>
-      <w:r>
-        <w:rPr>
-          <w:rFonts w:ascii="Times New Roman" w:hAnsi="Times New Roman" w:cs="Times New Roman"/>
-          <w:sz w:val="28"/>
-          <w:szCs w:val="28"/>
-        </w:rPr>
-        <w:t xml:space="preserve">-maven-plugin configuration; its </w:t>
-      </w:r>
-      <w:proofErr w:type="gramStart"/>
-      <w:r>
-        <w:rPr>
-          <w:rFonts w:ascii="Times New Roman" w:hAnsi="Times New Roman" w:cs="Times New Roman"/>
-          <w:sz w:val="28"/>
-          <w:szCs w:val="28"/>
-        </w:rPr>
-        <w:t>main(</w:t>
-      </w:r>
-      <w:proofErr w:type="gramEnd"/>
-      <w:r>
-        <w:rPr>
-          <w:rFonts w:ascii="Times New Roman" w:hAnsi="Times New Roman" w:cs="Times New Roman"/>
-          <w:sz w:val="28"/>
-          <w:szCs w:val="28"/>
-        </w:rPr>
-        <w:t xml:space="preserve">) calls </w:t>
-      </w:r>
-      <w:proofErr w:type="spellStart"/>
-      <w:r>
-        <w:rPr>
-          <w:rFonts w:ascii="Times New Roman" w:hAnsi="Times New Roman" w:cs="Times New Roman"/>
-          <w:sz w:val="28"/>
-          <w:szCs w:val="28"/>
-        </w:rPr>
-        <w:t>Application.launch</w:t>
-      </w:r>
-      <w:proofErr w:type="spellEnd"/>
-      <w:r>
-        <w:rPr>
-          <w:rFonts w:ascii="Times New Roman" w:hAnsi="Times New Roman" w:cs="Times New Roman"/>
-          <w:sz w:val="28"/>
-          <w:szCs w:val="28"/>
-        </w:rPr>
-        <w:t>(</w:t>
-      </w:r>
-      <w:proofErr w:type="spellStart"/>
-      <w:r>
-        <w:rPr>
-          <w:rFonts w:ascii="Times New Roman" w:hAnsi="Times New Roman" w:cs="Times New Roman"/>
-          <w:sz w:val="28"/>
-          <w:szCs w:val="28"/>
-        </w:rPr>
-        <w:t>LoginScreen.class</w:t>
-      </w:r>
-      <w:proofErr w:type="spellEnd"/>
-      <w:r>
-        <w:rPr>
-          <w:rFonts w:ascii="Times New Roman" w:hAnsi="Times New Roman" w:cs="Times New Roman"/>
-          <w:sz w:val="28"/>
-          <w:szCs w:val="28"/>
-        </w:rPr>
-        <w:t xml:space="preserve">, </w:t>
-      </w:r>
-      <w:proofErr w:type="spellStart"/>
-      <w:r>
-        <w:rPr>
-          <w:rFonts w:ascii="Times New Roman" w:hAnsi="Times New Roman" w:cs="Times New Roman"/>
-          <w:sz w:val="28"/>
-          <w:szCs w:val="28"/>
-        </w:rPr>
         <w:t>args</w:t>
       </w:r>
       <w:proofErr w:type="spellEnd"/>
@@ -8412,16 +9370,7 @@
           <w:sz w:val="28"/>
           <w:szCs w:val="28"/>
         </w:rPr>
-        <w:t xml:space="preserve"> are unused remnants of the default JavaFX </w:t>
-      </w:r>
-      <w:r>
-        <w:rPr>
-          <w:rFonts w:ascii="Times New Roman" w:hAnsi="Times New Roman" w:cs="Times New Roman"/>
-          <w:sz w:val="28"/>
-          <w:szCs w:val="28"/>
-        </w:rPr>
-        <w:lastRenderedPageBreak/>
-        <w:t>Maven archetype and are not part of the delivery workflow (see Section 13, Challenges Encountered, for further discussion).</w:t>
+        <w:t xml:space="preserve"> are unused remnants of the default JavaFX Maven archetype and are not part of the delivery workflow (see Section 13, Challenges Encountered, for further discussion).</w:t>
       </w:r>
     </w:p>
     <w:p>
@@ -8593,7 +9542,16 @@
           <w:sz w:val="28"/>
           <w:szCs w:val="28"/>
         </w:rPr>
-        <w:t>-coded action buttons — green (#2ecc71) for confirming/positive actions, blue (#3498db) for neutral/primary actions, and red (#e74c3c) for destructive or exit actions such as Logout.</w:t>
+        <w:t xml:space="preserve">-coded action buttons — green </w:t>
+      </w:r>
+      <w:r>
+        <w:rPr>
+          <w:rFonts w:ascii="Times New Roman" w:hAnsi="Times New Roman" w:cs="Times New Roman"/>
+          <w:sz w:val="28"/>
+          <w:szCs w:val="28"/>
+        </w:rPr>
+        <w:lastRenderedPageBreak/>
+        <w:t>(#2ecc71) for confirming/positive actions, blue (#3498db) for neutral/primary actions, and red (#e74c3c) for destructive or exit actions such as Logout.</w:t>
       </w:r>
     </w:p>
     <w:p>
@@ -8771,165 +9729,165 @@
           <w:sz w:val="28"/>
           <w:szCs w:val="28"/>
         </w:rPr>
+        <w:t>9.2 Customer Ordering Screen</w:t>
+      </w:r>
+    </w:p>
+    <w:p>
+      <w:pPr>
+        <w:spacing w:before="100" w:beforeAutospacing="1" w:line="480" w:lineRule="auto"/>
+        <w:jc w:val="both"/>
+        <w:rPr>
+          <w:noProof/>
+        </w:rPr>
+      </w:pPr>
+      <w:proofErr w:type="spellStart"/>
+      <w:r>
+        <w:rPr>
+          <w:rFonts w:ascii="Times New Roman" w:hAnsi="Times New Roman" w:cs="Times New Roman"/>
+          <w:sz w:val="28"/>
+          <w:szCs w:val="28"/>
+        </w:rPr>
+        <w:t>FoodDeliveryApp</w:t>
+      </w:r>
+      <w:proofErr w:type="spellEnd"/>
+      <w:r>
+        <w:rPr>
+          <w:rFonts w:ascii="Times New Roman" w:hAnsi="Times New Roman" w:cs="Times New Roman"/>
+          <w:sz w:val="28"/>
+          <w:szCs w:val="28"/>
+        </w:rPr>
+        <w:t xml:space="preserve"> uses a </w:t>
+      </w:r>
+      <w:proofErr w:type="spellStart"/>
+      <w:r>
+        <w:rPr>
+          <w:rFonts w:ascii="Times New Roman" w:hAnsi="Times New Roman" w:cs="Times New Roman"/>
+          <w:sz w:val="28"/>
+          <w:szCs w:val="28"/>
+        </w:rPr>
+        <w:t>BorderPane</w:t>
+      </w:r>
+      <w:proofErr w:type="spellEnd"/>
+      <w:r>
+        <w:rPr>
+          <w:rFonts w:ascii="Times New Roman" w:hAnsi="Times New Roman" w:cs="Times New Roman"/>
+          <w:sz w:val="28"/>
+          <w:szCs w:val="28"/>
+        </w:rPr>
+        <w:t xml:space="preserve"> root: a top banner with the company title, a welcome message, and a Logout button; a two-column </w:t>
+      </w:r>
+      <w:proofErr w:type="spellStart"/>
+      <w:r>
+        <w:rPr>
+          <w:rFonts w:ascii="Times New Roman" w:hAnsi="Times New Roman" w:cs="Times New Roman"/>
+          <w:sz w:val="28"/>
+          <w:szCs w:val="28"/>
+        </w:rPr>
+        <w:t>GridPane</w:t>
+      </w:r>
+      <w:proofErr w:type="spellEnd"/>
+      <w:r>
+        <w:rPr>
+          <w:rFonts w:ascii="Times New Roman" w:hAnsi="Times New Roman" w:cs="Times New Roman"/>
+          <w:sz w:val="28"/>
+          <w:szCs w:val="28"/>
+        </w:rPr>
+        <w:t xml:space="preserve"> in the </w:t>
+      </w:r>
+      <w:proofErr w:type="spellStart"/>
+      <w:r>
+        <w:rPr>
+          <w:rFonts w:ascii="Times New Roman" w:hAnsi="Times New Roman" w:cs="Times New Roman"/>
+          <w:sz w:val="28"/>
+          <w:szCs w:val="28"/>
+        </w:rPr>
+        <w:t>centre</w:t>
+      </w:r>
+      <w:proofErr w:type="spellEnd"/>
+      <w:r>
+        <w:rPr>
+          <w:rFonts w:ascii="Times New Roman" w:hAnsi="Times New Roman" w:cs="Times New Roman"/>
+          <w:sz w:val="28"/>
+          <w:szCs w:val="28"/>
+        </w:rPr>
+        <w:t xml:space="preserve"> (menu </w:t>
+      </w:r>
+      <w:proofErr w:type="spellStart"/>
+      <w:r>
+        <w:rPr>
+          <w:rFonts w:ascii="Times New Roman" w:hAnsi="Times New Roman" w:cs="Times New Roman"/>
+          <w:sz w:val="28"/>
+          <w:szCs w:val="28"/>
+        </w:rPr>
+        <w:t>ListView</w:t>
+      </w:r>
+      <w:proofErr w:type="spellEnd"/>
+      <w:r>
+        <w:rPr>
+          <w:rFonts w:ascii="Times New Roman" w:hAnsi="Times New Roman" w:cs="Times New Roman"/>
+          <w:sz w:val="28"/>
+          <w:szCs w:val="28"/>
+        </w:rPr>
+        <w:t xml:space="preserve"> + "Add to Cart" button on the left, cart </w:t>
+      </w:r>
+      <w:proofErr w:type="spellStart"/>
+      <w:r>
+        <w:rPr>
+          <w:rFonts w:ascii="Times New Roman" w:hAnsi="Times New Roman" w:cs="Times New Roman"/>
+          <w:sz w:val="28"/>
+          <w:szCs w:val="28"/>
+        </w:rPr>
+        <w:t>ListView</w:t>
+      </w:r>
+      <w:proofErr w:type="spellEnd"/>
+      <w:r>
+        <w:rPr>
+          <w:rFonts w:ascii="Times New Roman" w:hAnsi="Times New Roman" w:cs="Times New Roman"/>
+          <w:sz w:val="28"/>
+          <w:szCs w:val="28"/>
+        </w:rPr>
+        <w:t xml:space="preserve"> + running total + checkout form + "Finalize" button on the right); and a bottom </w:t>
+      </w:r>
+      <w:proofErr w:type="spellStart"/>
+      <w:r>
+        <w:rPr>
+          <w:rFonts w:ascii="Times New Roman" w:hAnsi="Times New Roman" w:cs="Times New Roman"/>
+          <w:sz w:val="28"/>
+          <w:szCs w:val="28"/>
+        </w:rPr>
+        <w:t>TextArea</w:t>
+      </w:r>
+      <w:proofErr w:type="spellEnd"/>
+      <w:r>
+        <w:rPr>
+          <w:rFonts w:ascii="Times New Roman" w:hAnsi="Times New Roman" w:cs="Times New Roman"/>
+          <w:sz w:val="28"/>
+          <w:szCs w:val="28"/>
+        </w:rPr>
+        <w:t xml:space="preserve"> acting as a running order/invoice console. This mirrors a familiar e-commerce layout — browse on the left, cart and checkout on the right so the interaction pattern needs no explanation for a first-time user.</w:t>
+      </w:r>
+      <w:r>
+        <w:rPr>
+          <w:noProof/>
+        </w:rPr>
+        <w:t xml:space="preserve"> </w:t>
+      </w:r>
+    </w:p>
+    <w:p>
+      <w:pPr>
+        <w:spacing w:before="100" w:beforeAutospacing="1" w:line="480" w:lineRule="auto"/>
+        <w:jc w:val="both"/>
+        <w:rPr>
+          <w:rFonts w:ascii="Times New Roman" w:hAnsi="Times New Roman" w:cs="Times New Roman"/>
+          <w:sz w:val="28"/>
+          <w:szCs w:val="28"/>
+        </w:rPr>
+      </w:pPr>
+      <w:r>
+        <w:rPr>
+          <w:noProof/>
+        </w:rPr>
         <w:lastRenderedPageBreak/>
-        <w:t>9.2 Customer Ordering Screen</w:t>
-      </w:r>
-    </w:p>
-    <w:p>
-      <w:pPr>
-        <w:spacing w:before="100" w:beforeAutospacing="1" w:line="480" w:lineRule="auto"/>
-        <w:jc w:val="both"/>
-        <w:rPr>
-          <w:noProof/>
-        </w:rPr>
-      </w:pPr>
-      <w:proofErr w:type="spellStart"/>
-      <w:r>
-        <w:rPr>
-          <w:rFonts w:ascii="Times New Roman" w:hAnsi="Times New Roman" w:cs="Times New Roman"/>
-          <w:sz w:val="28"/>
-          <w:szCs w:val="28"/>
-        </w:rPr>
-        <w:t>FoodDeliveryApp</w:t>
-      </w:r>
-      <w:proofErr w:type="spellEnd"/>
-      <w:r>
-        <w:rPr>
-          <w:rFonts w:ascii="Times New Roman" w:hAnsi="Times New Roman" w:cs="Times New Roman"/>
-          <w:sz w:val="28"/>
-          <w:szCs w:val="28"/>
-        </w:rPr>
-        <w:t xml:space="preserve"> uses a </w:t>
-      </w:r>
-      <w:proofErr w:type="spellStart"/>
-      <w:r>
-        <w:rPr>
-          <w:rFonts w:ascii="Times New Roman" w:hAnsi="Times New Roman" w:cs="Times New Roman"/>
-          <w:sz w:val="28"/>
-          <w:szCs w:val="28"/>
-        </w:rPr>
-        <w:t>BorderPane</w:t>
-      </w:r>
-      <w:proofErr w:type="spellEnd"/>
-      <w:r>
-        <w:rPr>
-          <w:rFonts w:ascii="Times New Roman" w:hAnsi="Times New Roman" w:cs="Times New Roman"/>
-          <w:sz w:val="28"/>
-          <w:szCs w:val="28"/>
-        </w:rPr>
-        <w:t xml:space="preserve"> root: a top banner with the company title, a welcome message, and a Logout button; a two-column </w:t>
-      </w:r>
-      <w:proofErr w:type="spellStart"/>
-      <w:r>
-        <w:rPr>
-          <w:rFonts w:ascii="Times New Roman" w:hAnsi="Times New Roman" w:cs="Times New Roman"/>
-          <w:sz w:val="28"/>
-          <w:szCs w:val="28"/>
-        </w:rPr>
-        <w:t>GridPane</w:t>
-      </w:r>
-      <w:proofErr w:type="spellEnd"/>
-      <w:r>
-        <w:rPr>
-          <w:rFonts w:ascii="Times New Roman" w:hAnsi="Times New Roman" w:cs="Times New Roman"/>
-          <w:sz w:val="28"/>
-          <w:szCs w:val="28"/>
-        </w:rPr>
-        <w:t xml:space="preserve"> in the </w:t>
-      </w:r>
-      <w:proofErr w:type="spellStart"/>
-      <w:r>
-        <w:rPr>
-          <w:rFonts w:ascii="Times New Roman" w:hAnsi="Times New Roman" w:cs="Times New Roman"/>
-          <w:sz w:val="28"/>
-          <w:szCs w:val="28"/>
-        </w:rPr>
-        <w:t>centre</w:t>
-      </w:r>
-      <w:proofErr w:type="spellEnd"/>
-      <w:r>
-        <w:rPr>
-          <w:rFonts w:ascii="Times New Roman" w:hAnsi="Times New Roman" w:cs="Times New Roman"/>
-          <w:sz w:val="28"/>
-          <w:szCs w:val="28"/>
-        </w:rPr>
-        <w:t xml:space="preserve"> (menu </w:t>
-      </w:r>
-      <w:proofErr w:type="spellStart"/>
-      <w:r>
-        <w:rPr>
-          <w:rFonts w:ascii="Times New Roman" w:hAnsi="Times New Roman" w:cs="Times New Roman"/>
-          <w:sz w:val="28"/>
-          <w:szCs w:val="28"/>
-        </w:rPr>
-        <w:t>ListView</w:t>
-      </w:r>
-      <w:proofErr w:type="spellEnd"/>
-      <w:r>
-        <w:rPr>
-          <w:rFonts w:ascii="Times New Roman" w:hAnsi="Times New Roman" w:cs="Times New Roman"/>
-          <w:sz w:val="28"/>
-          <w:szCs w:val="28"/>
-        </w:rPr>
-        <w:t xml:space="preserve"> + "Add to Cart" button on the left, cart </w:t>
-      </w:r>
-      <w:proofErr w:type="spellStart"/>
-      <w:r>
-        <w:rPr>
-          <w:rFonts w:ascii="Times New Roman" w:hAnsi="Times New Roman" w:cs="Times New Roman"/>
-          <w:sz w:val="28"/>
-          <w:szCs w:val="28"/>
-        </w:rPr>
-        <w:t>ListView</w:t>
-      </w:r>
-      <w:proofErr w:type="spellEnd"/>
-      <w:r>
-        <w:rPr>
-          <w:rFonts w:ascii="Times New Roman" w:hAnsi="Times New Roman" w:cs="Times New Roman"/>
-          <w:sz w:val="28"/>
-          <w:szCs w:val="28"/>
-        </w:rPr>
-        <w:t xml:space="preserve"> + running total + checkout form + "Finalize" button on the right); and a bottom </w:t>
-      </w:r>
-      <w:proofErr w:type="spellStart"/>
-      <w:r>
-        <w:rPr>
-          <w:rFonts w:ascii="Times New Roman" w:hAnsi="Times New Roman" w:cs="Times New Roman"/>
-          <w:sz w:val="28"/>
-          <w:szCs w:val="28"/>
-        </w:rPr>
-        <w:t>TextArea</w:t>
-      </w:r>
-      <w:proofErr w:type="spellEnd"/>
-      <w:r>
-        <w:rPr>
-          <w:rFonts w:ascii="Times New Roman" w:hAnsi="Times New Roman" w:cs="Times New Roman"/>
-          <w:sz w:val="28"/>
-          <w:szCs w:val="28"/>
-        </w:rPr>
-        <w:t xml:space="preserve"> acting as a running order/invoice console. This mirrors a familiar e-commerce layout — browse on the left, cart and checkout on the right so the interaction pattern needs no explanation for a first-time user.</w:t>
-      </w:r>
-      <w:r>
-        <w:rPr>
-          <w:noProof/>
-        </w:rPr>
-        <w:t xml:space="preserve"> </w:t>
-      </w:r>
-    </w:p>
-    <w:p>
-      <w:pPr>
-        <w:spacing w:before="100" w:beforeAutospacing="1" w:line="480" w:lineRule="auto"/>
-        <w:jc w:val="both"/>
-        <w:rPr>
-          <w:rFonts w:ascii="Times New Roman" w:hAnsi="Times New Roman" w:cs="Times New Roman"/>
-          <w:sz w:val="28"/>
-          <w:szCs w:val="28"/>
-        </w:rPr>
-      </w:pPr>
-      <w:r>
-        <w:rPr>
-          <w:noProof/>
-        </w:rPr>
         <w:drawing>
           <wp:anchor distT="0" distB="0" distL="114300" distR="114300" simplePos="0" relativeHeight="251659264" behindDoc="1" locked="0" layoutInCell="1" allowOverlap="1" wp14:anchorId="0F83F9BB" wp14:editId="6C0A6823">
             <wp:simplePos x="0" y="0"/>
@@ -8956,7 +9914,7 @@
                     </pic:cNvPicPr>
                   </pic:nvPicPr>
                   <pic:blipFill>
-                    <a:blip r:embed="rId10">
+                    <a:blip r:embed="rId12">
                       <a:extLst>
                         <a:ext uri="{28A0092B-C50C-407E-A947-70E740481C1C}">
                           <a14:useLocalDpi xmlns:a14="http://schemas.microsoft.com/office/drawing/2010/main" val="0"/>
@@ -9143,7 +10101,11 @@
           <w:szCs w:val="28"/>
         </w:rPr>
       </w:pPr>
-      <w:r>
+    </w:p>
+    <w:p>
+      <w:pPr>
+        <w:spacing w:before="100" w:beforeAutospacing="1"/>
+        <w:jc w:val="both"/>
         <w:rPr>
           <w:rFonts w:ascii="Times New Roman" w:hAnsi="Times New Roman" w:cs="Times New Roman"/>
           <w:b/>
@@ -9153,6 +10115,17 @@
           <w:sz w:val="28"/>
           <w:szCs w:val="28"/>
         </w:rPr>
+      </w:pPr>
+      <w:r>
+        <w:rPr>
+          <w:rFonts w:ascii="Times New Roman" w:hAnsi="Times New Roman" w:cs="Times New Roman"/>
+          <w:b/>
+          <w:bCs/>
+          <w:i/>
+          <w:iCs/>
+          <w:sz w:val="28"/>
+          <w:szCs w:val="28"/>
+        </w:rPr>
         <w:t xml:space="preserve">Figure 3: Customer ordering screen layout </w:t>
       </w:r>
     </w:p>
@@ -9288,32 +10261,6 @@
     </w:p>
     <w:p>
       <w:pPr>
-        <w:spacing w:before="100" w:beforeAutospacing="1"/>
-        <w:jc w:val="both"/>
-        <w:rPr>
-          <w:rFonts w:ascii="Times New Roman" w:hAnsi="Times New Roman" w:cs="Times New Roman"/>
-          <w:b/>
-          <w:bCs/>
-          <w:sz w:val="28"/>
-          <w:szCs w:val="28"/>
-        </w:rPr>
-      </w:pPr>
-    </w:p>
-    <w:p>
-      <w:pPr>
-        <w:spacing w:before="100" w:beforeAutospacing="1"/>
-        <w:jc w:val="both"/>
-        <w:rPr>
-          <w:rFonts w:ascii="Times New Roman" w:hAnsi="Times New Roman" w:cs="Times New Roman"/>
-          <w:b/>
-          <w:bCs/>
-          <w:sz w:val="28"/>
-          <w:szCs w:val="28"/>
-        </w:rPr>
-      </w:pPr>
-    </w:p>
-    <w:p>
-      <w:pPr>
         <w:pStyle w:val="Heading2"/>
         <w:spacing w:before="100" w:beforeAutospacing="1" w:line="480" w:lineRule="auto"/>
         <w:jc w:val="both"/>
@@ -9333,6 +10280,7 @@
           <w:sz w:val="28"/>
           <w:szCs w:val="28"/>
         </w:rPr>
+        <w:lastRenderedPageBreak/>
         <w:t>9.3 Administrator Dashboard</w:t>
       </w:r>
     </w:p>
@@ -9472,11 +10420,10 @@
           <w:sz w:val="28"/>
           <w:szCs w:val="28"/>
         </w:rPr>
-        <w:lastRenderedPageBreak/>
         <w:drawing>
-          <wp:inline distT="0" distB="0" distL="0" distR="0" wp14:anchorId="7AE0C747" wp14:editId="05D941BA">
-            <wp:extent cx="5784215" cy="4249271"/>
-            <wp:effectExtent l="0" t="0" r="6985" b="0"/>
+          <wp:inline distT="0" distB="0" distL="0" distR="0" wp14:anchorId="7AE0C747" wp14:editId="17D705DC">
+            <wp:extent cx="5783553" cy="3740727"/>
+            <wp:effectExtent l="0" t="0" r="8255" b="0"/>
             <wp:docPr id="271969001" name="Picture 271969001"/>
             <wp:cNvGraphicFramePr>
               <a:graphicFrameLocks xmlns:a="http://schemas.openxmlformats.org/drawingml/2006/main" noChangeAspect="1"/>
@@ -9490,9 +10437,9 @@
                       <a:picLocks noChangeAspect="1" noChangeArrowheads="1"/>
                     </pic:cNvPicPr>
                   </pic:nvPicPr>
-                  <pic:blipFill>
-                    <a:blip r:embed="rId11"/>
-                    <a:srcRect/>
+                  <pic:blipFill rotWithShape="1">
+                    <a:blip r:embed="rId13"/>
+                    <a:srcRect b="11958"/>
                     <a:stretch>
                       <a:fillRect/>
                     </a:stretch>
@@ -9500,11 +10447,19 @@
                   <pic:spPr bwMode="auto">
                     <a:xfrm>
                       <a:off x="0" y="0"/>
-                      <a:ext cx="5806789" cy="4265855"/>
+                      <a:ext cx="5806789" cy="3755756"/>
                     </a:xfrm>
                     <a:prstGeom prst="rect">
                       <a:avLst/>
                     </a:prstGeom>
+                    <a:ln>
+                      <a:noFill/>
+                    </a:ln>
+                    <a:extLst>
+                      <a:ext uri="{53640926-AAD7-44D8-BBD7-CCE9431645EC}">
+                        <a14:shadowObscured xmlns:a14="http://schemas.microsoft.com/office/drawing/2010/main"/>
+                      </a:ext>
+                    </a:extLst>
                   </pic:spPr>
                 </pic:pic>
               </a:graphicData>
@@ -9555,6 +10510,19 @@
     </w:p>
     <w:p>
       <w:pPr>
+        <w:spacing w:before="100" w:beforeAutospacing="1"/>
+        <w:jc w:val="both"/>
+        <w:rPr>
+          <w:rFonts w:ascii="Times New Roman" w:hAnsi="Times New Roman" w:cs="Times New Roman"/>
+          <w:b/>
+          <w:bCs/>
+          <w:sz w:val="28"/>
+          <w:szCs w:val="28"/>
+        </w:rPr>
+      </w:pPr>
+    </w:p>
+    <w:p>
+      <w:pPr>
         <w:pStyle w:val="Heading2"/>
         <w:spacing w:before="100" w:beforeAutospacing="1" w:line="480" w:lineRule="auto"/>
         <w:jc w:val="both"/>
@@ -9574,6 +10542,7 @@
           <w:sz w:val="28"/>
           <w:szCs w:val="28"/>
         </w:rPr>
+        <w:lastRenderedPageBreak/>
         <w:t>9.4 Feedback and Error Handling in the UI</w:t>
       </w:r>
     </w:p>
@@ -9640,27 +10609,217 @@
           <w:sz w:val="28"/>
           <w:szCs w:val="28"/>
         </w:rPr>
+        <w:t>10. OOP Concepts Implemented</w:t>
+      </w:r>
+    </w:p>
+    <w:p>
+      <w:pPr>
+        <w:spacing w:before="100" w:beforeAutospacing="1" w:line="480" w:lineRule="auto"/>
+        <w:jc w:val="both"/>
+        <w:rPr>
+          <w:rFonts w:ascii="Times New Roman" w:hAnsi="Times New Roman" w:cs="Times New Roman"/>
+          <w:sz w:val="28"/>
+          <w:szCs w:val="28"/>
+        </w:rPr>
+      </w:pPr>
+      <w:r>
+        <w:rPr>
+          <w:rFonts w:ascii="Times New Roman" w:hAnsi="Times New Roman" w:cs="Times New Roman"/>
+          <w:sz w:val="28"/>
+          <w:szCs w:val="28"/>
+        </w:rPr>
+        <w:t>The domain model was deliberately written to showcase the four pillars of object-oriented programming inside a single, coherent feature set rather than as disconnected examples.</w:t>
+      </w:r>
+    </w:p>
+    <w:p>
+      <w:pPr>
+        <w:pStyle w:val="Heading2"/>
+        <w:spacing w:before="100" w:beforeAutospacing="1" w:line="480" w:lineRule="auto"/>
+        <w:jc w:val="both"/>
+        <w:rPr>
+          <w:rFonts w:ascii="Times New Roman" w:hAnsi="Times New Roman" w:cs="Times New Roman"/>
+          <w:color w:val="auto"/>
+          <w:sz w:val="28"/>
+          <w:szCs w:val="28"/>
+        </w:rPr>
+      </w:pPr>
+      <w:r>
+        <w:rPr>
+          <w:rFonts w:ascii="Times New Roman" w:hAnsi="Times New Roman" w:cs="Times New Roman"/>
+          <w:b/>
+          <w:bCs/>
+          <w:color w:val="auto"/>
+          <w:sz w:val="28"/>
+          <w:szCs w:val="28"/>
+        </w:rPr>
+        <w:t>10.1 Abstraction</w:t>
+      </w:r>
+    </w:p>
+    <w:p>
+      <w:pPr>
+        <w:spacing w:before="100" w:beforeAutospacing="1" w:line="480" w:lineRule="auto"/>
+        <w:jc w:val="both"/>
+        <w:rPr>
+          <w:rFonts w:ascii="Times New Roman" w:hAnsi="Times New Roman" w:cs="Times New Roman"/>
+          <w:sz w:val="28"/>
+          <w:szCs w:val="28"/>
+        </w:rPr>
+      </w:pPr>
+      <w:r>
+        <w:rPr>
+          <w:rFonts w:ascii="Times New Roman" w:hAnsi="Times New Roman" w:cs="Times New Roman"/>
+          <w:sz w:val="28"/>
+          <w:szCs w:val="28"/>
+        </w:rPr>
+        <w:t xml:space="preserve">User is declared abstract and defines the abstract method </w:t>
+      </w:r>
+      <w:proofErr w:type="spellStart"/>
+      <w:proofErr w:type="gramStart"/>
+      <w:r>
+        <w:rPr>
+          <w:rFonts w:ascii="Times New Roman" w:hAnsi="Times New Roman" w:cs="Times New Roman"/>
+          <w:sz w:val="28"/>
+          <w:szCs w:val="28"/>
+        </w:rPr>
+        <w:t>getRoleDescription</w:t>
+      </w:r>
+      <w:proofErr w:type="spellEnd"/>
+      <w:r>
+        <w:rPr>
+          <w:rFonts w:ascii="Times New Roman" w:hAnsi="Times New Roman" w:cs="Times New Roman"/>
+          <w:sz w:val="28"/>
+          <w:szCs w:val="28"/>
+        </w:rPr>
+        <w:t>(</w:t>
+      </w:r>
+      <w:proofErr w:type="gramEnd"/>
+      <w:r>
+        <w:rPr>
+          <w:rFonts w:ascii="Times New Roman" w:hAnsi="Times New Roman" w:cs="Times New Roman"/>
+          <w:sz w:val="28"/>
+          <w:szCs w:val="28"/>
+        </w:rPr>
+        <w:t>), establishing a contract that any account type must fulfil without dictating how. Client code (and the UI) only ever needs to know that a User can describe its own role — not how that description is produced.</w:t>
+      </w:r>
+    </w:p>
+    <w:p>
+      <w:pPr>
+        <w:spacing w:before="100" w:beforeAutospacing="1" w:line="480" w:lineRule="auto"/>
+        <w:jc w:val="both"/>
+        <w:rPr>
+          <w:rFonts w:ascii="Times New Roman" w:hAnsi="Times New Roman" w:cs="Times New Roman"/>
+          <w:sz w:val="28"/>
+          <w:szCs w:val="28"/>
+        </w:rPr>
+      </w:pPr>
+    </w:p>
+    <w:p>
+      <w:pPr>
+        <w:spacing w:before="100" w:beforeAutospacing="1" w:line="480" w:lineRule="auto"/>
+        <w:jc w:val="both"/>
+        <w:rPr>
+          <w:rFonts w:ascii="Times New Roman" w:hAnsi="Times New Roman" w:cs="Times New Roman"/>
+          <w:sz w:val="28"/>
+          <w:szCs w:val="28"/>
+        </w:rPr>
+      </w:pPr>
+    </w:p>
+    <w:p>
+      <w:pPr>
+        <w:pStyle w:val="Heading2"/>
+        <w:spacing w:before="100" w:beforeAutospacing="1" w:line="480" w:lineRule="auto"/>
+        <w:jc w:val="both"/>
+        <w:rPr>
+          <w:rFonts w:ascii="Times New Roman" w:hAnsi="Times New Roman" w:cs="Times New Roman"/>
+          <w:color w:val="auto"/>
+          <w:sz w:val="28"/>
+          <w:szCs w:val="28"/>
+        </w:rPr>
+      </w:pPr>
+      <w:r>
+        <w:rPr>
+          <w:rFonts w:ascii="Times New Roman" w:hAnsi="Times New Roman" w:cs="Times New Roman"/>
+          <w:b/>
+          <w:bCs/>
+          <w:color w:val="auto"/>
+          <w:sz w:val="28"/>
+          <w:szCs w:val="28"/>
+        </w:rPr>
         <w:lastRenderedPageBreak/>
-        <w:t>10. OOP Concepts Implemented</w:t>
-      </w:r>
-    </w:p>
-    <w:p>
-      <w:pPr>
-        <w:spacing w:before="100" w:beforeAutospacing="1" w:line="480" w:lineRule="auto"/>
-        <w:jc w:val="both"/>
-        <w:rPr>
-          <w:rFonts w:ascii="Times New Roman" w:hAnsi="Times New Roman" w:cs="Times New Roman"/>
-          <w:sz w:val="28"/>
-          <w:szCs w:val="28"/>
-        </w:rPr>
-      </w:pPr>
-      <w:r>
-        <w:rPr>
-          <w:rFonts w:ascii="Times New Roman" w:hAnsi="Times New Roman" w:cs="Times New Roman"/>
-          <w:sz w:val="28"/>
-          <w:szCs w:val="28"/>
-        </w:rPr>
-        <w:t>The domain model was deliberately written to showcase the four pillars of object-oriented programming inside a single, coherent feature set rather than as disconnected examples.</w:t>
+        <w:t>10.2 Encapsulation</w:t>
+      </w:r>
+    </w:p>
+    <w:p>
+      <w:pPr>
+        <w:spacing w:before="100" w:beforeAutospacing="1" w:line="480" w:lineRule="auto"/>
+        <w:jc w:val="both"/>
+        <w:rPr>
+          <w:rFonts w:ascii="Times New Roman" w:hAnsi="Times New Roman" w:cs="Times New Roman"/>
+          <w:sz w:val="28"/>
+          <w:szCs w:val="28"/>
+        </w:rPr>
+      </w:pPr>
+      <w:r>
+        <w:rPr>
+          <w:rFonts w:ascii="Times New Roman" w:hAnsi="Times New Roman" w:cs="Times New Roman"/>
+          <w:sz w:val="28"/>
+          <w:szCs w:val="28"/>
+        </w:rPr>
+        <w:t xml:space="preserve">Fields across the domain classes are private, with access mediated through explicit getters/setters (e.g. </w:t>
+      </w:r>
+      <w:proofErr w:type="spellStart"/>
+      <w:r>
+        <w:rPr>
+          <w:rFonts w:ascii="Times New Roman" w:hAnsi="Times New Roman" w:cs="Times New Roman"/>
+          <w:sz w:val="28"/>
+          <w:szCs w:val="28"/>
+        </w:rPr>
+        <w:t>User.getUserId</w:t>
+      </w:r>
+      <w:proofErr w:type="spellEnd"/>
+      <w:r>
+        <w:rPr>
+          <w:rFonts w:ascii="Times New Roman" w:hAnsi="Times New Roman" w:cs="Times New Roman"/>
+          <w:sz w:val="28"/>
+          <w:szCs w:val="28"/>
+        </w:rPr>
+        <w:t xml:space="preserve">() has no matching setter, making identity effectively read-only after construction). </w:t>
+      </w:r>
+      <w:proofErr w:type="spellStart"/>
+      <w:r>
+        <w:rPr>
+          <w:rFonts w:ascii="Times New Roman" w:hAnsi="Times New Roman" w:cs="Times New Roman"/>
+          <w:sz w:val="28"/>
+          <w:szCs w:val="28"/>
+        </w:rPr>
+        <w:t>AuthService</w:t>
+      </w:r>
+      <w:proofErr w:type="spellEnd"/>
+      <w:r>
+        <w:rPr>
+          <w:rFonts w:ascii="Times New Roman" w:hAnsi="Times New Roman" w:cs="Times New Roman"/>
+          <w:sz w:val="28"/>
+          <w:szCs w:val="28"/>
+        </w:rPr>
+        <w:t xml:space="preserve"> goes further, keeping its two credential maps private and static with no external code able to reach them except through the class's own authenticate/register/</w:t>
+      </w:r>
+      <w:proofErr w:type="spellStart"/>
+      <w:r>
+        <w:rPr>
+          <w:rFonts w:ascii="Times New Roman" w:hAnsi="Times New Roman" w:cs="Times New Roman"/>
+          <w:sz w:val="28"/>
+          <w:szCs w:val="28"/>
+        </w:rPr>
+        <w:t>getRole</w:t>
+      </w:r>
+      <w:proofErr w:type="spellEnd"/>
+      <w:r>
+        <w:rPr>
+          <w:rFonts w:ascii="Times New Roman" w:hAnsi="Times New Roman" w:cs="Times New Roman"/>
+          <w:sz w:val="28"/>
+          <w:szCs w:val="28"/>
+        </w:rPr>
+        <w:t xml:space="preserve"> methods — the maps themselves are never returned or exposed.</w:t>
       </w:r>
     </w:p>
     <w:p>
@@ -9684,28 +10843,108 @@
           <w:sz w:val="28"/>
           <w:szCs w:val="28"/>
         </w:rPr>
-        <w:t>10.1 Abstraction</w:t>
-      </w:r>
-    </w:p>
-    <w:p>
-      <w:pPr>
-        <w:spacing w:before="100" w:beforeAutospacing="1" w:line="480" w:lineRule="auto"/>
-        <w:jc w:val="both"/>
-        <w:rPr>
-          <w:rFonts w:ascii="Times New Roman" w:hAnsi="Times New Roman" w:cs="Times New Roman"/>
-          <w:sz w:val="28"/>
-          <w:szCs w:val="28"/>
-        </w:rPr>
-      </w:pPr>
-      <w:r>
-        <w:rPr>
-          <w:rFonts w:ascii="Times New Roman" w:hAnsi="Times New Roman" w:cs="Times New Roman"/>
-          <w:sz w:val="28"/>
-          <w:szCs w:val="28"/>
-        </w:rPr>
-        <w:t xml:space="preserve">User is declared abstract and defines the abstract method </w:t>
-      </w:r>
-      <w:proofErr w:type="spellStart"/>
+        <w:t>10.3 Inheritance</w:t>
+      </w:r>
+    </w:p>
+    <w:p>
+      <w:pPr>
+        <w:spacing w:before="100" w:beforeAutospacing="1" w:line="480" w:lineRule="auto"/>
+        <w:jc w:val="both"/>
+        <w:rPr>
+          <w:rFonts w:ascii="Times New Roman" w:hAnsi="Times New Roman" w:cs="Times New Roman"/>
+          <w:sz w:val="28"/>
+          <w:szCs w:val="28"/>
+        </w:rPr>
+      </w:pPr>
+      <w:r>
+        <w:rPr>
+          <w:rFonts w:ascii="Times New Roman" w:hAnsi="Times New Roman" w:cs="Times New Roman"/>
+          <w:sz w:val="28"/>
+          <w:szCs w:val="28"/>
+        </w:rPr>
+        <w:t xml:space="preserve">Customer extends User, inheriting </w:t>
+      </w:r>
+      <w:proofErr w:type="spellStart"/>
+      <w:r>
+        <w:rPr>
+          <w:rFonts w:ascii="Times New Roman" w:hAnsi="Times New Roman" w:cs="Times New Roman"/>
+          <w:sz w:val="28"/>
+          <w:szCs w:val="28"/>
+        </w:rPr>
+        <w:t>userId</w:t>
+      </w:r>
+      <w:proofErr w:type="spellEnd"/>
+      <w:r>
+        <w:rPr>
+          <w:rFonts w:ascii="Times New Roman" w:hAnsi="Times New Roman" w:cs="Times New Roman"/>
+          <w:sz w:val="28"/>
+          <w:szCs w:val="28"/>
+        </w:rPr>
+        <w:t>, name, and email plus their accessors, and adding only what is specific to a customer (</w:t>
+      </w:r>
+      <w:proofErr w:type="spellStart"/>
+      <w:r>
+        <w:rPr>
+          <w:rFonts w:ascii="Times New Roman" w:hAnsi="Times New Roman" w:cs="Times New Roman"/>
+          <w:sz w:val="28"/>
+          <w:szCs w:val="28"/>
+        </w:rPr>
+        <w:t>deliveryAddress</w:t>
+      </w:r>
+      <w:proofErr w:type="spellEnd"/>
+      <w:r>
+        <w:rPr>
+          <w:rFonts w:ascii="Times New Roman" w:hAnsi="Times New Roman" w:cs="Times New Roman"/>
+          <w:sz w:val="28"/>
+          <w:szCs w:val="28"/>
+        </w:rPr>
+        <w:t xml:space="preserve">). The source code explicitly comments this relationship ("Inheritance: Customer inherits properties and behaviors from User"), and both </w:t>
+      </w:r>
+      <w:proofErr w:type="spellStart"/>
+      <w:r>
+        <w:rPr>
+          <w:rFonts w:ascii="Times New Roman" w:hAnsi="Times New Roman" w:cs="Times New Roman"/>
+          <w:sz w:val="28"/>
+          <w:szCs w:val="28"/>
+        </w:rPr>
+        <w:t>FoodDeliveryApp</w:t>
+      </w:r>
+      <w:proofErr w:type="spellEnd"/>
+      <w:r>
+        <w:rPr>
+          <w:rFonts w:ascii="Times New Roman" w:hAnsi="Times New Roman" w:cs="Times New Roman"/>
+          <w:sz w:val="28"/>
+          <w:szCs w:val="28"/>
+        </w:rPr>
+        <w:t xml:space="preserve"> and </w:t>
+      </w:r>
+      <w:proofErr w:type="spellStart"/>
+      <w:r>
+        <w:rPr>
+          <w:rFonts w:ascii="Times New Roman" w:hAnsi="Times New Roman" w:cs="Times New Roman"/>
+          <w:sz w:val="28"/>
+          <w:szCs w:val="28"/>
+        </w:rPr>
+        <w:t>AdminDashboard</w:t>
+      </w:r>
+      <w:proofErr w:type="spellEnd"/>
+      <w:r>
+        <w:rPr>
+          <w:rFonts w:ascii="Times New Roman" w:hAnsi="Times New Roman" w:cs="Times New Roman"/>
+          <w:sz w:val="28"/>
+          <w:szCs w:val="28"/>
+        </w:rPr>
+        <w:t xml:space="preserve"> extend </w:t>
+      </w:r>
+      <w:proofErr w:type="spellStart"/>
+      <w:r>
+        <w:rPr>
+          <w:rFonts w:ascii="Times New Roman" w:hAnsi="Times New Roman" w:cs="Times New Roman"/>
+          <w:sz w:val="28"/>
+          <w:szCs w:val="28"/>
+        </w:rPr>
+        <w:t>javafx.</w:t>
+      </w:r>
       <w:proofErr w:type="gramStart"/>
       <w:r>
         <w:rPr>
@@ -9713,17 +10952,9 @@
           <w:sz w:val="28"/>
           <w:szCs w:val="28"/>
         </w:rPr>
-        <w:t>getRoleDescription</w:t>
-      </w:r>
-      <w:proofErr w:type="spellEnd"/>
-      <w:r>
-        <w:rPr>
-          <w:rFonts w:ascii="Times New Roman" w:hAnsi="Times New Roman" w:cs="Times New Roman"/>
-          <w:sz w:val="28"/>
-          <w:szCs w:val="28"/>
-        </w:rPr>
-        <w:t>(</w:t>
-      </w:r>
+        <w:t>application.Application</w:t>
+      </w:r>
+      <w:proofErr w:type="spellEnd"/>
       <w:proofErr w:type="gramEnd"/>
       <w:r>
         <w:rPr>
@@ -9731,30 +10962,44 @@
           <w:sz w:val="28"/>
           <w:szCs w:val="28"/>
         </w:rPr>
-        <w:t>), establishing a contract that any account type must fulfil without dictating how. Client code (and the UI) only ever needs to know that a User can describe its own role — not how that description is produced.</w:t>
-      </w:r>
-    </w:p>
-    <w:p>
-      <w:pPr>
-        <w:spacing w:before="100" w:beforeAutospacing="1" w:line="480" w:lineRule="auto"/>
-        <w:jc w:val="both"/>
-        <w:rPr>
-          <w:rFonts w:ascii="Times New Roman" w:hAnsi="Times New Roman" w:cs="Times New Roman"/>
-          <w:sz w:val="28"/>
-          <w:szCs w:val="28"/>
-        </w:rPr>
-      </w:pPr>
-    </w:p>
-    <w:p>
-      <w:pPr>
-        <w:spacing w:before="100" w:beforeAutospacing="1" w:line="480" w:lineRule="auto"/>
-        <w:jc w:val="both"/>
-        <w:rPr>
-          <w:rFonts w:ascii="Times New Roman" w:hAnsi="Times New Roman" w:cs="Times New Roman"/>
-          <w:sz w:val="28"/>
-          <w:szCs w:val="28"/>
-        </w:rPr>
-      </w:pPr>
+        <w:t xml:space="preserve"> to inherit the JavaFX lifecycle (</w:t>
+      </w:r>
+      <w:proofErr w:type="gramStart"/>
+      <w:r>
+        <w:rPr>
+          <w:rFonts w:ascii="Times New Roman" w:hAnsi="Times New Roman" w:cs="Times New Roman"/>
+          <w:sz w:val="28"/>
+          <w:szCs w:val="28"/>
+        </w:rPr>
+        <w:t>start(</w:t>
+      </w:r>
+      <w:proofErr w:type="gramEnd"/>
+      <w:r>
+        <w:rPr>
+          <w:rFonts w:ascii="Times New Roman" w:hAnsi="Times New Roman" w:cs="Times New Roman"/>
+          <w:sz w:val="28"/>
+          <w:szCs w:val="28"/>
+        </w:rPr>
+        <w:t xml:space="preserve">), </w:t>
+      </w:r>
+      <w:proofErr w:type="gramStart"/>
+      <w:r>
+        <w:rPr>
+          <w:rFonts w:ascii="Times New Roman" w:hAnsi="Times New Roman" w:cs="Times New Roman"/>
+          <w:sz w:val="28"/>
+          <w:szCs w:val="28"/>
+        </w:rPr>
+        <w:t>launch(</w:t>
+      </w:r>
+      <w:proofErr w:type="gramEnd"/>
+      <w:r>
+        <w:rPr>
+          <w:rFonts w:ascii="Times New Roman" w:hAnsi="Times New Roman" w:cs="Times New Roman"/>
+          <w:sz w:val="28"/>
+          <w:szCs w:val="28"/>
+        </w:rPr>
+        <w:t>)).</w:t>
+      </w:r>
     </w:p>
     <w:p>
       <w:pPr>
@@ -9777,421 +11022,153 @@
           <w:sz w:val="28"/>
           <w:szCs w:val="28"/>
         </w:rPr>
-        <w:t>10.2 Encapsulation</w:t>
-      </w:r>
-    </w:p>
-    <w:p>
-      <w:pPr>
-        <w:spacing w:before="100" w:beforeAutospacing="1" w:line="480" w:lineRule="auto"/>
-        <w:jc w:val="both"/>
-        <w:rPr>
-          <w:rFonts w:ascii="Times New Roman" w:hAnsi="Times New Roman" w:cs="Times New Roman"/>
-          <w:sz w:val="28"/>
-          <w:szCs w:val="28"/>
-        </w:rPr>
-      </w:pPr>
-      <w:r>
-        <w:rPr>
-          <w:rFonts w:ascii="Times New Roman" w:hAnsi="Times New Roman" w:cs="Times New Roman"/>
-          <w:sz w:val="28"/>
-          <w:szCs w:val="28"/>
-        </w:rPr>
-        <w:t xml:space="preserve">Fields across the domain classes are private, with access mediated through explicit getters/setters (e.g. </w:t>
-      </w:r>
-      <w:proofErr w:type="spellStart"/>
-      <w:r>
-        <w:rPr>
-          <w:rFonts w:ascii="Times New Roman" w:hAnsi="Times New Roman" w:cs="Times New Roman"/>
-          <w:sz w:val="28"/>
-          <w:szCs w:val="28"/>
-        </w:rPr>
-        <w:t>User.getUserId</w:t>
-      </w:r>
-      <w:proofErr w:type="spellEnd"/>
-      <w:r>
-        <w:rPr>
-          <w:rFonts w:ascii="Times New Roman" w:hAnsi="Times New Roman" w:cs="Times New Roman"/>
-          <w:sz w:val="28"/>
-          <w:szCs w:val="28"/>
-        </w:rPr>
-        <w:t xml:space="preserve">() has no matching setter, making identity effectively read-only after construction). </w:t>
-      </w:r>
-      <w:proofErr w:type="spellStart"/>
-      <w:r>
-        <w:rPr>
-          <w:rFonts w:ascii="Times New Roman" w:hAnsi="Times New Roman" w:cs="Times New Roman"/>
-          <w:sz w:val="28"/>
-          <w:szCs w:val="28"/>
-        </w:rPr>
-        <w:t>AuthService</w:t>
-      </w:r>
-      <w:proofErr w:type="spellEnd"/>
-      <w:r>
-        <w:rPr>
-          <w:rFonts w:ascii="Times New Roman" w:hAnsi="Times New Roman" w:cs="Times New Roman"/>
-          <w:sz w:val="28"/>
-          <w:szCs w:val="28"/>
-        </w:rPr>
-        <w:t xml:space="preserve"> goes further, keeping its two credential maps private and static with no external code able to reach them except through the class's own authenticate/register/</w:t>
-      </w:r>
-      <w:proofErr w:type="spellStart"/>
-      <w:r>
-        <w:rPr>
-          <w:rFonts w:ascii="Times New Roman" w:hAnsi="Times New Roman" w:cs="Times New Roman"/>
-          <w:sz w:val="28"/>
-          <w:szCs w:val="28"/>
-        </w:rPr>
-        <w:t>getRole</w:t>
-      </w:r>
-      <w:proofErr w:type="spellEnd"/>
-      <w:r>
-        <w:rPr>
-          <w:rFonts w:ascii="Times New Roman" w:hAnsi="Times New Roman" w:cs="Times New Roman"/>
-          <w:sz w:val="28"/>
-          <w:szCs w:val="28"/>
-        </w:rPr>
-        <w:t xml:space="preserve"> methods — the maps themselves are never returned or exposed.</w:t>
-      </w:r>
-    </w:p>
-    <w:p>
-      <w:pPr>
-        <w:pStyle w:val="Heading2"/>
-        <w:spacing w:before="100" w:beforeAutospacing="1" w:line="480" w:lineRule="auto"/>
-        <w:jc w:val="both"/>
-        <w:rPr>
-          <w:rFonts w:ascii="Times New Roman" w:hAnsi="Times New Roman" w:cs="Times New Roman"/>
-          <w:color w:val="auto"/>
-          <w:sz w:val="28"/>
-          <w:szCs w:val="28"/>
-        </w:rPr>
-      </w:pPr>
-      <w:r>
-        <w:rPr>
-          <w:rFonts w:ascii="Times New Roman" w:hAnsi="Times New Roman" w:cs="Times New Roman"/>
-          <w:b/>
-          <w:bCs/>
-          <w:color w:val="auto"/>
+        <w:t>10.4 Polymorphism</w:t>
+      </w:r>
+    </w:p>
+    <w:p>
+      <w:pPr>
+        <w:spacing w:before="100" w:beforeAutospacing="1" w:line="480" w:lineRule="auto"/>
+        <w:jc w:val="both"/>
+        <w:rPr>
+          <w:rFonts w:ascii="Times New Roman" w:hAnsi="Times New Roman" w:cs="Times New Roman"/>
+          <w:sz w:val="28"/>
+          <w:szCs w:val="28"/>
+        </w:rPr>
+      </w:pPr>
+      <w:proofErr w:type="spellStart"/>
+      <w:r>
+        <w:rPr>
+          <w:rFonts w:ascii="Times New Roman" w:hAnsi="Times New Roman" w:cs="Times New Roman"/>
+          <w:sz w:val="28"/>
+          <w:szCs w:val="28"/>
+        </w:rPr>
+        <w:t>Customer.getRoleDescription</w:t>
+      </w:r>
+      <w:proofErr w:type="spellEnd"/>
+      <w:r>
+        <w:rPr>
+          <w:rFonts w:ascii="Times New Roman" w:hAnsi="Times New Roman" w:cs="Times New Roman"/>
+          <w:sz w:val="28"/>
+          <w:szCs w:val="28"/>
+        </w:rPr>
+        <w:t xml:space="preserve">() overrides User's abstract method, so code that only holds a </w:t>
+      </w:r>
+      <w:proofErr w:type="gramStart"/>
+      <w:r>
+        <w:rPr>
+          <w:rFonts w:ascii="Times New Roman" w:hAnsi="Times New Roman" w:cs="Times New Roman"/>
+          <w:sz w:val="28"/>
+          <w:szCs w:val="28"/>
+        </w:rPr>
+        <w:t>User</w:t>
+      </w:r>
+      <w:proofErr w:type="gramEnd"/>
+      <w:r>
+        <w:rPr>
+          <w:rFonts w:ascii="Times New Roman" w:hAnsi="Times New Roman" w:cs="Times New Roman"/>
+          <w:sz w:val="28"/>
+          <w:szCs w:val="28"/>
+        </w:rPr>
+        <w:t xml:space="preserve"> reference still invokes Customer-specific </w:t>
+      </w:r>
+      <w:proofErr w:type="spellStart"/>
+      <w:r>
+        <w:rPr>
+          <w:rFonts w:ascii="Times New Roman" w:hAnsi="Times New Roman" w:cs="Times New Roman"/>
+          <w:sz w:val="28"/>
+          <w:szCs w:val="28"/>
+        </w:rPr>
+        <w:t>behaviour</w:t>
+      </w:r>
+      <w:proofErr w:type="spellEnd"/>
+      <w:r>
+        <w:rPr>
+          <w:rFonts w:ascii="Times New Roman" w:hAnsi="Times New Roman" w:cs="Times New Roman"/>
+          <w:sz w:val="28"/>
+          <w:szCs w:val="28"/>
+        </w:rPr>
+        <w:t xml:space="preserve"> at runtime. </w:t>
+      </w:r>
+      <w:proofErr w:type="spellStart"/>
+      <w:r>
+        <w:rPr>
+          <w:rFonts w:ascii="Times New Roman" w:hAnsi="Times New Roman" w:cs="Times New Roman"/>
+          <w:sz w:val="28"/>
+          <w:szCs w:val="28"/>
+        </w:rPr>
+        <w:t>MenuItem.toString</w:t>
+      </w:r>
+      <w:proofErr w:type="spellEnd"/>
+      <w:r>
+        <w:rPr>
+          <w:rFonts w:ascii="Times New Roman" w:hAnsi="Times New Roman" w:cs="Times New Roman"/>
+          <w:sz w:val="28"/>
+          <w:szCs w:val="28"/>
+        </w:rPr>
+        <w:t xml:space="preserve">() is overridden so JavaFX's default </w:t>
+      </w:r>
+      <w:proofErr w:type="spellStart"/>
+      <w:r>
+        <w:rPr>
+          <w:rFonts w:ascii="Times New Roman" w:hAnsi="Times New Roman" w:cs="Times New Roman"/>
+          <w:sz w:val="28"/>
+          <w:szCs w:val="28"/>
+        </w:rPr>
+        <w:t>ListView</w:t>
+      </w:r>
+      <w:proofErr w:type="spellEnd"/>
+      <w:r>
+        <w:rPr>
+          <w:rFonts w:ascii="Times New Roman" w:hAnsi="Times New Roman" w:cs="Times New Roman"/>
+          <w:sz w:val="28"/>
+          <w:szCs w:val="28"/>
+        </w:rPr>
+        <w:t xml:space="preserve"> cell rendering automatically displays a formatted "Name (Category) - $Price" string with no custom cell factory required. </w:t>
+      </w:r>
+      <w:proofErr w:type="spellStart"/>
+      <w:r>
+        <w:rPr>
+          <w:rFonts w:ascii="Times New Roman" w:hAnsi="Times New Roman" w:cs="Times New Roman"/>
+          <w:sz w:val="28"/>
+          <w:szCs w:val="28"/>
+        </w:rPr>
+        <w:t>Order.toString</w:t>
+      </w:r>
+      <w:proofErr w:type="spellEnd"/>
+      <w:r>
+        <w:rPr>
+          <w:rFonts w:ascii="Times New Roman" w:hAnsi="Times New Roman" w:cs="Times New Roman"/>
+          <w:sz w:val="28"/>
+          <w:szCs w:val="28"/>
+        </w:rPr>
+        <w:t xml:space="preserve">() and </w:t>
+      </w:r>
+      <w:proofErr w:type="spellStart"/>
+      <w:r>
+        <w:rPr>
+          <w:rFonts w:ascii="Times New Roman" w:hAnsi="Times New Roman" w:cs="Times New Roman"/>
+          <w:sz w:val="28"/>
+          <w:szCs w:val="28"/>
+        </w:rPr>
+        <w:t>Order.toInvoiceString</w:t>
+      </w:r>
+      <w:proofErr w:type="spellEnd"/>
+      <w:r>
+        <w:rPr>
+          <w:rFonts w:ascii="Times New Roman" w:hAnsi="Times New Roman" w:cs="Times New Roman"/>
+          <w:sz w:val="28"/>
+          <w:szCs w:val="28"/>
+        </w:rPr>
+        <w:t xml:space="preserve">() likewise </w:t>
+      </w:r>
+      <w:r>
+        <w:rPr>
+          <w:rFonts w:ascii="Times New Roman" w:hAnsi="Times New Roman" w:cs="Times New Roman"/>
           <w:sz w:val="28"/>
           <w:szCs w:val="28"/>
         </w:rPr>
         <w:lastRenderedPageBreak/>
-        <w:t>10.3 Inheritance</w:t>
-      </w:r>
-    </w:p>
-    <w:p>
-      <w:pPr>
-        <w:spacing w:before="100" w:beforeAutospacing="1" w:line="480" w:lineRule="auto"/>
-        <w:jc w:val="both"/>
-        <w:rPr>
-          <w:rFonts w:ascii="Times New Roman" w:hAnsi="Times New Roman" w:cs="Times New Roman"/>
-          <w:sz w:val="28"/>
-          <w:szCs w:val="28"/>
-        </w:rPr>
-      </w:pPr>
-      <w:r>
-        <w:rPr>
-          <w:rFonts w:ascii="Times New Roman" w:hAnsi="Times New Roman" w:cs="Times New Roman"/>
-          <w:sz w:val="28"/>
-          <w:szCs w:val="28"/>
-        </w:rPr>
-        <w:t xml:space="preserve">Customer extends User, inheriting </w:t>
-      </w:r>
-      <w:proofErr w:type="spellStart"/>
-      <w:r>
-        <w:rPr>
-          <w:rFonts w:ascii="Times New Roman" w:hAnsi="Times New Roman" w:cs="Times New Roman"/>
-          <w:sz w:val="28"/>
-          <w:szCs w:val="28"/>
-        </w:rPr>
-        <w:t>userId</w:t>
-      </w:r>
-      <w:proofErr w:type="spellEnd"/>
-      <w:r>
-        <w:rPr>
-          <w:rFonts w:ascii="Times New Roman" w:hAnsi="Times New Roman" w:cs="Times New Roman"/>
-          <w:sz w:val="28"/>
-          <w:szCs w:val="28"/>
-        </w:rPr>
-        <w:t>, name, and email plus their accessors, and adding only what is specific to a customer (</w:t>
-      </w:r>
-      <w:proofErr w:type="spellStart"/>
-      <w:r>
-        <w:rPr>
-          <w:rFonts w:ascii="Times New Roman" w:hAnsi="Times New Roman" w:cs="Times New Roman"/>
-          <w:sz w:val="28"/>
-          <w:szCs w:val="28"/>
-        </w:rPr>
-        <w:t>deliveryAddress</w:t>
-      </w:r>
-      <w:proofErr w:type="spellEnd"/>
-      <w:r>
-        <w:rPr>
-          <w:rFonts w:ascii="Times New Roman" w:hAnsi="Times New Roman" w:cs="Times New Roman"/>
-          <w:sz w:val="28"/>
-          <w:szCs w:val="28"/>
-        </w:rPr>
-        <w:t xml:space="preserve">). The source code explicitly comments this relationship ("Inheritance: Customer inherits properties and behaviors from User"), and both </w:t>
-      </w:r>
-      <w:proofErr w:type="spellStart"/>
-      <w:r>
-        <w:rPr>
-          <w:rFonts w:ascii="Times New Roman" w:hAnsi="Times New Roman" w:cs="Times New Roman"/>
-          <w:sz w:val="28"/>
-          <w:szCs w:val="28"/>
-        </w:rPr>
-        <w:t>FoodDeliveryApp</w:t>
-      </w:r>
-      <w:proofErr w:type="spellEnd"/>
-      <w:r>
-        <w:rPr>
-          <w:rFonts w:ascii="Times New Roman" w:hAnsi="Times New Roman" w:cs="Times New Roman"/>
-          <w:sz w:val="28"/>
-          <w:szCs w:val="28"/>
-        </w:rPr>
-        <w:t xml:space="preserve"> and </w:t>
-      </w:r>
-      <w:proofErr w:type="spellStart"/>
-      <w:r>
-        <w:rPr>
-          <w:rFonts w:ascii="Times New Roman" w:hAnsi="Times New Roman" w:cs="Times New Roman"/>
-          <w:sz w:val="28"/>
-          <w:szCs w:val="28"/>
-        </w:rPr>
-        <w:t>AdminDashboard</w:t>
-      </w:r>
-      <w:proofErr w:type="spellEnd"/>
-      <w:r>
-        <w:rPr>
-          <w:rFonts w:ascii="Times New Roman" w:hAnsi="Times New Roman" w:cs="Times New Roman"/>
-          <w:sz w:val="28"/>
-          <w:szCs w:val="28"/>
-        </w:rPr>
-        <w:t xml:space="preserve"> extend </w:t>
-      </w:r>
-      <w:proofErr w:type="spellStart"/>
-      <w:r>
-        <w:rPr>
-          <w:rFonts w:ascii="Times New Roman" w:hAnsi="Times New Roman" w:cs="Times New Roman"/>
-          <w:sz w:val="28"/>
-          <w:szCs w:val="28"/>
-        </w:rPr>
-        <w:t>javafx.</w:t>
-      </w:r>
-      <w:proofErr w:type="gramStart"/>
-      <w:r>
-        <w:rPr>
-          <w:rFonts w:ascii="Times New Roman" w:hAnsi="Times New Roman" w:cs="Times New Roman"/>
-          <w:sz w:val="28"/>
-          <w:szCs w:val="28"/>
-        </w:rPr>
-        <w:t>application.Application</w:t>
-      </w:r>
-      <w:proofErr w:type="spellEnd"/>
-      <w:proofErr w:type="gramEnd"/>
-      <w:r>
-        <w:rPr>
-          <w:rFonts w:ascii="Times New Roman" w:hAnsi="Times New Roman" w:cs="Times New Roman"/>
-          <w:sz w:val="28"/>
-          <w:szCs w:val="28"/>
-        </w:rPr>
-        <w:t xml:space="preserve"> to inherit the JavaFX lifecycle (</w:t>
-      </w:r>
-      <w:proofErr w:type="gramStart"/>
-      <w:r>
-        <w:rPr>
-          <w:rFonts w:ascii="Times New Roman" w:hAnsi="Times New Roman" w:cs="Times New Roman"/>
-          <w:sz w:val="28"/>
-          <w:szCs w:val="28"/>
-        </w:rPr>
-        <w:t>start(</w:t>
-      </w:r>
-      <w:proofErr w:type="gramEnd"/>
-      <w:r>
-        <w:rPr>
-          <w:rFonts w:ascii="Times New Roman" w:hAnsi="Times New Roman" w:cs="Times New Roman"/>
-          <w:sz w:val="28"/>
-          <w:szCs w:val="28"/>
-        </w:rPr>
-        <w:t xml:space="preserve">), </w:t>
-      </w:r>
-      <w:proofErr w:type="gramStart"/>
-      <w:r>
-        <w:rPr>
-          <w:rFonts w:ascii="Times New Roman" w:hAnsi="Times New Roman" w:cs="Times New Roman"/>
-          <w:sz w:val="28"/>
-          <w:szCs w:val="28"/>
-        </w:rPr>
-        <w:t>launch(</w:t>
-      </w:r>
-      <w:proofErr w:type="gramEnd"/>
-      <w:r>
-        <w:rPr>
-          <w:rFonts w:ascii="Times New Roman" w:hAnsi="Times New Roman" w:cs="Times New Roman"/>
-          <w:sz w:val="28"/>
-          <w:szCs w:val="28"/>
-        </w:rPr>
-        <w:t>)).</w:t>
-      </w:r>
-    </w:p>
-    <w:p>
-      <w:pPr>
-        <w:pStyle w:val="Heading2"/>
-        <w:spacing w:before="100" w:beforeAutospacing="1" w:line="480" w:lineRule="auto"/>
-        <w:jc w:val="both"/>
-        <w:rPr>
-          <w:rFonts w:ascii="Times New Roman" w:hAnsi="Times New Roman" w:cs="Times New Roman"/>
-          <w:color w:val="auto"/>
-          <w:sz w:val="28"/>
-          <w:szCs w:val="28"/>
-        </w:rPr>
-      </w:pPr>
-      <w:r>
-        <w:rPr>
-          <w:rFonts w:ascii="Times New Roman" w:hAnsi="Times New Roman" w:cs="Times New Roman"/>
-          <w:b/>
-          <w:bCs/>
-          <w:color w:val="auto"/>
-          <w:sz w:val="28"/>
-          <w:szCs w:val="28"/>
-        </w:rPr>
-        <w:t>10.4 Polymorphism</w:t>
-      </w:r>
-    </w:p>
-    <w:p>
-      <w:pPr>
-        <w:spacing w:before="100" w:beforeAutospacing="1" w:line="480" w:lineRule="auto"/>
-        <w:jc w:val="both"/>
-        <w:rPr>
-          <w:rFonts w:ascii="Times New Roman" w:hAnsi="Times New Roman" w:cs="Times New Roman"/>
-          <w:sz w:val="28"/>
-          <w:szCs w:val="28"/>
-        </w:rPr>
-      </w:pPr>
-      <w:proofErr w:type="spellStart"/>
-      <w:r>
-        <w:rPr>
-          <w:rFonts w:ascii="Times New Roman" w:hAnsi="Times New Roman" w:cs="Times New Roman"/>
-          <w:sz w:val="28"/>
-          <w:szCs w:val="28"/>
-        </w:rPr>
-        <w:t>Customer.getRoleDescription</w:t>
-      </w:r>
-      <w:proofErr w:type="spellEnd"/>
-      <w:r>
-        <w:rPr>
-          <w:rFonts w:ascii="Times New Roman" w:hAnsi="Times New Roman" w:cs="Times New Roman"/>
-          <w:sz w:val="28"/>
-          <w:szCs w:val="28"/>
-        </w:rPr>
-        <w:t xml:space="preserve">() overrides User's abstract method, so code that only holds a </w:t>
-      </w:r>
-      <w:proofErr w:type="gramStart"/>
-      <w:r>
-        <w:rPr>
-          <w:rFonts w:ascii="Times New Roman" w:hAnsi="Times New Roman" w:cs="Times New Roman"/>
-          <w:sz w:val="28"/>
-          <w:szCs w:val="28"/>
-        </w:rPr>
-        <w:t>User</w:t>
-      </w:r>
-      <w:proofErr w:type="gramEnd"/>
-      <w:r>
-        <w:rPr>
-          <w:rFonts w:ascii="Times New Roman" w:hAnsi="Times New Roman" w:cs="Times New Roman"/>
-          <w:sz w:val="28"/>
-          <w:szCs w:val="28"/>
-        </w:rPr>
-        <w:t xml:space="preserve"> reference still invokes Customer-specific </w:t>
-      </w:r>
-      <w:proofErr w:type="spellStart"/>
-      <w:r>
-        <w:rPr>
-          <w:rFonts w:ascii="Times New Roman" w:hAnsi="Times New Roman" w:cs="Times New Roman"/>
-          <w:sz w:val="28"/>
-          <w:szCs w:val="28"/>
-        </w:rPr>
-        <w:t>behaviour</w:t>
-      </w:r>
-      <w:proofErr w:type="spellEnd"/>
-      <w:r>
-        <w:rPr>
-          <w:rFonts w:ascii="Times New Roman" w:hAnsi="Times New Roman" w:cs="Times New Roman"/>
-          <w:sz w:val="28"/>
-          <w:szCs w:val="28"/>
-        </w:rPr>
-        <w:t xml:space="preserve"> at runtime. </w:t>
-      </w:r>
-      <w:proofErr w:type="spellStart"/>
-      <w:r>
-        <w:rPr>
-          <w:rFonts w:ascii="Times New Roman" w:hAnsi="Times New Roman" w:cs="Times New Roman"/>
-          <w:sz w:val="28"/>
-          <w:szCs w:val="28"/>
-        </w:rPr>
-        <w:t>MenuItem.toString</w:t>
-      </w:r>
-      <w:proofErr w:type="spellEnd"/>
-      <w:r>
-        <w:rPr>
-          <w:rFonts w:ascii="Times New Roman" w:hAnsi="Times New Roman" w:cs="Times New Roman"/>
-          <w:sz w:val="28"/>
-          <w:szCs w:val="28"/>
-        </w:rPr>
-        <w:t xml:space="preserve">() is overridden so JavaFX's default </w:t>
-      </w:r>
-      <w:proofErr w:type="spellStart"/>
-      <w:r>
-        <w:rPr>
-          <w:rFonts w:ascii="Times New Roman" w:hAnsi="Times New Roman" w:cs="Times New Roman"/>
-          <w:sz w:val="28"/>
-          <w:szCs w:val="28"/>
-        </w:rPr>
-        <w:t>ListView</w:t>
-      </w:r>
-      <w:proofErr w:type="spellEnd"/>
-      <w:r>
-        <w:rPr>
-          <w:rFonts w:ascii="Times New Roman" w:hAnsi="Times New Roman" w:cs="Times New Roman"/>
-          <w:sz w:val="28"/>
-          <w:szCs w:val="28"/>
-        </w:rPr>
-        <w:t xml:space="preserve"> cell rendering automatically displays a formatted "Name (Category) - $Price" string with no custom cell factory required. </w:t>
-      </w:r>
-      <w:proofErr w:type="spellStart"/>
-      <w:r>
-        <w:rPr>
-          <w:rFonts w:ascii="Times New Roman" w:hAnsi="Times New Roman" w:cs="Times New Roman"/>
-          <w:sz w:val="28"/>
-          <w:szCs w:val="28"/>
-        </w:rPr>
-        <w:t>Order.toString</w:t>
-      </w:r>
-      <w:proofErr w:type="spellEnd"/>
-      <w:r>
-        <w:rPr>
-          <w:rFonts w:ascii="Times New Roman" w:hAnsi="Times New Roman" w:cs="Times New Roman"/>
-          <w:sz w:val="28"/>
-          <w:szCs w:val="28"/>
-        </w:rPr>
-        <w:t xml:space="preserve">() and </w:t>
-      </w:r>
-      <w:proofErr w:type="spellStart"/>
-      <w:r>
-        <w:rPr>
-          <w:rFonts w:ascii="Times New Roman" w:hAnsi="Times New Roman" w:cs="Times New Roman"/>
-          <w:sz w:val="28"/>
-          <w:szCs w:val="28"/>
-        </w:rPr>
-        <w:t>Order.toInvoiceString</w:t>
-      </w:r>
-      <w:proofErr w:type="spellEnd"/>
-      <w:r>
-        <w:rPr>
-          <w:rFonts w:ascii="Times New Roman" w:hAnsi="Times New Roman" w:cs="Times New Roman"/>
-          <w:sz w:val="28"/>
-          <w:szCs w:val="28"/>
-        </w:rPr>
-        <w:t xml:space="preserve">() likewise override/extend default </w:t>
+        <w:t xml:space="preserve">override/extend default </w:t>
       </w:r>
       <w:proofErr w:type="spellStart"/>
       <w:r>
@@ -10299,7 +11276,6 @@
           <w:sz w:val="28"/>
           <w:szCs w:val="28"/>
         </w:rPr>
-        <w:lastRenderedPageBreak/>
         <w:t xml:space="preserve">Static factory / round-trip </w:t>
       </w:r>
       <w:proofErr w:type="spellStart"/>
@@ -10533,6 +11509,7 @@
           <w:sz w:val="28"/>
           <w:szCs w:val="28"/>
         </w:rPr>
+        <w:lastRenderedPageBreak/>
         <w:t>ControlsFX</w:t>
       </w:r>
       <w:proofErr w:type="spellEnd"/>
@@ -10621,28 +11598,6 @@
     </w:p>
     <w:p>
       <w:pPr>
-        <w:spacing w:before="100" w:beforeAutospacing="1" w:line="480" w:lineRule="auto"/>
-        <w:jc w:val="both"/>
-        <w:rPr>
-          <w:rFonts w:ascii="Times New Roman" w:hAnsi="Times New Roman" w:cs="Times New Roman"/>
-          <w:sz w:val="28"/>
-          <w:szCs w:val="28"/>
-        </w:rPr>
-      </w:pPr>
-    </w:p>
-    <w:p>
-      <w:pPr>
-        <w:spacing w:before="100" w:beforeAutospacing="1" w:line="480" w:lineRule="auto"/>
-        <w:jc w:val="both"/>
-        <w:rPr>
-          <w:rFonts w:ascii="Times New Roman" w:hAnsi="Times New Roman" w:cs="Times New Roman"/>
-          <w:sz w:val="28"/>
-          <w:szCs w:val="28"/>
-        </w:rPr>
-      </w:pPr>
-    </w:p>
-    <w:p>
-      <w:pPr>
         <w:pStyle w:val="Heading2"/>
         <w:spacing w:before="100" w:beforeAutospacing="1" w:line="480" w:lineRule="auto"/>
         <w:jc w:val="both"/>
@@ -10662,7 +11617,6 @@
           <w:sz w:val="28"/>
           <w:szCs w:val="28"/>
         </w:rPr>
-        <w:lastRenderedPageBreak/>
         <w:t>11.1 Login Screen</w:t>
       </w:r>
     </w:p>
@@ -10701,7 +11655,7 @@
                     </pic:cNvPicPr>
                   </pic:nvPicPr>
                   <pic:blipFill rotWithShape="1">
-                    <a:blip r:embed="rId12"/>
+                    <a:blip r:embed="rId14"/>
                     <a:srcRect l="4148" r="3328" b="25049"/>
                     <a:stretch>
                       <a:fillRect/>
@@ -10861,71 +11815,6 @@
     </w:p>
     <w:p>
       <w:pPr>
-        <w:spacing w:before="100" w:beforeAutospacing="1"/>
-        <w:jc w:val="both"/>
-        <w:rPr>
-          <w:rFonts w:ascii="Times New Roman" w:hAnsi="Times New Roman" w:cs="Times New Roman"/>
-          <w:b/>
-          <w:bCs/>
-          <w:sz w:val="28"/>
-          <w:szCs w:val="28"/>
-        </w:rPr>
-      </w:pPr>
-    </w:p>
-    <w:p>
-      <w:pPr>
-        <w:spacing w:before="100" w:beforeAutospacing="1"/>
-        <w:jc w:val="both"/>
-        <w:rPr>
-          <w:rFonts w:ascii="Times New Roman" w:hAnsi="Times New Roman" w:cs="Times New Roman"/>
-          <w:b/>
-          <w:bCs/>
-          <w:sz w:val="28"/>
-          <w:szCs w:val="28"/>
-        </w:rPr>
-      </w:pPr>
-    </w:p>
-    <w:p>
-      <w:pPr>
-        <w:spacing w:before="100" w:beforeAutospacing="1"/>
-        <w:jc w:val="both"/>
-        <w:rPr>
-          <w:rFonts w:ascii="Times New Roman" w:hAnsi="Times New Roman" w:cs="Times New Roman"/>
-          <w:b/>
-          <w:bCs/>
-          <w:sz w:val="28"/>
-          <w:szCs w:val="28"/>
-        </w:rPr>
-      </w:pPr>
-    </w:p>
-    <w:p>
-      <w:pPr>
-        <w:spacing w:before="100" w:beforeAutospacing="1"/>
-        <w:jc w:val="both"/>
-        <w:rPr>
-          <w:rFonts w:ascii="Times New Roman" w:hAnsi="Times New Roman" w:cs="Times New Roman"/>
-          <w:b/>
-          <w:bCs/>
-          <w:sz w:val="28"/>
-          <w:szCs w:val="28"/>
-        </w:rPr>
-      </w:pPr>
-    </w:p>
-    <w:p>
-      <w:pPr>
-        <w:spacing w:before="100" w:beforeAutospacing="1"/>
-        <w:jc w:val="both"/>
-        <w:rPr>
-          <w:rFonts w:ascii="Times New Roman" w:hAnsi="Times New Roman" w:cs="Times New Roman"/>
-          <w:b/>
-          <w:bCs/>
-          <w:sz w:val="28"/>
-          <w:szCs w:val="28"/>
-        </w:rPr>
-      </w:pPr>
-    </w:p>
-    <w:p>
-      <w:pPr>
         <w:pStyle w:val="Heading2"/>
         <w:spacing w:before="100" w:beforeAutospacing="1" w:line="480" w:lineRule="auto"/>
         <w:jc w:val="both"/>
@@ -10987,7 +11876,7 @@
                     <pic:cNvPicPr/>
                   </pic:nvPicPr>
                   <pic:blipFill>
-                    <a:blip r:embed="rId10"/>
+                    <a:blip r:embed="rId12"/>
                     <a:stretch>
                       <a:fillRect/>
                     </a:stretch>
@@ -11121,36 +12010,6 @@
     </w:p>
     <w:p>
       <w:pPr>
-        <w:spacing w:before="100" w:beforeAutospacing="1"/>
-        <w:jc w:val="both"/>
-        <w:rPr>
-          <w:rFonts w:ascii="Times New Roman" w:hAnsi="Times New Roman" w:cs="Times New Roman"/>
-          <w:b/>
-          <w:bCs/>
-          <w:i/>
-          <w:iCs/>
-          <w:sz w:val="28"/>
-          <w:szCs w:val="28"/>
-        </w:rPr>
-      </w:pPr>
-    </w:p>
-    <w:p>
-      <w:pPr>
-        <w:spacing w:before="100" w:beforeAutospacing="1"/>
-        <w:jc w:val="both"/>
-        <w:rPr>
-          <w:rFonts w:ascii="Times New Roman" w:hAnsi="Times New Roman" w:cs="Times New Roman"/>
-          <w:b/>
-          <w:bCs/>
-          <w:i/>
-          <w:iCs/>
-          <w:sz w:val="28"/>
-          <w:szCs w:val="28"/>
-        </w:rPr>
-      </w:pPr>
-    </w:p>
-    <w:p>
-      <w:pPr>
         <w:pStyle w:val="Heading2"/>
         <w:spacing w:before="100" w:beforeAutospacing="1" w:line="480" w:lineRule="auto"/>
         <w:jc w:val="both"/>
@@ -11170,6 +12029,7 @@
           <w:sz w:val="28"/>
           <w:szCs w:val="28"/>
         </w:rPr>
+        <w:lastRenderedPageBreak/>
         <w:t>11.3 Administrator Dashboard</w:t>
       </w:r>
     </w:p>
@@ -11205,7 +12065,7 @@
                     </pic:cNvPicPr>
                   </pic:nvPicPr>
                   <pic:blipFill>
-                    <a:blip r:embed="rId13">
+                    <a:blip r:embed="rId15">
                       <a:extLst>
                         <a:ext uri="{28A0092B-C50C-407E-A947-70E740481C1C}">
                           <a14:useLocalDpi xmlns:a14="http://schemas.microsoft.com/office/drawing/2010/main" val="0"/>
@@ -11333,7 +12193,7 @@
           <w:szCs w:val="36"/>
         </w:rPr>
       </w:pPr>
-      <w:hyperlink r:id="rId14" w:history="1">
+      <w:hyperlink r:id="rId16" w:history="1">
         <w:r>
           <w:rPr>
             <w:rStyle w:val="Hyperlink"/>
@@ -12141,7 +13001,70 @@
           <w:sz w:val="28"/>
           <w:szCs w:val="28"/>
         </w:rPr>
-        <w:t>The following improvements would move the system meaningfully closer to a production-ready application, roughly in order of impact:</w:t>
+        <w:t>The following improvements would move the system meaningfully closer to a production-ready application</w:t>
+      </w:r>
+      <w:r>
+        <w:rPr>
+          <w:rFonts w:ascii="Times New Roman" w:hAnsi="Times New Roman" w:cs="Times New Roman"/>
+          <w:sz w:val="28"/>
+          <w:szCs w:val="28"/>
+        </w:rPr>
+        <w:t>,</w:t>
+      </w:r>
+    </w:p>
+    <w:p>
+      <w:pPr>
+        <w:spacing w:before="100" w:beforeAutospacing="1" w:line="480" w:lineRule="auto"/>
+        <w:jc w:val="both"/>
+        <w:rPr>
+          <w:rFonts w:ascii="Times New Roman" w:hAnsi="Times New Roman" w:cs="Times New Roman"/>
+          <w:sz w:val="28"/>
+          <w:szCs w:val="28"/>
+        </w:rPr>
+      </w:pPr>
+      <w:r>
+        <w:rPr>
+          <w:rFonts w:ascii="Times New Roman" w:hAnsi="Times New Roman" w:cs="Times New Roman"/>
+          <w:sz w:val="28"/>
+          <w:szCs w:val="28"/>
+        </w:rPr>
+        <w:t xml:space="preserve">Replace plain-text password comparison in </w:t>
+      </w:r>
+      <w:proofErr w:type="spellStart"/>
+      <w:r>
+        <w:rPr>
+          <w:rFonts w:ascii="Times New Roman" w:hAnsi="Times New Roman" w:cs="Times New Roman"/>
+          <w:sz w:val="28"/>
+          <w:szCs w:val="28"/>
+        </w:rPr>
+        <w:t>AuthService</w:t>
+      </w:r>
+      <w:proofErr w:type="spellEnd"/>
+      <w:r>
+        <w:rPr>
+          <w:rFonts w:ascii="Times New Roman" w:hAnsi="Times New Roman" w:cs="Times New Roman"/>
+          <w:sz w:val="28"/>
+          <w:szCs w:val="28"/>
+        </w:rPr>
+        <w:t xml:space="preserve"> with a salted hash (e.g. </w:t>
+      </w:r>
+      <w:proofErr w:type="spellStart"/>
+      <w:r>
+        <w:rPr>
+          <w:rFonts w:ascii="Times New Roman" w:hAnsi="Times New Roman" w:cs="Times New Roman"/>
+          <w:sz w:val="28"/>
+          <w:szCs w:val="28"/>
+        </w:rPr>
+        <w:t>BCrypt</w:t>
+      </w:r>
+      <w:proofErr w:type="spellEnd"/>
+      <w:r>
+        <w:rPr>
+          <w:rFonts w:ascii="Times New Roman" w:hAnsi="Times New Roman" w:cs="Times New Roman"/>
+          <w:sz w:val="28"/>
+          <w:szCs w:val="28"/>
+        </w:rPr>
+        <w:t xml:space="preserve"> or PBKDF2), and avoid keeping credentials purely in memory so accounts survive an application restart.</w:t>
       </w:r>
     </w:p>
     <w:p>
@@ -12149,59 +13072,23 @@
         <w:pStyle w:val="ListParagraph"/>
         <w:numPr>
           <w:ilvl w:val="0"/>
-          <w:numId w:val="2"/>
+          <w:numId w:val="5"/>
         </w:numPr>
-        <w:spacing w:before="100" w:beforeAutospacing="1" w:line="480" w:lineRule="auto"/>
-        <w:jc w:val="both"/>
-        <w:rPr>
-          <w:rFonts w:ascii="Times New Roman" w:hAnsi="Times New Roman" w:cs="Times New Roman"/>
-          <w:sz w:val="28"/>
-          <w:szCs w:val="28"/>
-        </w:rPr>
-      </w:pPr>
-      <w:r>
-        <w:rPr>
-          <w:rFonts w:ascii="Times New Roman" w:hAnsi="Times New Roman" w:cs="Times New Roman"/>
-          <w:sz w:val="28"/>
-          <w:szCs w:val="28"/>
-        </w:rPr>
-        <w:t xml:space="preserve">Replace plain-text password comparison in </w:t>
-      </w:r>
-      <w:proofErr w:type="spellStart"/>
-      <w:r>
-        <w:rPr>
-          <w:rFonts w:ascii="Times New Roman" w:hAnsi="Times New Roman" w:cs="Times New Roman"/>
-          <w:sz w:val="28"/>
-          <w:szCs w:val="28"/>
-        </w:rPr>
-        <w:t>AuthService</w:t>
-      </w:r>
-      <w:proofErr w:type="spellEnd"/>
-      <w:r>
-        <w:rPr>
-          <w:rFonts w:ascii="Times New Roman" w:hAnsi="Times New Roman" w:cs="Times New Roman"/>
-          <w:sz w:val="28"/>
-          <w:szCs w:val="28"/>
-        </w:rPr>
-        <w:t xml:space="preserve"> with a salted hash (e.g. </w:t>
-      </w:r>
-      <w:proofErr w:type="spellStart"/>
-      <w:r>
-        <w:rPr>
-          <w:rFonts w:ascii="Times New Roman" w:hAnsi="Times New Roman" w:cs="Times New Roman"/>
-          <w:sz w:val="28"/>
-          <w:szCs w:val="28"/>
-        </w:rPr>
-        <w:t>BCrypt</w:t>
-      </w:r>
-      <w:proofErr w:type="spellEnd"/>
-      <w:r>
-        <w:rPr>
-          <w:rFonts w:ascii="Times New Roman" w:hAnsi="Times New Roman" w:cs="Times New Roman"/>
-          <w:sz w:val="28"/>
-          <w:szCs w:val="28"/>
-        </w:rPr>
-        <w:t xml:space="preserve"> or PBKDF2), and avoid keeping credentials purely in memory so accounts survive an application restart.</w:t>
+        <w:spacing w:before="100" w:beforeAutospacing="1" w:line="360" w:lineRule="auto"/>
+        <w:jc w:val="both"/>
+        <w:rPr>
+          <w:rFonts w:ascii="Times New Roman" w:hAnsi="Times New Roman" w:cs="Times New Roman"/>
+          <w:sz w:val="28"/>
+          <w:szCs w:val="28"/>
+        </w:rPr>
+      </w:pPr>
+      <w:r>
+        <w:rPr>
+          <w:rFonts w:ascii="Times New Roman" w:hAnsi="Times New Roman" w:cs="Times New Roman"/>
+          <w:sz w:val="28"/>
+          <w:szCs w:val="28"/>
+        </w:rPr>
+        <w:t>Add order status tracking (e.g. Placed → Preparing → Out for Delivery → Delivered) as a natural extension of the existing Order model, which would let the administrator dashboard double as a basic operations tool rather than a read-only ledger.</w:t>
       </w:r>
     </w:p>
     <w:p>
@@ -12209,23 +13096,69 @@
         <w:pStyle w:val="ListParagraph"/>
         <w:numPr>
           <w:ilvl w:val="0"/>
-          <w:numId w:val="2"/>
+          <w:numId w:val="5"/>
         </w:numPr>
-        <w:spacing w:before="100" w:beforeAutospacing="1" w:line="480" w:lineRule="auto"/>
-        <w:jc w:val="both"/>
-        <w:rPr>
-          <w:rFonts w:ascii="Times New Roman" w:hAnsi="Times New Roman" w:cs="Times New Roman"/>
-          <w:sz w:val="28"/>
-          <w:szCs w:val="28"/>
-        </w:rPr>
-      </w:pPr>
-      <w:r>
-        <w:rPr>
-          <w:rFonts w:ascii="Times New Roman" w:hAnsi="Times New Roman" w:cs="Times New Roman"/>
-          <w:sz w:val="28"/>
-          <w:szCs w:val="28"/>
-        </w:rPr>
-        <w:t>Replace the hand-rolled pipe-delimited flat file with an embedded relational database such as SQLite (via JDBC), which would remove the manual escaping logic in Order and provide transactional writes, indexing, and safer concurrent access.</w:t>
+        <w:spacing w:before="100" w:beforeAutospacing="1" w:line="360" w:lineRule="auto"/>
+        <w:jc w:val="both"/>
+        <w:rPr>
+          <w:rFonts w:ascii="Times New Roman" w:hAnsi="Times New Roman" w:cs="Times New Roman"/>
+          <w:sz w:val="28"/>
+          <w:szCs w:val="28"/>
+        </w:rPr>
+      </w:pPr>
+      <w:r>
+        <w:rPr>
+          <w:rFonts w:ascii="Times New Roman" w:hAnsi="Times New Roman" w:cs="Times New Roman"/>
+          <w:sz w:val="28"/>
+          <w:szCs w:val="28"/>
+        </w:rPr>
+        <w:t xml:space="preserve">Add an administrator-facing menu management screen (create/edit/deactivate </w:t>
+      </w:r>
+      <w:proofErr w:type="spellStart"/>
+      <w:r>
+        <w:rPr>
+          <w:rFonts w:ascii="Times New Roman" w:hAnsi="Times New Roman" w:cs="Times New Roman"/>
+          <w:sz w:val="28"/>
+          <w:szCs w:val="28"/>
+        </w:rPr>
+        <w:t>MenuItem</w:t>
+      </w:r>
+      <w:proofErr w:type="spellEnd"/>
+      <w:r>
+        <w:rPr>
+          <w:rFonts w:ascii="Times New Roman" w:hAnsi="Times New Roman" w:cs="Times New Roman"/>
+          <w:sz w:val="28"/>
+          <w:szCs w:val="28"/>
+        </w:rPr>
+        <w:t xml:space="preserve"> entries) so the catalogue is no longer hard-coded in </w:t>
+      </w:r>
+      <w:proofErr w:type="spellStart"/>
+      <w:proofErr w:type="gramStart"/>
+      <w:r>
+        <w:rPr>
+          <w:rFonts w:ascii="Times New Roman" w:hAnsi="Times New Roman" w:cs="Times New Roman"/>
+          <w:sz w:val="28"/>
+          <w:szCs w:val="28"/>
+        </w:rPr>
+        <w:t>loadMockMenuData</w:t>
+      </w:r>
+      <w:proofErr w:type="spellEnd"/>
+      <w:r>
+        <w:rPr>
+          <w:rFonts w:ascii="Times New Roman" w:hAnsi="Times New Roman" w:cs="Times New Roman"/>
+          <w:sz w:val="28"/>
+          <w:szCs w:val="28"/>
+        </w:rPr>
+        <w:t>(</w:t>
+      </w:r>
+      <w:proofErr w:type="gramEnd"/>
+      <w:r>
+        <w:rPr>
+          <w:rFonts w:ascii="Times New Roman" w:hAnsi="Times New Roman" w:cs="Times New Roman"/>
+          <w:sz w:val="28"/>
+          <w:szCs w:val="28"/>
+        </w:rPr>
+        <w:t>).</w:t>
       </w:r>
     </w:p>
     <w:p>
@@ -12233,41 +13166,41 @@
         <w:pStyle w:val="ListParagraph"/>
         <w:numPr>
           <w:ilvl w:val="0"/>
-          <w:numId w:val="2"/>
+          <w:numId w:val="5"/>
         </w:numPr>
-        <w:spacing w:before="100" w:beforeAutospacing="1" w:line="480" w:lineRule="auto"/>
-        <w:jc w:val="both"/>
-        <w:rPr>
-          <w:rFonts w:ascii="Times New Roman" w:hAnsi="Times New Roman" w:cs="Times New Roman"/>
-          <w:sz w:val="28"/>
-          <w:szCs w:val="28"/>
-        </w:rPr>
-      </w:pPr>
-      <w:r>
-        <w:rPr>
-          <w:rFonts w:ascii="Times New Roman" w:hAnsi="Times New Roman" w:cs="Times New Roman"/>
-          <w:sz w:val="28"/>
-          <w:szCs w:val="28"/>
-        </w:rPr>
-        <w:t xml:space="preserve">Add an administrator-facing menu management screen (create/edit/deactivate </w:t>
-      </w:r>
-      <w:proofErr w:type="spellStart"/>
-      <w:r>
-        <w:rPr>
-          <w:rFonts w:ascii="Times New Roman" w:hAnsi="Times New Roman" w:cs="Times New Roman"/>
-          <w:sz w:val="28"/>
-          <w:szCs w:val="28"/>
-        </w:rPr>
-        <w:t>MenuItem</w:t>
-      </w:r>
-      <w:proofErr w:type="spellEnd"/>
-      <w:r>
-        <w:rPr>
-          <w:rFonts w:ascii="Times New Roman" w:hAnsi="Times New Roman" w:cs="Times New Roman"/>
-          <w:sz w:val="28"/>
-          <w:szCs w:val="28"/>
-        </w:rPr>
-        <w:t xml:space="preserve"> entries) so the catalogue is no longer hard-coded in </w:t>
+        <w:spacing w:before="100" w:beforeAutospacing="1" w:line="360" w:lineRule="auto"/>
+        <w:jc w:val="both"/>
+        <w:rPr>
+          <w:rFonts w:ascii="Times New Roman" w:hAnsi="Times New Roman" w:cs="Times New Roman"/>
+          <w:sz w:val="28"/>
+          <w:szCs w:val="28"/>
+        </w:rPr>
+      </w:pPr>
+      <w:r>
+        <w:rPr>
+          <w:rFonts w:ascii="Times New Roman" w:hAnsi="Times New Roman" w:cs="Times New Roman"/>
+          <w:sz w:val="28"/>
+          <w:szCs w:val="28"/>
+        </w:rPr>
+        <w:t xml:space="preserve">Introduce automated tests using the JUnit Jupiter dependency that is already declared in pom.xml but currently has no accompanying test classes — particularly for </w:t>
+      </w:r>
+      <w:proofErr w:type="spellStart"/>
+      <w:r>
+        <w:rPr>
+          <w:rFonts w:ascii="Times New Roman" w:hAnsi="Times New Roman" w:cs="Times New Roman"/>
+          <w:sz w:val="28"/>
+          <w:szCs w:val="28"/>
+        </w:rPr>
+        <w:t>Order.toRecordLine</w:t>
+      </w:r>
+      <w:proofErr w:type="spellEnd"/>
+      <w:r>
+        <w:rPr>
+          <w:rFonts w:ascii="Times New Roman" w:hAnsi="Times New Roman" w:cs="Times New Roman"/>
+          <w:sz w:val="28"/>
+          <w:szCs w:val="28"/>
+        </w:rPr>
+        <w:t>()/</w:t>
       </w:r>
       <w:proofErr w:type="spellStart"/>
       <w:proofErr w:type="gramStart"/>
@@ -12277,7 +13210,7 @@
           <w:sz w:val="28"/>
           <w:szCs w:val="28"/>
         </w:rPr>
-        <w:t>loadMockMenuData</w:t>
+        <w:t>fromRecordLine</w:t>
       </w:r>
       <w:proofErr w:type="spellEnd"/>
       <w:r>
@@ -12295,85 +13228,6 @@
           <w:sz w:val="28"/>
           <w:szCs w:val="28"/>
         </w:rPr>
-        <w:t>).</w:t>
-      </w:r>
-    </w:p>
-    <w:p>
-      <w:pPr>
-        <w:pStyle w:val="ListParagraph"/>
-        <w:numPr>
-          <w:ilvl w:val="0"/>
-          <w:numId w:val="2"/>
-        </w:numPr>
-        <w:spacing w:before="100" w:beforeAutospacing="1" w:line="480" w:lineRule="auto"/>
-        <w:jc w:val="both"/>
-        <w:rPr>
-          <w:rFonts w:ascii="Times New Roman" w:hAnsi="Times New Roman" w:cs="Times New Roman"/>
-          <w:sz w:val="28"/>
-          <w:szCs w:val="28"/>
-        </w:rPr>
-      </w:pPr>
-      <w:r>
-        <w:rPr>
-          <w:rFonts w:ascii="Times New Roman" w:hAnsi="Times New Roman" w:cs="Times New Roman"/>
-          <w:sz w:val="28"/>
-          <w:szCs w:val="28"/>
-        </w:rPr>
-        <w:t xml:space="preserve">Introduce automated tests using the JUnit Jupiter dependency that is already declared in pom.xml but currently has no accompanying test classes — particularly </w:t>
-      </w:r>
-      <w:r>
-        <w:rPr>
-          <w:rFonts w:ascii="Times New Roman" w:hAnsi="Times New Roman" w:cs="Times New Roman"/>
-          <w:sz w:val="28"/>
-          <w:szCs w:val="28"/>
-        </w:rPr>
-        <w:lastRenderedPageBreak/>
-        <w:t xml:space="preserve">for </w:t>
-      </w:r>
-      <w:proofErr w:type="spellStart"/>
-      <w:r>
-        <w:rPr>
-          <w:rFonts w:ascii="Times New Roman" w:hAnsi="Times New Roman" w:cs="Times New Roman"/>
-          <w:sz w:val="28"/>
-          <w:szCs w:val="28"/>
-        </w:rPr>
-        <w:t>Order.toRecordLine</w:t>
-      </w:r>
-      <w:proofErr w:type="spellEnd"/>
-      <w:r>
-        <w:rPr>
-          <w:rFonts w:ascii="Times New Roman" w:hAnsi="Times New Roman" w:cs="Times New Roman"/>
-          <w:sz w:val="28"/>
-          <w:szCs w:val="28"/>
-        </w:rPr>
-        <w:t>()/</w:t>
-      </w:r>
-      <w:proofErr w:type="spellStart"/>
-      <w:proofErr w:type="gramStart"/>
-      <w:r>
-        <w:rPr>
-          <w:rFonts w:ascii="Times New Roman" w:hAnsi="Times New Roman" w:cs="Times New Roman"/>
-          <w:sz w:val="28"/>
-          <w:szCs w:val="28"/>
-        </w:rPr>
-        <w:t>fromRecordLine</w:t>
-      </w:r>
-      <w:proofErr w:type="spellEnd"/>
-      <w:r>
-        <w:rPr>
-          <w:rFonts w:ascii="Times New Roman" w:hAnsi="Times New Roman" w:cs="Times New Roman"/>
-          <w:sz w:val="28"/>
-          <w:szCs w:val="28"/>
-        </w:rPr>
-        <w:t>(</w:t>
-      </w:r>
-      <w:proofErr w:type="gramEnd"/>
-      <w:r>
-        <w:rPr>
-          <w:rFonts w:ascii="Times New Roman" w:hAnsi="Times New Roman" w:cs="Times New Roman"/>
-          <w:sz w:val="28"/>
-          <w:szCs w:val="28"/>
-        </w:rPr>
         <w:t xml:space="preserve">) round-tripping and </w:t>
       </w:r>
       <w:proofErr w:type="spellStart"/>
@@ -12393,72 +13247,6 @@
           <w:szCs w:val="28"/>
         </w:rPr>
         <w:t xml:space="preserve"> registration edge cases.</w:t>
-      </w:r>
-    </w:p>
-    <w:p>
-      <w:pPr>
-        <w:pStyle w:val="ListParagraph"/>
-        <w:numPr>
-          <w:ilvl w:val="0"/>
-          <w:numId w:val="2"/>
-        </w:numPr>
-        <w:spacing w:before="100" w:beforeAutospacing="1" w:line="480" w:lineRule="auto"/>
-        <w:jc w:val="both"/>
-        <w:rPr>
-          <w:rFonts w:ascii="Times New Roman" w:hAnsi="Times New Roman" w:cs="Times New Roman"/>
-          <w:sz w:val="28"/>
-          <w:szCs w:val="28"/>
-        </w:rPr>
-      </w:pPr>
-      <w:r>
-        <w:rPr>
-          <w:rFonts w:ascii="Times New Roman" w:hAnsi="Times New Roman" w:cs="Times New Roman"/>
-          <w:sz w:val="28"/>
-          <w:szCs w:val="28"/>
-        </w:rPr>
-        <w:t>Add order status tracking (e.g. Placed → Preparing → Out for Delivery → Delivered) as a natural extension of the existing Order model, which would let the administrator dashboard double as a basic operations tool rather than a read-only ledger.</w:t>
-      </w:r>
-    </w:p>
-    <w:p>
-      <w:pPr>
-        <w:pStyle w:val="ListParagraph"/>
-        <w:numPr>
-          <w:ilvl w:val="0"/>
-          <w:numId w:val="2"/>
-        </w:numPr>
-        <w:spacing w:before="100" w:beforeAutospacing="1" w:line="480" w:lineRule="auto"/>
-        <w:jc w:val="both"/>
-        <w:rPr>
-          <w:rFonts w:ascii="Times New Roman" w:hAnsi="Times New Roman" w:cs="Times New Roman"/>
-          <w:sz w:val="28"/>
-          <w:szCs w:val="28"/>
-        </w:rPr>
-      </w:pPr>
-      <w:r>
-        <w:rPr>
-          <w:rFonts w:ascii="Times New Roman" w:hAnsi="Times New Roman" w:cs="Times New Roman"/>
-          <w:sz w:val="28"/>
-          <w:szCs w:val="28"/>
-        </w:rPr>
-        <w:t xml:space="preserve">Consider </w:t>
-      </w:r>
-      <w:proofErr w:type="spellStart"/>
-      <w:r>
-        <w:rPr>
-          <w:rFonts w:ascii="Times New Roman" w:hAnsi="Times New Roman" w:cs="Times New Roman"/>
-          <w:sz w:val="28"/>
-          <w:szCs w:val="28"/>
-        </w:rPr>
-        <w:t>externalising</w:t>
-      </w:r>
-      <w:proofErr w:type="spellEnd"/>
-      <w:r>
-        <w:rPr>
-          <w:rFonts w:ascii="Times New Roman" w:hAnsi="Times New Roman" w:cs="Times New Roman"/>
-          <w:sz w:val="28"/>
-          <w:szCs w:val="28"/>
-        </w:rPr>
-        <w:t xml:space="preserve"> the currently hard-coded restaurant name ("PIO Online Food Delivery Company") and menu into a configuration file, which would let the same codebase serve multiple restaurants with minimal change.</w:t>
       </w:r>
     </w:p>
     <w:p>
@@ -12485,12 +13273,14 @@
           <w:sz w:val="28"/>
           <w:szCs w:val="28"/>
         </w:rPr>
+        <w:lastRenderedPageBreak/>
         <w:t>16. References</w:t>
       </w:r>
     </w:p>
     <w:p>
       <w:pPr>
         <w:spacing w:before="100" w:beforeAutospacing="1"/>
+        <w:ind w:left="720" w:hanging="720"/>
         <w:rPr>
           <w:rFonts w:ascii="Times New Roman" w:hAnsi="Times New Roman" w:cs="Times New Roman"/>
           <w:sz w:val="28"/>
@@ -12509,6 +13299,7 @@
     <w:p>
       <w:pPr>
         <w:spacing w:before="100" w:beforeAutospacing="1"/>
+        <w:ind w:left="720" w:hanging="720"/>
         <w:rPr>
           <w:rFonts w:ascii="Times New Roman" w:hAnsi="Times New Roman" w:cs="Times New Roman"/>
           <w:sz w:val="28"/>
@@ -12553,6 +13344,7 @@
     <w:p>
       <w:pPr>
         <w:spacing w:before="100" w:beforeAutospacing="1"/>
+        <w:ind w:left="720" w:hanging="720"/>
         <w:rPr>
           <w:rFonts w:ascii="Times New Roman" w:hAnsi="Times New Roman" w:cs="Times New Roman"/>
           <w:sz w:val="28"/>
@@ -12581,6 +13373,7 @@
     <w:p>
       <w:pPr>
         <w:spacing w:before="100" w:beforeAutospacing="1"/>
+        <w:ind w:left="720" w:hanging="720"/>
         <w:rPr>
           <w:rFonts w:ascii="Times New Roman" w:hAnsi="Times New Roman" w:cs="Times New Roman"/>
           <w:sz w:val="28"/>
@@ -12617,6 +13410,7 @@
     <w:p>
       <w:pPr>
         <w:spacing w:before="100" w:beforeAutospacing="1"/>
+        <w:ind w:left="720" w:hanging="720"/>
         <w:rPr>
           <w:rFonts w:ascii="Times New Roman" w:hAnsi="Times New Roman" w:cs="Times New Roman"/>
           <w:sz w:val="28"/>
@@ -12635,6 +13429,7 @@
     <w:p>
       <w:pPr>
         <w:spacing w:before="100" w:beforeAutospacing="1"/>
+        <w:ind w:left="720" w:hanging="720"/>
         <w:rPr>
           <w:rFonts w:ascii="Times New Roman" w:hAnsi="Times New Roman" w:cs="Times New Roman"/>
           <w:sz w:val="28"/>
@@ -12671,6 +13466,7 @@
     <w:p>
       <w:pPr>
         <w:spacing w:before="100" w:beforeAutospacing="1"/>
+        <w:ind w:left="720" w:hanging="720"/>
         <w:rPr>
           <w:rFonts w:ascii="Times New Roman" w:hAnsi="Times New Roman" w:cs="Times New Roman"/>
           <w:sz w:val="28"/>
@@ -12705,8 +13501,8 @@
       </w:r>
     </w:p>
     <w:sectPr>
-      <w:headerReference w:type="default" r:id="rId15"/>
-      <w:footerReference w:type="default" r:id="rId16"/>
+      <w:headerReference w:type="default" r:id="rId17"/>
+      <w:footerReference w:type="default" r:id="rId18"/>
       <w:pgSz w:w="12240" w:h="15840"/>
       <w:pgMar w:top="1080" w:right="1260" w:bottom="1080" w:left="1260" w:header="432" w:footer="708" w:gutter="0"/>
       <w:cols w:space="720"/>
@@ -13023,6 +13819,60 @@
 <file path=word/numbering.xml><?xml version="1.0" encoding="utf-8"?>
 <w:numbering xmlns:wpc="http://schemas.microsoft.com/office/word/2010/wordprocessingCanvas" xmlns:cx="http://schemas.microsoft.com/office/drawing/2014/chartex" xmlns:cx1="http://schemas.microsoft.com/office/drawing/2015/9/8/chartex" xmlns:cx2="http://schemas.microsoft.com/office/drawing/2015/10/21/chartex" xmlns:cx3="http://schemas.microsoft.com/office/drawing/2016/5/9/chartex" xmlns:cx4="http://schemas.microsoft.com/office/drawing/2016/5/10/chartex" xmlns:cx5="http://schemas.microsoft.com/office/drawing/2016/5/11/chartex" xmlns:cx6="http://schemas.microsoft.com/office/drawing/2016/5/12/chartex" xmlns:cx7="http://schemas.microsoft.com/office/drawing/2016/5/13/chartex" xmlns:cx8="http://schemas.microsoft.com/office/drawing/2016/5/14/chartex" xmlns:mc="http://schemas.openxmlformats.org/markup-compatibility/2006" xmlns:aink="http://schemas.microsoft.com/office/drawing/2016/ink" xmlns:am3d="http://schemas.microsoft.com/office/drawing/2017/model3d" xmlns:o="urn:schemas-microsoft-com:office:office" xmlns:oel="http://schemas.microsoft.com/office/2019/extlst" xmlns:r="http://schemas.openxmlformats.org/officeDocument/2006/relationships" xmlns:m="http://schemas.openxmlformats.org/officeDocument/2006/math" xmlns:v="urn:schemas-microsoft-com:vml" xmlns:wp14="http://schemas.microsoft.com/office/word/2010/wordprocessingDrawing" xmlns:wp="http://schemas.openxmlformats.org/drawingml/2006/wordprocessingDrawing" xmlns:w10="urn:schemas-microsoft-com:office:word" xmlns:w="http://schemas.openxmlformats.org/wordprocessingml/2006/main" xmlns:w14="http://schemas.microsoft.com/office/word/2010/wordml" xmlns:w15="http://schemas.microsoft.com/office/word/2012/wordml" xmlns:w16cex="http://schemas.microsoft.com/office/word/2018/wordml/cex" xmlns:w16cid="http://schemas.microsoft.com/office/word/2016/wordml/cid" xmlns:w16="http://schemas.microsoft.com/office/word/2018/wordml" xmlns:w16du="http://schemas.microsoft.com/office/word/2023/wordml/word16du" xmlns:w16sdtdh="http://schemas.microsoft.com/office/word/2020/wordml/sdtdatahash" xmlns:w16sdtfl="http://schemas.microsoft.com/office/word/2024/wordml/sdtformatlock" xmlns:w16se="http://schemas.microsoft.com/office/word/2015/wordml/symex" xmlns:wpg="http://schemas.microsoft.com/office/word/2010/wordprocessingGroup" xmlns:wpi="http://schemas.microsoft.com/office/word/2010/wordprocessingInk" xmlns:wne="http://schemas.microsoft.com/office/word/2006/wordml" xmlns:wps="http://schemas.microsoft.com/office/word/2010/wordprocessingShape" mc:Ignorable="w14 w15 w16se w16cid w16 w16cex w16sdtdh w16sdtfl w16du wp14">
   <w:abstractNum w:abstractNumId="0" w15:restartNumberingAfterBreak="0">
+    <w:nsid w:val="00D33A13"/>
+    <w:multiLevelType w:val="hybridMultilevel"/>
+    <w:tmpl w:val="9DDED8D2"/>
+    <w:lvl w:ilvl="0" w:tplc="FFFFFFFF">
+      <w:start w:val="1"/>
+      <w:numFmt w:val="decimal"/>
+      <w:lvlText w:val="%1."/>
+      <w:lvlJc w:val="left"/>
+      <w:pPr>
+        <w:ind w:left="450" w:hanging="300"/>
+      </w:pPr>
+    </w:lvl>
+    <w:lvl w:ilvl="1" w:tplc="FFFFFFFF">
+      <w:numFmt w:val="decimal"/>
+      <w:lvlText w:val=""/>
+      <w:lvlJc w:val="left"/>
+    </w:lvl>
+    <w:lvl w:ilvl="2" w:tplc="FFFFFFFF">
+      <w:numFmt w:val="decimal"/>
+      <w:lvlText w:val=""/>
+      <w:lvlJc w:val="left"/>
+    </w:lvl>
+    <w:lvl w:ilvl="3" w:tplc="FFFFFFFF">
+      <w:numFmt w:val="decimal"/>
+      <w:lvlText w:val=""/>
+      <w:lvlJc w:val="left"/>
+    </w:lvl>
+    <w:lvl w:ilvl="4" w:tplc="FFFFFFFF">
+      <w:numFmt w:val="decimal"/>
+      <w:lvlText w:val=""/>
+      <w:lvlJc w:val="left"/>
+    </w:lvl>
+    <w:lvl w:ilvl="5" w:tplc="FFFFFFFF">
+      <w:numFmt w:val="decimal"/>
+      <w:lvlText w:val=""/>
+      <w:lvlJc w:val="left"/>
+    </w:lvl>
+    <w:lvl w:ilvl="6" w:tplc="FFFFFFFF">
+      <w:numFmt w:val="decimal"/>
+      <w:lvlText w:val=""/>
+      <w:lvlJc w:val="left"/>
+    </w:lvl>
+    <w:lvl w:ilvl="7" w:tplc="FFFFFFFF">
+      <w:numFmt w:val="decimal"/>
+      <w:lvlText w:val=""/>
+      <w:lvlJc w:val="left"/>
+    </w:lvl>
+    <w:lvl w:ilvl="8" w:tplc="FFFFFFFF">
+      <w:numFmt w:val="decimal"/>
+      <w:lvlText w:val=""/>
+      <w:lvlJc w:val="left"/>
+    </w:lvl>
+  </w:abstractNum>
+  <w:abstractNum w:abstractNumId="1" w15:restartNumberingAfterBreak="0">
     <w:nsid w:val="00D632A3"/>
     <w:multiLevelType w:val="hybridMultilevel"/>
     <w:tmpl w:val="9DDED8D2"/>
@@ -13076,7 +13926,7 @@
       <w:lvlJc w:val="left"/>
     </w:lvl>
   </w:abstractNum>
-  <w:abstractNum w:abstractNumId="1" w15:restartNumberingAfterBreak="0">
+  <w:abstractNum w:abstractNumId="2" w15:restartNumberingAfterBreak="0">
     <w:nsid w:val="03602E50"/>
     <w:multiLevelType w:val="hybridMultilevel"/>
     <w:tmpl w:val="C9F67F4C"/>
@@ -13162,7 +14012,7 @@
       </w:pPr>
     </w:lvl>
   </w:abstractNum>
-  <w:abstractNum w:abstractNumId="2" w15:restartNumberingAfterBreak="0">
+  <w:abstractNum w:abstractNumId="3" w15:restartNumberingAfterBreak="0">
     <w:nsid w:val="75656990"/>
     <w:multiLevelType w:val="hybridMultilevel"/>
     <w:tmpl w:val="4384719C"/>
@@ -13249,19 +14099,25 @@
     </w:lvl>
   </w:abstractNum>
   <w:num w:numId="1" w16cid:durableId="702947659">
-    <w:abstractNumId w:val="2"/>
+    <w:abstractNumId w:val="3"/>
     <w:lvlOverride w:ilvl="0">
       <w:startOverride w:val="1"/>
     </w:lvlOverride>
   </w:num>
   <w:num w:numId="2" w16cid:durableId="1986277225">
-    <w:abstractNumId w:val="0"/>
+    <w:abstractNumId w:val="1"/>
     <w:lvlOverride w:ilvl="0">
       <w:startOverride w:val="1"/>
     </w:lvlOverride>
   </w:num>
   <w:num w:numId="3" w16cid:durableId="1290432839">
+    <w:abstractNumId w:val="2"/>
+  </w:num>
+  <w:num w:numId="4" w16cid:durableId="439490008">
     <w:abstractNumId w:val="1"/>
+  </w:num>
+  <w:num w:numId="5" w16cid:durableId="568078854">
+    <w:abstractNumId w:val="0"/>
   </w:num>
 </w:numbering>
 </file>
@@ -13747,7 +14603,6 @@
   <w:style w:type="character" w:default="1" w:styleId="DefaultParagraphFont">
     <w:name w:val="Default Paragraph Font"/>
     <w:uiPriority w:val="1"/>
-    <w:semiHidden/>
     <w:unhideWhenUsed/>
   </w:style>
   <w:style w:type="table" w:default="1" w:styleId="TableNormal">
